--- a/NLP_Aleksandar_Jovanovic.docx
+++ b/NLP_Aleksandar_Jovanovic.docx
@@ -481,6 +481,14 @@
       </w:r>
       <w:r>
         <w:rPr>
+          <w:rFonts w:hint="default" w:ascii="Times New Roman" w:hAnsi="Times New Roman" w:eastAsia="Times New Roman" w:cs="Times New Roman"/>
+          <w:spacing w:val="-2"/>
+          <w:lang w:val="sr-Latn-RS"/>
+        </w:rPr>
+        <w:t xml:space="preserve">prof. </w:t>
+      </w:r>
+      <w:r>
+        <w:rPr>
           <w:rFonts w:ascii="Times New Roman" w:hAnsi="Times New Roman" w:eastAsia="Times New Roman" w:cs="Times New Roman"/>
         </w:rPr>
         <w:t>Suzana</w:t>
@@ -732,14 +740,19 @@
         <w:tabs>
           <w:tab w:val="right" w:leader="dot" w:pos="9360"/>
         </w:tabs>
+        <w:rPr>
+          <w:rFonts w:hint="default" w:ascii="Times New Roman" w:hAnsi="Times New Roman" w:cs="Times New Roman"/>
+          <w:sz w:val="24"/>
+          <w:szCs w:val="24"/>
+        </w:rPr>
       </w:pPr>
       <w:r>
         <w:rPr>
           <w:rFonts w:hint="default" w:ascii="Times New Roman" w:hAnsi="Times New Roman" w:cs="Times New Roman"/>
           <w:b/>
           <w:bCs/>
-          <w:sz w:val="28"/>
-          <w:szCs w:val="28"/>
+          <w:sz w:val="24"/>
+          <w:szCs w:val="24"/>
           <w:lang w:val="sr-Latn-RS"/>
         </w:rPr>
         <w:fldChar w:fldCharType="begin"/>
@@ -749,8 +762,8 @@
           <w:rFonts w:hint="default" w:ascii="Times New Roman" w:hAnsi="Times New Roman" w:cs="Times New Roman"/>
           <w:b/>
           <w:bCs/>
-          <w:sz w:val="28"/>
-          <w:szCs w:val="28"/>
+          <w:sz w:val="24"/>
+          <w:szCs w:val="24"/>
           <w:lang w:val="sr-Latn-RS"/>
         </w:rPr>
         <w:instrText xml:space="preserve">TOC \o "1-3" \h \u </w:instrText>
@@ -760,8 +773,8 @@
           <w:rFonts w:hint="default" w:ascii="Times New Roman" w:hAnsi="Times New Roman" w:cs="Times New Roman"/>
           <w:b/>
           <w:bCs/>
-          <w:sz w:val="28"/>
-          <w:szCs w:val="28"/>
+          <w:sz w:val="24"/>
+          <w:szCs w:val="24"/>
           <w:lang w:val="sr-Latn-RS"/>
         </w:rPr>
         <w:fldChar w:fldCharType="separate"/>
@@ -770,7 +783,8 @@
         <w:rPr>
           <w:rFonts w:hint="default" w:ascii="Times New Roman" w:hAnsi="Times New Roman" w:cs="Times New Roman"/>
           <w:bCs/>
-          <w:szCs w:val="28"/>
+          <w:sz w:val="24"/>
+          <w:szCs w:val="24"/>
           <w:lang w:val="sr-Latn-RS"/>
         </w:rPr>
         <w:fldChar w:fldCharType="begin"/>
@@ -779,7 +793,8 @@
         <w:rPr>
           <w:rFonts w:hint="default" w:ascii="Times New Roman" w:hAnsi="Times New Roman" w:cs="Times New Roman"/>
           <w:bCs/>
-          <w:szCs w:val="28"/>
+          <w:sz w:val="24"/>
+          <w:szCs w:val="24"/>
           <w:lang w:val="sr-Latn-RS"/>
         </w:rPr>
         <w:instrText xml:space="preserve"> HYPERLINK \l _Toc17991 </w:instrText>
@@ -788,40 +803,74 @@
         <w:rPr>
           <w:rFonts w:hint="default" w:ascii="Times New Roman" w:hAnsi="Times New Roman" w:cs="Times New Roman"/>
           <w:bCs/>
-          <w:szCs w:val="28"/>
+          <w:sz w:val="24"/>
+          <w:szCs w:val="24"/>
           <w:lang w:val="sr-Latn-RS"/>
         </w:rPr>
         <w:fldChar w:fldCharType="separate"/>
       </w:r>
       <w:r>
         <w:rPr>
-          <w:rFonts w:hint="default"/>
+          <w:rFonts w:hint="default" w:ascii="Times New Roman" w:hAnsi="Times New Roman" w:cs="Times New Roman"/>
+          <w:sz w:val="24"/>
+          <w:szCs w:val="24"/>
         </w:rPr>
         <w:t>1. Uvod</w:t>
       </w:r>
       <w:r>
+        <w:rPr>
+          <w:rFonts w:hint="default" w:ascii="Times New Roman" w:hAnsi="Times New Roman" w:cs="Times New Roman"/>
+          <w:sz w:val="24"/>
+          <w:szCs w:val="24"/>
+        </w:rPr>
         <w:tab/>
       </w:r>
       <w:r>
+        <w:rPr>
+          <w:rFonts w:hint="default" w:ascii="Times New Roman" w:hAnsi="Times New Roman" w:cs="Times New Roman"/>
+          <w:sz w:val="24"/>
+          <w:szCs w:val="24"/>
+        </w:rPr>
         <w:fldChar w:fldCharType="begin"/>
       </w:r>
       <w:r>
+        <w:rPr>
+          <w:rFonts w:hint="default" w:ascii="Times New Roman" w:hAnsi="Times New Roman" w:cs="Times New Roman"/>
+          <w:sz w:val="24"/>
+          <w:szCs w:val="24"/>
+        </w:rPr>
         <w:instrText xml:space="preserve"> PAGEREF _Toc17991 \h </w:instrText>
       </w:r>
       <w:r>
+        <w:rPr>
+          <w:rFonts w:hint="default" w:ascii="Times New Roman" w:hAnsi="Times New Roman" w:cs="Times New Roman"/>
+          <w:sz w:val="24"/>
+          <w:szCs w:val="24"/>
+        </w:rPr>
         <w:fldChar w:fldCharType="separate"/>
       </w:r>
       <w:r>
+        <w:rPr>
+          <w:rFonts w:hint="default" w:ascii="Times New Roman" w:hAnsi="Times New Roman" w:cs="Times New Roman"/>
+          <w:sz w:val="24"/>
+          <w:szCs w:val="24"/>
+        </w:rPr>
         <w:t>4</w:t>
       </w:r>
       <w:r>
+        <w:rPr>
+          <w:rFonts w:hint="default" w:ascii="Times New Roman" w:hAnsi="Times New Roman" w:cs="Times New Roman"/>
+          <w:sz w:val="24"/>
+          <w:szCs w:val="24"/>
+        </w:rPr>
         <w:fldChar w:fldCharType="end"/>
       </w:r>
       <w:r>
         <w:rPr>
           <w:rFonts w:hint="default" w:ascii="Times New Roman" w:hAnsi="Times New Roman" w:cs="Times New Roman"/>
           <w:bCs/>
-          <w:szCs w:val="28"/>
+          <w:sz w:val="24"/>
+          <w:szCs w:val="24"/>
           <w:lang w:val="sr-Latn-RS"/>
         </w:rPr>
         <w:fldChar w:fldCharType="end"/>
@@ -833,12 +882,18 @@
         <w:tabs>
           <w:tab w:val="right" w:leader="dot" w:pos="9360"/>
         </w:tabs>
+        <w:rPr>
+          <w:rFonts w:hint="default" w:ascii="Times New Roman" w:hAnsi="Times New Roman" w:cs="Times New Roman"/>
+          <w:sz w:val="24"/>
+          <w:szCs w:val="24"/>
+        </w:rPr>
       </w:pPr>
       <w:r>
         <w:rPr>
           <w:rFonts w:hint="default" w:ascii="Times New Roman" w:hAnsi="Times New Roman" w:cs="Times New Roman"/>
           <w:bCs/>
-          <w:szCs w:val="28"/>
+          <w:sz w:val="24"/>
+          <w:szCs w:val="24"/>
           <w:lang w:val="sr-Latn-RS"/>
         </w:rPr>
         <w:fldChar w:fldCharType="begin"/>
@@ -847,7 +902,8 @@
         <w:rPr>
           <w:rFonts w:hint="default" w:ascii="Times New Roman" w:hAnsi="Times New Roman" w:cs="Times New Roman"/>
           <w:bCs/>
-          <w:szCs w:val="28"/>
+          <w:sz w:val="24"/>
+          <w:szCs w:val="24"/>
           <w:lang w:val="sr-Latn-RS"/>
         </w:rPr>
         <w:instrText xml:space="preserve"> HYPERLINK \l _Toc2920 </w:instrText>
@@ -856,37 +912,74 @@
         <w:rPr>
           <w:rFonts w:hint="default" w:ascii="Times New Roman" w:hAnsi="Times New Roman" w:cs="Times New Roman"/>
           <w:bCs/>
-          <w:szCs w:val="28"/>
+          <w:sz w:val="24"/>
+          <w:szCs w:val="24"/>
           <w:lang w:val="sr-Latn-RS"/>
         </w:rPr>
         <w:fldChar w:fldCharType="separate"/>
       </w:r>
       <w:r>
+        <w:rPr>
+          <w:rFonts w:hint="default" w:ascii="Times New Roman" w:hAnsi="Times New Roman" w:cs="Times New Roman"/>
+          <w:sz w:val="24"/>
+          <w:szCs w:val="24"/>
+        </w:rPr>
         <w:t>2. Obrada prirodnih jezika (NLP)</w:t>
       </w:r>
       <w:r>
+        <w:rPr>
+          <w:rFonts w:hint="default" w:ascii="Times New Roman" w:hAnsi="Times New Roman" w:cs="Times New Roman"/>
+          <w:sz w:val="24"/>
+          <w:szCs w:val="24"/>
+        </w:rPr>
         <w:tab/>
       </w:r>
       <w:r>
+        <w:rPr>
+          <w:rFonts w:hint="default" w:ascii="Times New Roman" w:hAnsi="Times New Roman" w:cs="Times New Roman"/>
+          <w:sz w:val="24"/>
+          <w:szCs w:val="24"/>
+        </w:rPr>
         <w:fldChar w:fldCharType="begin"/>
       </w:r>
       <w:r>
+        <w:rPr>
+          <w:rFonts w:hint="default" w:ascii="Times New Roman" w:hAnsi="Times New Roman" w:cs="Times New Roman"/>
+          <w:sz w:val="24"/>
+          <w:szCs w:val="24"/>
+        </w:rPr>
         <w:instrText xml:space="preserve"> PAGEREF _Toc2920 \h </w:instrText>
       </w:r>
       <w:r>
+        <w:rPr>
+          <w:rFonts w:hint="default" w:ascii="Times New Roman" w:hAnsi="Times New Roman" w:cs="Times New Roman"/>
+          <w:sz w:val="24"/>
+          <w:szCs w:val="24"/>
+        </w:rPr>
         <w:fldChar w:fldCharType="separate"/>
       </w:r>
       <w:r>
+        <w:rPr>
+          <w:rFonts w:hint="default" w:ascii="Times New Roman" w:hAnsi="Times New Roman" w:cs="Times New Roman"/>
+          <w:sz w:val="24"/>
+          <w:szCs w:val="24"/>
+        </w:rPr>
         <w:t>6</w:t>
       </w:r>
       <w:r>
+        <w:rPr>
+          <w:rFonts w:hint="default" w:ascii="Times New Roman" w:hAnsi="Times New Roman" w:cs="Times New Roman"/>
+          <w:sz w:val="24"/>
+          <w:szCs w:val="24"/>
+        </w:rPr>
         <w:fldChar w:fldCharType="end"/>
       </w:r>
       <w:r>
         <w:rPr>
           <w:rFonts w:hint="default" w:ascii="Times New Roman" w:hAnsi="Times New Roman" w:cs="Times New Roman"/>
           <w:bCs/>
-          <w:szCs w:val="28"/>
+          <w:sz w:val="24"/>
+          <w:szCs w:val="24"/>
           <w:lang w:val="sr-Latn-RS"/>
         </w:rPr>
         <w:fldChar w:fldCharType="end"/>
@@ -898,12 +991,18 @@
         <w:tabs>
           <w:tab w:val="right" w:leader="dot" w:pos="9360"/>
         </w:tabs>
+        <w:rPr>
+          <w:rFonts w:hint="default" w:ascii="Times New Roman" w:hAnsi="Times New Roman" w:cs="Times New Roman"/>
+          <w:sz w:val="24"/>
+          <w:szCs w:val="24"/>
+        </w:rPr>
       </w:pPr>
       <w:r>
         <w:rPr>
           <w:rFonts w:hint="default" w:ascii="Times New Roman" w:hAnsi="Times New Roman" w:cs="Times New Roman"/>
           <w:bCs/>
-          <w:szCs w:val="28"/>
+          <w:sz w:val="24"/>
+          <w:szCs w:val="24"/>
           <w:lang w:val="sr-Latn-RS"/>
         </w:rPr>
         <w:fldChar w:fldCharType="begin"/>
@@ -912,7 +1011,8 @@
         <w:rPr>
           <w:rFonts w:hint="default" w:ascii="Times New Roman" w:hAnsi="Times New Roman" w:cs="Times New Roman"/>
           <w:bCs/>
-          <w:szCs w:val="28"/>
+          <w:sz w:val="24"/>
+          <w:szCs w:val="24"/>
           <w:lang w:val="sr-Latn-RS"/>
         </w:rPr>
         <w:instrText xml:space="preserve"> HYPERLINK \l _Toc29638 </w:instrText>
@@ -921,40 +1021,74 @@
         <w:rPr>
           <w:rFonts w:hint="default" w:ascii="Times New Roman" w:hAnsi="Times New Roman" w:cs="Times New Roman"/>
           <w:bCs/>
-          <w:szCs w:val="28"/>
+          <w:sz w:val="24"/>
+          <w:szCs w:val="24"/>
           <w:lang w:val="sr-Latn-RS"/>
         </w:rPr>
         <w:fldChar w:fldCharType="separate"/>
       </w:r>
       <w:r>
         <w:rPr>
-          <w:rFonts w:hint="default"/>
+          <w:rFonts w:hint="default" w:ascii="Times New Roman" w:hAnsi="Times New Roman" w:cs="Times New Roman"/>
+          <w:sz w:val="24"/>
+          <w:szCs w:val="24"/>
         </w:rPr>
         <w:t>2.1 Šta je NLP</w:t>
       </w:r>
       <w:r>
+        <w:rPr>
+          <w:rFonts w:hint="default" w:ascii="Times New Roman" w:hAnsi="Times New Roman" w:cs="Times New Roman"/>
+          <w:sz w:val="24"/>
+          <w:szCs w:val="24"/>
+        </w:rPr>
         <w:tab/>
       </w:r>
       <w:r>
+        <w:rPr>
+          <w:rFonts w:hint="default" w:ascii="Times New Roman" w:hAnsi="Times New Roman" w:cs="Times New Roman"/>
+          <w:sz w:val="24"/>
+          <w:szCs w:val="24"/>
+        </w:rPr>
         <w:fldChar w:fldCharType="begin"/>
       </w:r>
       <w:r>
+        <w:rPr>
+          <w:rFonts w:hint="default" w:ascii="Times New Roman" w:hAnsi="Times New Roman" w:cs="Times New Roman"/>
+          <w:sz w:val="24"/>
+          <w:szCs w:val="24"/>
+        </w:rPr>
         <w:instrText xml:space="preserve"> PAGEREF _Toc29638 \h </w:instrText>
       </w:r>
       <w:r>
+        <w:rPr>
+          <w:rFonts w:hint="default" w:ascii="Times New Roman" w:hAnsi="Times New Roman" w:cs="Times New Roman"/>
+          <w:sz w:val="24"/>
+          <w:szCs w:val="24"/>
+        </w:rPr>
         <w:fldChar w:fldCharType="separate"/>
       </w:r>
       <w:r>
+        <w:rPr>
+          <w:rFonts w:hint="default" w:ascii="Times New Roman" w:hAnsi="Times New Roman" w:cs="Times New Roman"/>
+          <w:sz w:val="24"/>
+          <w:szCs w:val="24"/>
+        </w:rPr>
         <w:t>6</w:t>
       </w:r>
       <w:r>
+        <w:rPr>
+          <w:rFonts w:hint="default" w:ascii="Times New Roman" w:hAnsi="Times New Roman" w:cs="Times New Roman"/>
+          <w:sz w:val="24"/>
+          <w:szCs w:val="24"/>
+        </w:rPr>
         <w:fldChar w:fldCharType="end"/>
       </w:r>
       <w:r>
         <w:rPr>
           <w:rFonts w:hint="default" w:ascii="Times New Roman" w:hAnsi="Times New Roman" w:cs="Times New Roman"/>
           <w:bCs/>
-          <w:szCs w:val="28"/>
+          <w:sz w:val="24"/>
+          <w:szCs w:val="24"/>
           <w:lang w:val="sr-Latn-RS"/>
         </w:rPr>
         <w:fldChar w:fldCharType="end"/>
@@ -966,12 +1100,18 @@
         <w:tabs>
           <w:tab w:val="right" w:leader="dot" w:pos="9360"/>
         </w:tabs>
+        <w:rPr>
+          <w:rFonts w:hint="default" w:ascii="Times New Roman" w:hAnsi="Times New Roman" w:cs="Times New Roman"/>
+          <w:sz w:val="24"/>
+          <w:szCs w:val="24"/>
+        </w:rPr>
       </w:pPr>
       <w:r>
         <w:rPr>
           <w:rFonts w:hint="default" w:ascii="Times New Roman" w:hAnsi="Times New Roman" w:cs="Times New Roman"/>
           <w:bCs/>
-          <w:szCs w:val="28"/>
+          <w:sz w:val="24"/>
+          <w:szCs w:val="24"/>
           <w:lang w:val="sr-Latn-RS"/>
         </w:rPr>
         <w:fldChar w:fldCharType="begin"/>
@@ -980,7 +1120,8 @@
         <w:rPr>
           <w:rFonts w:hint="default" w:ascii="Times New Roman" w:hAnsi="Times New Roman" w:cs="Times New Roman"/>
           <w:bCs/>
-          <w:szCs w:val="28"/>
+          <w:sz w:val="24"/>
+          <w:szCs w:val="24"/>
           <w:lang w:val="sr-Latn-RS"/>
         </w:rPr>
         <w:instrText xml:space="preserve"> HYPERLINK \l _Toc30423 </w:instrText>
@@ -989,37 +1130,74 @@
         <w:rPr>
           <w:rFonts w:hint="default" w:ascii="Times New Roman" w:hAnsi="Times New Roman" w:cs="Times New Roman"/>
           <w:bCs/>
-          <w:szCs w:val="28"/>
+          <w:sz w:val="24"/>
+          <w:szCs w:val="24"/>
           <w:lang w:val="sr-Latn-RS"/>
         </w:rPr>
         <w:fldChar w:fldCharType="separate"/>
       </w:r>
       <w:r>
+        <w:rPr>
+          <w:rFonts w:hint="default" w:ascii="Times New Roman" w:hAnsi="Times New Roman" w:cs="Times New Roman"/>
+          <w:sz w:val="24"/>
+          <w:szCs w:val="24"/>
+        </w:rPr>
         <w:t>2.2 Glavni zadaci NLP-a</w:t>
       </w:r>
       <w:r>
+        <w:rPr>
+          <w:rFonts w:hint="default" w:ascii="Times New Roman" w:hAnsi="Times New Roman" w:cs="Times New Roman"/>
+          <w:sz w:val="24"/>
+          <w:szCs w:val="24"/>
+        </w:rPr>
         <w:tab/>
       </w:r>
       <w:r>
+        <w:rPr>
+          <w:rFonts w:hint="default" w:ascii="Times New Roman" w:hAnsi="Times New Roman" w:cs="Times New Roman"/>
+          <w:sz w:val="24"/>
+          <w:szCs w:val="24"/>
+        </w:rPr>
         <w:fldChar w:fldCharType="begin"/>
       </w:r>
       <w:r>
+        <w:rPr>
+          <w:rFonts w:hint="default" w:ascii="Times New Roman" w:hAnsi="Times New Roman" w:cs="Times New Roman"/>
+          <w:sz w:val="24"/>
+          <w:szCs w:val="24"/>
+        </w:rPr>
         <w:instrText xml:space="preserve"> PAGEREF _Toc30423 \h </w:instrText>
       </w:r>
       <w:r>
+        <w:rPr>
+          <w:rFonts w:hint="default" w:ascii="Times New Roman" w:hAnsi="Times New Roman" w:cs="Times New Roman"/>
+          <w:sz w:val="24"/>
+          <w:szCs w:val="24"/>
+        </w:rPr>
         <w:fldChar w:fldCharType="separate"/>
       </w:r>
       <w:r>
+        <w:rPr>
+          <w:rFonts w:hint="default" w:ascii="Times New Roman" w:hAnsi="Times New Roman" w:cs="Times New Roman"/>
+          <w:sz w:val="24"/>
+          <w:szCs w:val="24"/>
+        </w:rPr>
         <w:t>6</w:t>
       </w:r>
       <w:r>
+        <w:rPr>
+          <w:rFonts w:hint="default" w:ascii="Times New Roman" w:hAnsi="Times New Roman" w:cs="Times New Roman"/>
+          <w:sz w:val="24"/>
+          <w:szCs w:val="24"/>
+        </w:rPr>
         <w:fldChar w:fldCharType="end"/>
       </w:r>
       <w:r>
         <w:rPr>
           <w:rFonts w:hint="default" w:ascii="Times New Roman" w:hAnsi="Times New Roman" w:cs="Times New Roman"/>
           <w:bCs/>
-          <w:szCs w:val="28"/>
+          <w:sz w:val="24"/>
+          <w:szCs w:val="24"/>
           <w:lang w:val="sr-Latn-RS"/>
         </w:rPr>
         <w:fldChar w:fldCharType="end"/>
@@ -1031,12 +1209,18 @@
         <w:tabs>
           <w:tab w:val="right" w:leader="dot" w:pos="9360"/>
         </w:tabs>
+        <w:rPr>
+          <w:rFonts w:hint="default" w:ascii="Times New Roman" w:hAnsi="Times New Roman" w:cs="Times New Roman"/>
+          <w:sz w:val="24"/>
+          <w:szCs w:val="24"/>
+        </w:rPr>
       </w:pPr>
       <w:r>
         <w:rPr>
           <w:rFonts w:hint="default" w:ascii="Times New Roman" w:hAnsi="Times New Roman" w:cs="Times New Roman"/>
           <w:bCs/>
-          <w:szCs w:val="28"/>
+          <w:sz w:val="24"/>
+          <w:szCs w:val="24"/>
           <w:lang w:val="sr-Latn-RS"/>
         </w:rPr>
         <w:fldChar w:fldCharType="begin"/>
@@ -1045,7 +1229,8 @@
         <w:rPr>
           <w:rFonts w:hint="default" w:ascii="Times New Roman" w:hAnsi="Times New Roman" w:cs="Times New Roman"/>
           <w:bCs/>
-          <w:szCs w:val="28"/>
+          <w:sz w:val="24"/>
+          <w:szCs w:val="24"/>
           <w:lang w:val="sr-Latn-RS"/>
         </w:rPr>
         <w:instrText xml:space="preserve"> HYPERLINK \l _Toc20184 </w:instrText>
@@ -1054,37 +1239,74 @@
         <w:rPr>
           <w:rFonts w:hint="default" w:ascii="Times New Roman" w:hAnsi="Times New Roman" w:cs="Times New Roman"/>
           <w:bCs/>
-          <w:szCs w:val="28"/>
+          <w:sz w:val="24"/>
+          <w:szCs w:val="24"/>
           <w:lang w:val="sr-Latn-RS"/>
         </w:rPr>
         <w:fldChar w:fldCharType="separate"/>
       </w:r>
       <w:r>
+        <w:rPr>
+          <w:rFonts w:hint="default" w:ascii="Times New Roman" w:hAnsi="Times New Roman" w:cs="Times New Roman"/>
+          <w:sz w:val="24"/>
+          <w:szCs w:val="24"/>
+        </w:rPr>
         <w:t>2.3 NLP u chatbot sistemima</w:t>
       </w:r>
       <w:r>
+        <w:rPr>
+          <w:rFonts w:hint="default" w:ascii="Times New Roman" w:hAnsi="Times New Roman" w:cs="Times New Roman"/>
+          <w:sz w:val="24"/>
+          <w:szCs w:val="24"/>
+        </w:rPr>
         <w:tab/>
       </w:r>
       <w:r>
+        <w:rPr>
+          <w:rFonts w:hint="default" w:ascii="Times New Roman" w:hAnsi="Times New Roman" w:cs="Times New Roman"/>
+          <w:sz w:val="24"/>
+          <w:szCs w:val="24"/>
+        </w:rPr>
         <w:fldChar w:fldCharType="begin"/>
       </w:r>
       <w:r>
+        <w:rPr>
+          <w:rFonts w:hint="default" w:ascii="Times New Roman" w:hAnsi="Times New Roman" w:cs="Times New Roman"/>
+          <w:sz w:val="24"/>
+          <w:szCs w:val="24"/>
+        </w:rPr>
         <w:instrText xml:space="preserve"> PAGEREF _Toc20184 \h </w:instrText>
       </w:r>
       <w:r>
+        <w:rPr>
+          <w:rFonts w:hint="default" w:ascii="Times New Roman" w:hAnsi="Times New Roman" w:cs="Times New Roman"/>
+          <w:sz w:val="24"/>
+          <w:szCs w:val="24"/>
+        </w:rPr>
         <w:fldChar w:fldCharType="separate"/>
       </w:r>
       <w:r>
+        <w:rPr>
+          <w:rFonts w:hint="default" w:ascii="Times New Roman" w:hAnsi="Times New Roman" w:cs="Times New Roman"/>
+          <w:sz w:val="24"/>
+          <w:szCs w:val="24"/>
+        </w:rPr>
         <w:t>8</w:t>
       </w:r>
       <w:r>
+        <w:rPr>
+          <w:rFonts w:hint="default" w:ascii="Times New Roman" w:hAnsi="Times New Roman" w:cs="Times New Roman"/>
+          <w:sz w:val="24"/>
+          <w:szCs w:val="24"/>
+        </w:rPr>
         <w:fldChar w:fldCharType="end"/>
       </w:r>
       <w:r>
         <w:rPr>
           <w:rFonts w:hint="default" w:ascii="Times New Roman" w:hAnsi="Times New Roman" w:cs="Times New Roman"/>
           <w:bCs/>
-          <w:szCs w:val="28"/>
+          <w:sz w:val="24"/>
+          <w:szCs w:val="24"/>
           <w:lang w:val="sr-Latn-RS"/>
         </w:rPr>
         <w:fldChar w:fldCharType="end"/>
@@ -1096,12 +1318,18 @@
         <w:tabs>
           <w:tab w:val="right" w:leader="dot" w:pos="9360"/>
         </w:tabs>
+        <w:rPr>
+          <w:rFonts w:hint="default" w:ascii="Times New Roman" w:hAnsi="Times New Roman" w:cs="Times New Roman"/>
+          <w:sz w:val="24"/>
+          <w:szCs w:val="24"/>
+        </w:rPr>
       </w:pPr>
       <w:r>
         <w:rPr>
           <w:rFonts w:hint="default" w:ascii="Times New Roman" w:hAnsi="Times New Roman" w:cs="Times New Roman"/>
           <w:bCs/>
-          <w:szCs w:val="28"/>
+          <w:sz w:val="24"/>
+          <w:szCs w:val="24"/>
           <w:lang w:val="sr-Latn-RS"/>
         </w:rPr>
         <w:fldChar w:fldCharType="begin"/>
@@ -1110,7 +1338,8 @@
         <w:rPr>
           <w:rFonts w:hint="default" w:ascii="Times New Roman" w:hAnsi="Times New Roman" w:cs="Times New Roman"/>
           <w:bCs/>
-          <w:szCs w:val="28"/>
+          <w:sz w:val="24"/>
+          <w:szCs w:val="24"/>
           <w:lang w:val="sr-Latn-RS"/>
         </w:rPr>
         <w:instrText xml:space="preserve"> HYPERLINK \l _Toc8746 </w:instrText>
@@ -1119,40 +1348,74 @@
         <w:rPr>
           <w:rFonts w:hint="default" w:ascii="Times New Roman" w:hAnsi="Times New Roman" w:cs="Times New Roman"/>
           <w:bCs/>
-          <w:szCs w:val="28"/>
+          <w:sz w:val="24"/>
+          <w:szCs w:val="24"/>
           <w:lang w:val="sr-Latn-RS"/>
         </w:rPr>
         <w:fldChar w:fldCharType="separate"/>
       </w:r>
       <w:r>
         <w:rPr>
-          <w:rFonts w:ascii="Times New Roman" w:hAnsi="Times New Roman" w:eastAsia="Times New Roman" w:cs="Times New Roman"/>
+          <w:rFonts w:hint="default" w:ascii="Times New Roman" w:hAnsi="Times New Roman" w:eastAsia="Times New Roman" w:cs="Times New Roman"/>
+          <w:sz w:val="24"/>
+          <w:szCs w:val="24"/>
         </w:rPr>
         <w:t>3. Veliki jezički modeli i N-shot pristup</w:t>
       </w:r>
       <w:r>
+        <w:rPr>
+          <w:rFonts w:hint="default" w:ascii="Times New Roman" w:hAnsi="Times New Roman" w:cs="Times New Roman"/>
+          <w:sz w:val="24"/>
+          <w:szCs w:val="24"/>
+        </w:rPr>
         <w:tab/>
       </w:r>
       <w:r>
+        <w:rPr>
+          <w:rFonts w:hint="default" w:ascii="Times New Roman" w:hAnsi="Times New Roman" w:cs="Times New Roman"/>
+          <w:sz w:val="24"/>
+          <w:szCs w:val="24"/>
+        </w:rPr>
         <w:fldChar w:fldCharType="begin"/>
       </w:r>
       <w:r>
+        <w:rPr>
+          <w:rFonts w:hint="default" w:ascii="Times New Roman" w:hAnsi="Times New Roman" w:cs="Times New Roman"/>
+          <w:sz w:val="24"/>
+          <w:szCs w:val="24"/>
+        </w:rPr>
         <w:instrText xml:space="preserve"> PAGEREF _Toc8746 \h </w:instrText>
       </w:r>
       <w:r>
+        <w:rPr>
+          <w:rFonts w:hint="default" w:ascii="Times New Roman" w:hAnsi="Times New Roman" w:cs="Times New Roman"/>
+          <w:sz w:val="24"/>
+          <w:szCs w:val="24"/>
+        </w:rPr>
         <w:fldChar w:fldCharType="separate"/>
       </w:r>
       <w:r>
+        <w:rPr>
+          <w:rFonts w:hint="default" w:ascii="Times New Roman" w:hAnsi="Times New Roman" w:cs="Times New Roman"/>
+          <w:sz w:val="24"/>
+          <w:szCs w:val="24"/>
+        </w:rPr>
         <w:t>10</w:t>
       </w:r>
       <w:r>
+        <w:rPr>
+          <w:rFonts w:hint="default" w:ascii="Times New Roman" w:hAnsi="Times New Roman" w:cs="Times New Roman"/>
+          <w:sz w:val="24"/>
+          <w:szCs w:val="24"/>
+        </w:rPr>
         <w:fldChar w:fldCharType="end"/>
       </w:r>
       <w:r>
         <w:rPr>
           <w:rFonts w:hint="default" w:ascii="Times New Roman" w:hAnsi="Times New Roman" w:cs="Times New Roman"/>
           <w:bCs/>
-          <w:szCs w:val="28"/>
+          <w:sz w:val="24"/>
+          <w:szCs w:val="24"/>
           <w:lang w:val="sr-Latn-RS"/>
         </w:rPr>
         <w:fldChar w:fldCharType="end"/>
@@ -1164,12 +1427,18 @@
         <w:tabs>
           <w:tab w:val="right" w:leader="dot" w:pos="9360"/>
         </w:tabs>
+        <w:rPr>
+          <w:rFonts w:hint="default" w:ascii="Times New Roman" w:hAnsi="Times New Roman" w:cs="Times New Roman"/>
+          <w:sz w:val="24"/>
+          <w:szCs w:val="24"/>
+        </w:rPr>
       </w:pPr>
       <w:r>
         <w:rPr>
           <w:rFonts w:hint="default" w:ascii="Times New Roman" w:hAnsi="Times New Roman" w:cs="Times New Roman"/>
           <w:bCs/>
-          <w:szCs w:val="28"/>
+          <w:sz w:val="24"/>
+          <w:szCs w:val="24"/>
           <w:lang w:val="sr-Latn-RS"/>
         </w:rPr>
         <w:fldChar w:fldCharType="begin"/>
@@ -1178,7 +1447,8 @@
         <w:rPr>
           <w:rFonts w:hint="default" w:ascii="Times New Roman" w:hAnsi="Times New Roman" w:cs="Times New Roman"/>
           <w:bCs/>
-          <w:szCs w:val="28"/>
+          <w:sz w:val="24"/>
+          <w:szCs w:val="24"/>
           <w:lang w:val="sr-Latn-RS"/>
         </w:rPr>
         <w:instrText xml:space="preserve"> HYPERLINK \l _Toc22881 </w:instrText>
@@ -1187,37 +1457,74 @@
         <w:rPr>
           <w:rFonts w:hint="default" w:ascii="Times New Roman" w:hAnsi="Times New Roman" w:cs="Times New Roman"/>
           <w:bCs/>
-          <w:szCs w:val="28"/>
+          <w:sz w:val="24"/>
+          <w:szCs w:val="24"/>
           <w:lang w:val="sr-Latn-RS"/>
         </w:rPr>
         <w:fldChar w:fldCharType="separate"/>
       </w:r>
       <w:r>
+        <w:rPr>
+          <w:rFonts w:hint="default" w:ascii="Times New Roman" w:hAnsi="Times New Roman" w:cs="Times New Roman"/>
+          <w:sz w:val="24"/>
+          <w:szCs w:val="24"/>
+        </w:rPr>
         <w:t>3.1 Veliki jezički modeli (LLM)</w:t>
       </w:r>
       <w:r>
+        <w:rPr>
+          <w:rFonts w:hint="default" w:ascii="Times New Roman" w:hAnsi="Times New Roman" w:cs="Times New Roman"/>
+          <w:sz w:val="24"/>
+          <w:szCs w:val="24"/>
+        </w:rPr>
         <w:tab/>
       </w:r>
       <w:r>
+        <w:rPr>
+          <w:rFonts w:hint="default" w:ascii="Times New Roman" w:hAnsi="Times New Roman" w:cs="Times New Roman"/>
+          <w:sz w:val="24"/>
+          <w:szCs w:val="24"/>
+        </w:rPr>
         <w:fldChar w:fldCharType="begin"/>
       </w:r>
       <w:r>
+        <w:rPr>
+          <w:rFonts w:hint="default" w:ascii="Times New Roman" w:hAnsi="Times New Roman" w:cs="Times New Roman"/>
+          <w:sz w:val="24"/>
+          <w:szCs w:val="24"/>
+        </w:rPr>
         <w:instrText xml:space="preserve"> PAGEREF _Toc22881 \h </w:instrText>
       </w:r>
       <w:r>
+        <w:rPr>
+          <w:rFonts w:hint="default" w:ascii="Times New Roman" w:hAnsi="Times New Roman" w:cs="Times New Roman"/>
+          <w:sz w:val="24"/>
+          <w:szCs w:val="24"/>
+        </w:rPr>
         <w:fldChar w:fldCharType="separate"/>
       </w:r>
       <w:r>
+        <w:rPr>
+          <w:rFonts w:hint="default" w:ascii="Times New Roman" w:hAnsi="Times New Roman" w:cs="Times New Roman"/>
+          <w:sz w:val="24"/>
+          <w:szCs w:val="24"/>
+        </w:rPr>
         <w:t>10</w:t>
       </w:r>
       <w:r>
+        <w:rPr>
+          <w:rFonts w:hint="default" w:ascii="Times New Roman" w:hAnsi="Times New Roman" w:cs="Times New Roman"/>
+          <w:sz w:val="24"/>
+          <w:szCs w:val="24"/>
+        </w:rPr>
         <w:fldChar w:fldCharType="end"/>
       </w:r>
       <w:r>
         <w:rPr>
           <w:rFonts w:hint="default" w:ascii="Times New Roman" w:hAnsi="Times New Roman" w:cs="Times New Roman"/>
           <w:bCs/>
-          <w:szCs w:val="28"/>
+          <w:sz w:val="24"/>
+          <w:szCs w:val="24"/>
           <w:lang w:val="sr-Latn-RS"/>
         </w:rPr>
         <w:fldChar w:fldCharType="end"/>
@@ -1229,12 +1536,18 @@
         <w:tabs>
           <w:tab w:val="right" w:leader="dot" w:pos="9360"/>
         </w:tabs>
+        <w:rPr>
+          <w:rFonts w:hint="default" w:ascii="Times New Roman" w:hAnsi="Times New Roman" w:cs="Times New Roman"/>
+          <w:sz w:val="24"/>
+          <w:szCs w:val="24"/>
+        </w:rPr>
       </w:pPr>
       <w:r>
         <w:rPr>
           <w:rFonts w:hint="default" w:ascii="Times New Roman" w:hAnsi="Times New Roman" w:cs="Times New Roman"/>
           <w:bCs/>
-          <w:szCs w:val="28"/>
+          <w:sz w:val="24"/>
+          <w:szCs w:val="24"/>
           <w:lang w:val="sr-Latn-RS"/>
         </w:rPr>
         <w:fldChar w:fldCharType="begin"/>
@@ -1243,7 +1556,8 @@
         <w:rPr>
           <w:rFonts w:hint="default" w:ascii="Times New Roman" w:hAnsi="Times New Roman" w:cs="Times New Roman"/>
           <w:bCs/>
-          <w:szCs w:val="28"/>
+          <w:sz w:val="24"/>
+          <w:szCs w:val="24"/>
           <w:lang w:val="sr-Latn-RS"/>
         </w:rPr>
         <w:instrText xml:space="preserve"> HYPERLINK \l _Toc5803 </w:instrText>
@@ -1252,41 +1566,74 @@
         <w:rPr>
           <w:rFonts w:hint="default" w:ascii="Times New Roman" w:hAnsi="Times New Roman" w:cs="Times New Roman"/>
           <w:bCs/>
-          <w:szCs w:val="28"/>
+          <w:sz w:val="24"/>
+          <w:szCs w:val="24"/>
           <w:lang w:val="sr-Latn-RS"/>
         </w:rPr>
         <w:fldChar w:fldCharType="separate"/>
       </w:r>
       <w:r>
         <w:rPr>
-          <w:rFonts w:ascii="Times New Roman" w:hAnsi="Times New Roman" w:eastAsia="Times New Roman" w:cs="Times New Roman"/>
-          <w:szCs w:val="36"/>
+          <w:rFonts w:hint="default" w:ascii="Times New Roman" w:hAnsi="Times New Roman" w:eastAsia="Times New Roman" w:cs="Times New Roman"/>
+          <w:sz w:val="24"/>
+          <w:szCs w:val="24"/>
         </w:rPr>
         <w:t>3.2 Promptovanje velikih jezičkih modela</w:t>
       </w:r>
       <w:r>
+        <w:rPr>
+          <w:rFonts w:hint="default" w:ascii="Times New Roman" w:hAnsi="Times New Roman" w:cs="Times New Roman"/>
+          <w:sz w:val="24"/>
+          <w:szCs w:val="24"/>
+        </w:rPr>
         <w:tab/>
       </w:r>
       <w:r>
+        <w:rPr>
+          <w:rFonts w:hint="default" w:ascii="Times New Roman" w:hAnsi="Times New Roman" w:cs="Times New Roman"/>
+          <w:sz w:val="24"/>
+          <w:szCs w:val="24"/>
+        </w:rPr>
         <w:fldChar w:fldCharType="begin"/>
       </w:r>
       <w:r>
+        <w:rPr>
+          <w:rFonts w:hint="default" w:ascii="Times New Roman" w:hAnsi="Times New Roman" w:cs="Times New Roman"/>
+          <w:sz w:val="24"/>
+          <w:szCs w:val="24"/>
+        </w:rPr>
         <w:instrText xml:space="preserve"> PAGEREF _Toc5803 \h </w:instrText>
       </w:r>
       <w:r>
+        <w:rPr>
+          <w:rFonts w:hint="default" w:ascii="Times New Roman" w:hAnsi="Times New Roman" w:cs="Times New Roman"/>
+          <w:sz w:val="24"/>
+          <w:szCs w:val="24"/>
+        </w:rPr>
         <w:fldChar w:fldCharType="separate"/>
       </w:r>
       <w:r>
+        <w:rPr>
+          <w:rFonts w:hint="default" w:ascii="Times New Roman" w:hAnsi="Times New Roman" w:cs="Times New Roman"/>
+          <w:sz w:val="24"/>
+          <w:szCs w:val="24"/>
+        </w:rPr>
         <w:t>10</w:t>
       </w:r>
       <w:r>
+        <w:rPr>
+          <w:rFonts w:hint="default" w:ascii="Times New Roman" w:hAnsi="Times New Roman" w:cs="Times New Roman"/>
+          <w:sz w:val="24"/>
+          <w:szCs w:val="24"/>
+        </w:rPr>
         <w:fldChar w:fldCharType="end"/>
       </w:r>
       <w:r>
         <w:rPr>
           <w:rFonts w:hint="default" w:ascii="Times New Roman" w:hAnsi="Times New Roman" w:cs="Times New Roman"/>
           <w:bCs/>
-          <w:szCs w:val="28"/>
+          <w:sz w:val="24"/>
+          <w:szCs w:val="24"/>
           <w:lang w:val="sr-Latn-RS"/>
         </w:rPr>
         <w:fldChar w:fldCharType="end"/>
@@ -1298,12 +1645,18 @@
         <w:tabs>
           <w:tab w:val="right" w:leader="dot" w:pos="9360"/>
         </w:tabs>
+        <w:rPr>
+          <w:rFonts w:hint="default" w:ascii="Times New Roman" w:hAnsi="Times New Roman" w:cs="Times New Roman"/>
+          <w:sz w:val="24"/>
+          <w:szCs w:val="24"/>
+        </w:rPr>
       </w:pPr>
       <w:r>
         <w:rPr>
           <w:rFonts w:hint="default" w:ascii="Times New Roman" w:hAnsi="Times New Roman" w:cs="Times New Roman"/>
           <w:bCs/>
-          <w:szCs w:val="28"/>
+          <w:sz w:val="24"/>
+          <w:szCs w:val="24"/>
           <w:lang w:val="sr-Latn-RS"/>
         </w:rPr>
         <w:fldChar w:fldCharType="begin"/>
@@ -1312,7 +1665,8 @@
         <w:rPr>
           <w:rFonts w:hint="default" w:ascii="Times New Roman" w:hAnsi="Times New Roman" w:cs="Times New Roman"/>
           <w:bCs/>
-          <w:szCs w:val="28"/>
+          <w:sz w:val="24"/>
+          <w:szCs w:val="24"/>
           <w:lang w:val="sr-Latn-RS"/>
         </w:rPr>
         <w:instrText xml:space="preserve"> HYPERLINK \l _Toc4783 </w:instrText>
@@ -1321,41 +1675,74 @@
         <w:rPr>
           <w:rFonts w:hint="default" w:ascii="Times New Roman" w:hAnsi="Times New Roman" w:cs="Times New Roman"/>
           <w:bCs/>
-          <w:szCs w:val="28"/>
+          <w:sz w:val="24"/>
+          <w:szCs w:val="24"/>
           <w:lang w:val="sr-Latn-RS"/>
         </w:rPr>
         <w:fldChar w:fldCharType="separate"/>
       </w:r>
       <w:r>
         <w:rPr>
-          <w:rFonts w:ascii="Times New Roman" w:hAnsi="Times New Roman" w:eastAsia="Times New Roman" w:cs="Times New Roman"/>
-          <w:szCs w:val="36"/>
+          <w:rFonts w:hint="default" w:ascii="Times New Roman" w:hAnsi="Times New Roman" w:eastAsia="Times New Roman" w:cs="Times New Roman"/>
+          <w:sz w:val="24"/>
+          <w:szCs w:val="24"/>
         </w:rPr>
         <w:t>3.3 Zero-shot pristup</w:t>
       </w:r>
       <w:r>
+        <w:rPr>
+          <w:rFonts w:hint="default" w:ascii="Times New Roman" w:hAnsi="Times New Roman" w:cs="Times New Roman"/>
+          <w:sz w:val="24"/>
+          <w:szCs w:val="24"/>
+        </w:rPr>
         <w:tab/>
       </w:r>
       <w:r>
+        <w:rPr>
+          <w:rFonts w:hint="default" w:ascii="Times New Roman" w:hAnsi="Times New Roman" w:cs="Times New Roman"/>
+          <w:sz w:val="24"/>
+          <w:szCs w:val="24"/>
+        </w:rPr>
         <w:fldChar w:fldCharType="begin"/>
       </w:r>
       <w:r>
+        <w:rPr>
+          <w:rFonts w:hint="default" w:ascii="Times New Roman" w:hAnsi="Times New Roman" w:cs="Times New Roman"/>
+          <w:sz w:val="24"/>
+          <w:szCs w:val="24"/>
+        </w:rPr>
         <w:instrText xml:space="preserve"> PAGEREF _Toc4783 \h </w:instrText>
       </w:r>
       <w:r>
+        <w:rPr>
+          <w:rFonts w:hint="default" w:ascii="Times New Roman" w:hAnsi="Times New Roman" w:cs="Times New Roman"/>
+          <w:sz w:val="24"/>
+          <w:szCs w:val="24"/>
+        </w:rPr>
         <w:fldChar w:fldCharType="separate"/>
       </w:r>
       <w:r>
+        <w:rPr>
+          <w:rFonts w:hint="default" w:ascii="Times New Roman" w:hAnsi="Times New Roman" w:cs="Times New Roman"/>
+          <w:sz w:val="24"/>
+          <w:szCs w:val="24"/>
+        </w:rPr>
         <w:t>11</w:t>
       </w:r>
       <w:r>
+        <w:rPr>
+          <w:rFonts w:hint="default" w:ascii="Times New Roman" w:hAnsi="Times New Roman" w:cs="Times New Roman"/>
+          <w:sz w:val="24"/>
+          <w:szCs w:val="24"/>
+        </w:rPr>
         <w:fldChar w:fldCharType="end"/>
       </w:r>
       <w:r>
         <w:rPr>
           <w:rFonts w:hint="default" w:ascii="Times New Roman" w:hAnsi="Times New Roman" w:cs="Times New Roman"/>
           <w:bCs/>
-          <w:szCs w:val="28"/>
+          <w:sz w:val="24"/>
+          <w:szCs w:val="24"/>
           <w:lang w:val="sr-Latn-RS"/>
         </w:rPr>
         <w:fldChar w:fldCharType="end"/>
@@ -1367,12 +1754,18 @@
         <w:tabs>
           <w:tab w:val="right" w:leader="dot" w:pos="9360"/>
         </w:tabs>
+        <w:rPr>
+          <w:rFonts w:hint="default" w:ascii="Times New Roman" w:hAnsi="Times New Roman" w:cs="Times New Roman"/>
+          <w:sz w:val="24"/>
+          <w:szCs w:val="24"/>
+        </w:rPr>
       </w:pPr>
       <w:r>
         <w:rPr>
           <w:rFonts w:hint="default" w:ascii="Times New Roman" w:hAnsi="Times New Roman" w:cs="Times New Roman"/>
           <w:bCs/>
-          <w:szCs w:val="28"/>
+          <w:sz w:val="24"/>
+          <w:szCs w:val="24"/>
           <w:lang w:val="sr-Latn-RS"/>
         </w:rPr>
         <w:fldChar w:fldCharType="begin"/>
@@ -1381,7 +1774,8 @@
         <w:rPr>
           <w:rFonts w:hint="default" w:ascii="Times New Roman" w:hAnsi="Times New Roman" w:cs="Times New Roman"/>
           <w:bCs/>
-          <w:szCs w:val="28"/>
+          <w:sz w:val="24"/>
+          <w:szCs w:val="24"/>
           <w:lang w:val="sr-Latn-RS"/>
         </w:rPr>
         <w:instrText xml:space="preserve"> HYPERLINK \l _Toc11500 </w:instrText>
@@ -1390,41 +1784,74 @@
         <w:rPr>
           <w:rFonts w:hint="default" w:ascii="Times New Roman" w:hAnsi="Times New Roman" w:cs="Times New Roman"/>
           <w:bCs/>
-          <w:szCs w:val="28"/>
+          <w:sz w:val="24"/>
+          <w:szCs w:val="24"/>
           <w:lang w:val="sr-Latn-RS"/>
         </w:rPr>
         <w:fldChar w:fldCharType="separate"/>
       </w:r>
       <w:r>
         <w:rPr>
-          <w:rFonts w:ascii="Times New Roman" w:hAnsi="Times New Roman" w:eastAsia="Times New Roman" w:cs="Times New Roman"/>
-          <w:szCs w:val="36"/>
+          <w:rFonts w:hint="default" w:ascii="Times New Roman" w:hAnsi="Times New Roman" w:eastAsia="Times New Roman" w:cs="Times New Roman"/>
+          <w:sz w:val="24"/>
+          <w:szCs w:val="24"/>
         </w:rPr>
         <w:t>3.4  N-shot pristup</w:t>
       </w:r>
       <w:r>
+        <w:rPr>
+          <w:rFonts w:hint="default" w:ascii="Times New Roman" w:hAnsi="Times New Roman" w:cs="Times New Roman"/>
+          <w:sz w:val="24"/>
+          <w:szCs w:val="24"/>
+        </w:rPr>
         <w:tab/>
       </w:r>
       <w:r>
+        <w:rPr>
+          <w:rFonts w:hint="default" w:ascii="Times New Roman" w:hAnsi="Times New Roman" w:cs="Times New Roman"/>
+          <w:sz w:val="24"/>
+          <w:szCs w:val="24"/>
+        </w:rPr>
         <w:fldChar w:fldCharType="begin"/>
       </w:r>
       <w:r>
+        <w:rPr>
+          <w:rFonts w:hint="default" w:ascii="Times New Roman" w:hAnsi="Times New Roman" w:cs="Times New Roman"/>
+          <w:sz w:val="24"/>
+          <w:szCs w:val="24"/>
+        </w:rPr>
         <w:instrText xml:space="preserve"> PAGEREF _Toc11500 \h </w:instrText>
       </w:r>
       <w:r>
+        <w:rPr>
+          <w:rFonts w:hint="default" w:ascii="Times New Roman" w:hAnsi="Times New Roman" w:cs="Times New Roman"/>
+          <w:sz w:val="24"/>
+          <w:szCs w:val="24"/>
+        </w:rPr>
         <w:fldChar w:fldCharType="separate"/>
       </w:r>
       <w:r>
+        <w:rPr>
+          <w:rFonts w:hint="default" w:ascii="Times New Roman" w:hAnsi="Times New Roman" w:cs="Times New Roman"/>
+          <w:sz w:val="24"/>
+          <w:szCs w:val="24"/>
+        </w:rPr>
         <w:t>12</w:t>
       </w:r>
       <w:r>
+        <w:rPr>
+          <w:rFonts w:hint="default" w:ascii="Times New Roman" w:hAnsi="Times New Roman" w:cs="Times New Roman"/>
+          <w:sz w:val="24"/>
+          <w:szCs w:val="24"/>
+        </w:rPr>
         <w:fldChar w:fldCharType="end"/>
       </w:r>
       <w:r>
         <w:rPr>
           <w:rFonts w:hint="default" w:ascii="Times New Roman" w:hAnsi="Times New Roman" w:cs="Times New Roman"/>
           <w:bCs/>
-          <w:szCs w:val="28"/>
+          <w:sz w:val="24"/>
+          <w:szCs w:val="24"/>
           <w:lang w:val="sr-Latn-RS"/>
         </w:rPr>
         <w:fldChar w:fldCharType="end"/>
@@ -1436,12 +1863,18 @@
         <w:tabs>
           <w:tab w:val="right" w:leader="dot" w:pos="9360"/>
         </w:tabs>
+        <w:rPr>
+          <w:rFonts w:hint="default" w:ascii="Times New Roman" w:hAnsi="Times New Roman" w:cs="Times New Roman"/>
+          <w:sz w:val="24"/>
+          <w:szCs w:val="24"/>
+        </w:rPr>
       </w:pPr>
       <w:r>
         <w:rPr>
           <w:rFonts w:hint="default" w:ascii="Times New Roman" w:hAnsi="Times New Roman" w:cs="Times New Roman"/>
           <w:bCs/>
-          <w:szCs w:val="28"/>
+          <w:sz w:val="24"/>
+          <w:szCs w:val="24"/>
           <w:lang w:val="sr-Latn-RS"/>
         </w:rPr>
         <w:fldChar w:fldCharType="begin"/>
@@ -1450,7 +1883,8 @@
         <w:rPr>
           <w:rFonts w:hint="default" w:ascii="Times New Roman" w:hAnsi="Times New Roman" w:cs="Times New Roman"/>
           <w:bCs/>
-          <w:szCs w:val="28"/>
+          <w:sz w:val="24"/>
+          <w:szCs w:val="24"/>
           <w:lang w:val="sr-Latn-RS"/>
         </w:rPr>
         <w:instrText xml:space="preserve"> HYPERLINK \l _Toc30085 </w:instrText>
@@ -1459,41 +1893,74 @@
         <w:rPr>
           <w:rFonts w:hint="default" w:ascii="Times New Roman" w:hAnsi="Times New Roman" w:cs="Times New Roman"/>
           <w:bCs/>
-          <w:szCs w:val="28"/>
+          <w:sz w:val="24"/>
+          <w:szCs w:val="24"/>
           <w:lang w:val="sr-Latn-RS"/>
         </w:rPr>
         <w:fldChar w:fldCharType="separate"/>
       </w:r>
       <w:r>
         <w:rPr>
-          <w:rFonts w:ascii="Times New Roman" w:hAnsi="Times New Roman" w:eastAsia="Times New Roman" w:cs="Times New Roman"/>
-          <w:szCs w:val="36"/>
+          <w:rFonts w:hint="default" w:ascii="Times New Roman" w:hAnsi="Times New Roman" w:eastAsia="Times New Roman" w:cs="Times New Roman"/>
+          <w:sz w:val="24"/>
+          <w:szCs w:val="24"/>
         </w:rPr>
         <w:t>3.5 Prednosti N-shot pristupa u ovom radu</w:t>
       </w:r>
       <w:r>
+        <w:rPr>
+          <w:rFonts w:hint="default" w:ascii="Times New Roman" w:hAnsi="Times New Roman" w:cs="Times New Roman"/>
+          <w:sz w:val="24"/>
+          <w:szCs w:val="24"/>
+        </w:rPr>
         <w:tab/>
       </w:r>
       <w:r>
+        <w:rPr>
+          <w:rFonts w:hint="default" w:ascii="Times New Roman" w:hAnsi="Times New Roman" w:cs="Times New Roman"/>
+          <w:sz w:val="24"/>
+          <w:szCs w:val="24"/>
+        </w:rPr>
         <w:fldChar w:fldCharType="begin"/>
       </w:r>
       <w:r>
+        <w:rPr>
+          <w:rFonts w:hint="default" w:ascii="Times New Roman" w:hAnsi="Times New Roman" w:cs="Times New Roman"/>
+          <w:sz w:val="24"/>
+          <w:szCs w:val="24"/>
+        </w:rPr>
         <w:instrText xml:space="preserve"> PAGEREF _Toc30085 \h </w:instrText>
       </w:r>
       <w:r>
+        <w:rPr>
+          <w:rFonts w:hint="default" w:ascii="Times New Roman" w:hAnsi="Times New Roman" w:cs="Times New Roman"/>
+          <w:sz w:val="24"/>
+          <w:szCs w:val="24"/>
+        </w:rPr>
         <w:fldChar w:fldCharType="separate"/>
       </w:r>
       <w:r>
+        <w:rPr>
+          <w:rFonts w:hint="default" w:ascii="Times New Roman" w:hAnsi="Times New Roman" w:cs="Times New Roman"/>
+          <w:sz w:val="24"/>
+          <w:szCs w:val="24"/>
+        </w:rPr>
         <w:t>13</w:t>
       </w:r>
       <w:r>
+        <w:rPr>
+          <w:rFonts w:hint="default" w:ascii="Times New Roman" w:hAnsi="Times New Roman" w:cs="Times New Roman"/>
+          <w:sz w:val="24"/>
+          <w:szCs w:val="24"/>
+        </w:rPr>
         <w:fldChar w:fldCharType="end"/>
       </w:r>
       <w:r>
         <w:rPr>
           <w:rFonts w:hint="default" w:ascii="Times New Roman" w:hAnsi="Times New Roman" w:cs="Times New Roman"/>
           <w:bCs/>
-          <w:szCs w:val="28"/>
+          <w:sz w:val="24"/>
+          <w:szCs w:val="24"/>
           <w:lang w:val="sr-Latn-RS"/>
         </w:rPr>
         <w:fldChar w:fldCharType="end"/>
@@ -1505,12 +1972,18 @@
         <w:tabs>
           <w:tab w:val="right" w:leader="dot" w:pos="9360"/>
         </w:tabs>
+        <w:rPr>
+          <w:rFonts w:hint="default" w:ascii="Times New Roman" w:hAnsi="Times New Roman" w:cs="Times New Roman"/>
+          <w:sz w:val="24"/>
+          <w:szCs w:val="24"/>
+        </w:rPr>
       </w:pPr>
       <w:r>
         <w:rPr>
           <w:rFonts w:hint="default" w:ascii="Times New Roman" w:hAnsi="Times New Roman" w:cs="Times New Roman"/>
           <w:bCs/>
-          <w:szCs w:val="28"/>
+          <w:sz w:val="24"/>
+          <w:szCs w:val="24"/>
           <w:lang w:val="sr-Latn-RS"/>
         </w:rPr>
         <w:fldChar w:fldCharType="begin"/>
@@ -1519,7 +1992,8 @@
         <w:rPr>
           <w:rFonts w:hint="default" w:ascii="Times New Roman" w:hAnsi="Times New Roman" w:cs="Times New Roman"/>
           <w:bCs/>
-          <w:szCs w:val="28"/>
+          <w:sz w:val="24"/>
+          <w:szCs w:val="24"/>
           <w:lang w:val="sr-Latn-RS"/>
         </w:rPr>
         <w:instrText xml:space="preserve"> HYPERLINK \l _Toc20284 </w:instrText>
@@ -1528,40 +2002,74 @@
         <w:rPr>
           <w:rFonts w:hint="default" w:ascii="Times New Roman" w:hAnsi="Times New Roman" w:cs="Times New Roman"/>
           <w:bCs/>
-          <w:szCs w:val="28"/>
+          <w:sz w:val="24"/>
+          <w:szCs w:val="24"/>
           <w:lang w:val="sr-Latn-RS"/>
         </w:rPr>
         <w:fldChar w:fldCharType="separate"/>
       </w:r>
       <w:r>
         <w:rPr>
-          <w:rFonts w:ascii="Times New Roman" w:hAnsi="Times New Roman" w:eastAsia="Times New Roman" w:cs="Times New Roman"/>
+          <w:rFonts w:hint="default" w:ascii="Times New Roman" w:hAnsi="Times New Roman" w:eastAsia="Times New Roman" w:cs="Times New Roman"/>
+          <w:sz w:val="24"/>
+          <w:szCs w:val="24"/>
         </w:rPr>
         <w:t>4. Opis problema i domen rasadnika biljaka</w:t>
       </w:r>
       <w:r>
+        <w:rPr>
+          <w:rFonts w:hint="default" w:ascii="Times New Roman" w:hAnsi="Times New Roman" w:cs="Times New Roman"/>
+          <w:sz w:val="24"/>
+          <w:szCs w:val="24"/>
+        </w:rPr>
         <w:tab/>
       </w:r>
       <w:r>
+        <w:rPr>
+          <w:rFonts w:hint="default" w:ascii="Times New Roman" w:hAnsi="Times New Roman" w:cs="Times New Roman"/>
+          <w:sz w:val="24"/>
+          <w:szCs w:val="24"/>
+        </w:rPr>
         <w:fldChar w:fldCharType="begin"/>
       </w:r>
       <w:r>
+        <w:rPr>
+          <w:rFonts w:hint="default" w:ascii="Times New Roman" w:hAnsi="Times New Roman" w:cs="Times New Roman"/>
+          <w:sz w:val="24"/>
+          <w:szCs w:val="24"/>
+        </w:rPr>
         <w:instrText xml:space="preserve"> PAGEREF _Toc20284 \h </w:instrText>
       </w:r>
       <w:r>
+        <w:rPr>
+          <w:rFonts w:hint="default" w:ascii="Times New Roman" w:hAnsi="Times New Roman" w:cs="Times New Roman"/>
+          <w:sz w:val="24"/>
+          <w:szCs w:val="24"/>
+        </w:rPr>
         <w:fldChar w:fldCharType="separate"/>
       </w:r>
       <w:r>
+        <w:rPr>
+          <w:rFonts w:hint="default" w:ascii="Times New Roman" w:hAnsi="Times New Roman" w:cs="Times New Roman"/>
+          <w:sz w:val="24"/>
+          <w:szCs w:val="24"/>
+        </w:rPr>
         <w:t>14</w:t>
       </w:r>
       <w:r>
+        <w:rPr>
+          <w:rFonts w:hint="default" w:ascii="Times New Roman" w:hAnsi="Times New Roman" w:cs="Times New Roman"/>
+          <w:sz w:val="24"/>
+          <w:szCs w:val="24"/>
+        </w:rPr>
         <w:fldChar w:fldCharType="end"/>
       </w:r>
       <w:r>
         <w:rPr>
           <w:rFonts w:hint="default" w:ascii="Times New Roman" w:hAnsi="Times New Roman" w:cs="Times New Roman"/>
           <w:bCs/>
-          <w:szCs w:val="28"/>
+          <w:sz w:val="24"/>
+          <w:szCs w:val="24"/>
           <w:lang w:val="sr-Latn-RS"/>
         </w:rPr>
         <w:fldChar w:fldCharType="end"/>
@@ -1573,12 +2081,18 @@
         <w:tabs>
           <w:tab w:val="right" w:leader="dot" w:pos="9360"/>
         </w:tabs>
+        <w:rPr>
+          <w:rFonts w:hint="default" w:ascii="Times New Roman" w:hAnsi="Times New Roman" w:cs="Times New Roman"/>
+          <w:sz w:val="24"/>
+          <w:szCs w:val="24"/>
+        </w:rPr>
       </w:pPr>
       <w:r>
         <w:rPr>
           <w:rFonts w:hint="default" w:ascii="Times New Roman" w:hAnsi="Times New Roman" w:cs="Times New Roman"/>
           <w:bCs/>
-          <w:szCs w:val="28"/>
+          <w:sz w:val="24"/>
+          <w:szCs w:val="24"/>
           <w:lang w:val="sr-Latn-RS"/>
         </w:rPr>
         <w:fldChar w:fldCharType="begin"/>
@@ -1587,7 +2101,8 @@
         <w:rPr>
           <w:rFonts w:hint="default" w:ascii="Times New Roman" w:hAnsi="Times New Roman" w:cs="Times New Roman"/>
           <w:bCs/>
-          <w:szCs w:val="28"/>
+          <w:sz w:val="24"/>
+          <w:szCs w:val="24"/>
           <w:lang w:val="sr-Latn-RS"/>
         </w:rPr>
         <w:instrText xml:space="preserve"> HYPERLINK \l _Toc31555 </w:instrText>
@@ -1596,40 +2111,74 @@
         <w:rPr>
           <w:rFonts w:hint="default" w:ascii="Times New Roman" w:hAnsi="Times New Roman" w:cs="Times New Roman"/>
           <w:bCs/>
-          <w:szCs w:val="28"/>
+          <w:sz w:val="24"/>
+          <w:szCs w:val="24"/>
           <w:lang w:val="sr-Latn-RS"/>
         </w:rPr>
         <w:fldChar w:fldCharType="separate"/>
       </w:r>
       <w:r>
         <w:rPr>
-          <w:rFonts w:ascii="Times New Roman" w:hAnsi="Times New Roman" w:eastAsia="Times New Roman" w:cs="Times New Roman"/>
+          <w:rFonts w:hint="default" w:ascii="Times New Roman" w:hAnsi="Times New Roman" w:eastAsia="Times New Roman" w:cs="Times New Roman"/>
+          <w:sz w:val="24"/>
+          <w:szCs w:val="24"/>
         </w:rPr>
         <w:t>4.1 Definisanje problema</w:t>
       </w:r>
       <w:r>
+        <w:rPr>
+          <w:rFonts w:hint="default" w:ascii="Times New Roman" w:hAnsi="Times New Roman" w:cs="Times New Roman"/>
+          <w:sz w:val="24"/>
+          <w:szCs w:val="24"/>
+        </w:rPr>
         <w:tab/>
       </w:r>
       <w:r>
+        <w:rPr>
+          <w:rFonts w:hint="default" w:ascii="Times New Roman" w:hAnsi="Times New Roman" w:cs="Times New Roman"/>
+          <w:sz w:val="24"/>
+          <w:szCs w:val="24"/>
+        </w:rPr>
         <w:fldChar w:fldCharType="begin"/>
       </w:r>
       <w:r>
+        <w:rPr>
+          <w:rFonts w:hint="default" w:ascii="Times New Roman" w:hAnsi="Times New Roman" w:cs="Times New Roman"/>
+          <w:sz w:val="24"/>
+          <w:szCs w:val="24"/>
+        </w:rPr>
         <w:instrText xml:space="preserve"> PAGEREF _Toc31555 \h </w:instrText>
       </w:r>
       <w:r>
+        <w:rPr>
+          <w:rFonts w:hint="default" w:ascii="Times New Roman" w:hAnsi="Times New Roman" w:cs="Times New Roman"/>
+          <w:sz w:val="24"/>
+          <w:szCs w:val="24"/>
+        </w:rPr>
         <w:fldChar w:fldCharType="separate"/>
       </w:r>
       <w:r>
+        <w:rPr>
+          <w:rFonts w:hint="default" w:ascii="Times New Roman" w:hAnsi="Times New Roman" w:cs="Times New Roman"/>
+          <w:sz w:val="24"/>
+          <w:szCs w:val="24"/>
+        </w:rPr>
         <w:t>14</w:t>
       </w:r>
       <w:r>
+        <w:rPr>
+          <w:rFonts w:hint="default" w:ascii="Times New Roman" w:hAnsi="Times New Roman" w:cs="Times New Roman"/>
+          <w:sz w:val="24"/>
+          <w:szCs w:val="24"/>
+        </w:rPr>
         <w:fldChar w:fldCharType="end"/>
       </w:r>
       <w:r>
         <w:rPr>
           <w:rFonts w:hint="default" w:ascii="Times New Roman" w:hAnsi="Times New Roman" w:cs="Times New Roman"/>
           <w:bCs/>
-          <w:szCs w:val="28"/>
+          <w:sz w:val="24"/>
+          <w:szCs w:val="24"/>
           <w:lang w:val="sr-Latn-RS"/>
         </w:rPr>
         <w:fldChar w:fldCharType="end"/>
@@ -1641,12 +2190,18 @@
         <w:tabs>
           <w:tab w:val="right" w:leader="dot" w:pos="9360"/>
         </w:tabs>
+        <w:rPr>
+          <w:rFonts w:hint="default" w:ascii="Times New Roman" w:hAnsi="Times New Roman" w:cs="Times New Roman"/>
+          <w:sz w:val="24"/>
+          <w:szCs w:val="24"/>
+        </w:rPr>
       </w:pPr>
       <w:r>
         <w:rPr>
           <w:rFonts w:hint="default" w:ascii="Times New Roman" w:hAnsi="Times New Roman" w:cs="Times New Roman"/>
           <w:bCs/>
-          <w:szCs w:val="28"/>
+          <w:sz w:val="24"/>
+          <w:szCs w:val="24"/>
           <w:lang w:val="sr-Latn-RS"/>
         </w:rPr>
         <w:fldChar w:fldCharType="begin"/>
@@ -1655,7 +2210,8 @@
         <w:rPr>
           <w:rFonts w:hint="default" w:ascii="Times New Roman" w:hAnsi="Times New Roman" w:cs="Times New Roman"/>
           <w:bCs/>
-          <w:szCs w:val="28"/>
+          <w:sz w:val="24"/>
+          <w:szCs w:val="24"/>
           <w:lang w:val="sr-Latn-RS"/>
         </w:rPr>
         <w:instrText xml:space="preserve"> HYPERLINK \l _Toc4248 </w:instrText>
@@ -1664,40 +2220,74 @@
         <w:rPr>
           <w:rFonts w:hint="default" w:ascii="Times New Roman" w:hAnsi="Times New Roman" w:cs="Times New Roman"/>
           <w:bCs/>
-          <w:szCs w:val="28"/>
+          <w:sz w:val="24"/>
+          <w:szCs w:val="24"/>
           <w:lang w:val="sr-Latn-RS"/>
         </w:rPr>
         <w:fldChar w:fldCharType="separate"/>
       </w:r>
       <w:r>
         <w:rPr>
-          <w:rFonts w:ascii="Times New Roman" w:hAnsi="Times New Roman" w:eastAsia="Times New Roman" w:cs="Times New Roman"/>
+          <w:rFonts w:hint="default" w:ascii="Times New Roman" w:hAnsi="Times New Roman" w:eastAsia="Times New Roman" w:cs="Times New Roman"/>
+          <w:sz w:val="24"/>
+          <w:szCs w:val="24"/>
         </w:rPr>
         <w:t>4.2 Analiza tipičnih korisničkih pitanja</w:t>
       </w:r>
       <w:r>
+        <w:rPr>
+          <w:rFonts w:hint="default" w:ascii="Times New Roman" w:hAnsi="Times New Roman" w:cs="Times New Roman"/>
+          <w:sz w:val="24"/>
+          <w:szCs w:val="24"/>
+        </w:rPr>
         <w:tab/>
       </w:r>
       <w:r>
+        <w:rPr>
+          <w:rFonts w:hint="default" w:ascii="Times New Roman" w:hAnsi="Times New Roman" w:cs="Times New Roman"/>
+          <w:sz w:val="24"/>
+          <w:szCs w:val="24"/>
+        </w:rPr>
         <w:fldChar w:fldCharType="begin"/>
       </w:r>
       <w:r>
+        <w:rPr>
+          <w:rFonts w:hint="default" w:ascii="Times New Roman" w:hAnsi="Times New Roman" w:cs="Times New Roman"/>
+          <w:sz w:val="24"/>
+          <w:szCs w:val="24"/>
+        </w:rPr>
         <w:instrText xml:space="preserve"> PAGEREF _Toc4248 \h </w:instrText>
       </w:r>
       <w:r>
+        <w:rPr>
+          <w:rFonts w:hint="default" w:ascii="Times New Roman" w:hAnsi="Times New Roman" w:cs="Times New Roman"/>
+          <w:sz w:val="24"/>
+          <w:szCs w:val="24"/>
+        </w:rPr>
         <w:fldChar w:fldCharType="separate"/>
       </w:r>
       <w:r>
+        <w:rPr>
+          <w:rFonts w:hint="default" w:ascii="Times New Roman" w:hAnsi="Times New Roman" w:cs="Times New Roman"/>
+          <w:sz w:val="24"/>
+          <w:szCs w:val="24"/>
+        </w:rPr>
         <w:t>14</w:t>
       </w:r>
       <w:r>
+        <w:rPr>
+          <w:rFonts w:hint="default" w:ascii="Times New Roman" w:hAnsi="Times New Roman" w:cs="Times New Roman"/>
+          <w:sz w:val="24"/>
+          <w:szCs w:val="24"/>
+        </w:rPr>
         <w:fldChar w:fldCharType="end"/>
       </w:r>
       <w:r>
         <w:rPr>
           <w:rFonts w:hint="default" w:ascii="Times New Roman" w:hAnsi="Times New Roman" w:cs="Times New Roman"/>
           <w:bCs/>
-          <w:szCs w:val="28"/>
+          <w:sz w:val="24"/>
+          <w:szCs w:val="24"/>
           <w:lang w:val="sr-Latn-RS"/>
         </w:rPr>
         <w:fldChar w:fldCharType="end"/>
@@ -1709,12 +2299,18 @@
         <w:tabs>
           <w:tab w:val="right" w:leader="dot" w:pos="9360"/>
         </w:tabs>
+        <w:rPr>
+          <w:rFonts w:hint="default" w:ascii="Times New Roman" w:hAnsi="Times New Roman" w:cs="Times New Roman"/>
+          <w:sz w:val="24"/>
+          <w:szCs w:val="24"/>
+        </w:rPr>
       </w:pPr>
       <w:r>
         <w:rPr>
           <w:rFonts w:hint="default" w:ascii="Times New Roman" w:hAnsi="Times New Roman" w:cs="Times New Roman"/>
           <w:bCs/>
-          <w:szCs w:val="28"/>
+          <w:sz w:val="24"/>
+          <w:szCs w:val="24"/>
           <w:lang w:val="sr-Latn-RS"/>
         </w:rPr>
         <w:fldChar w:fldCharType="begin"/>
@@ -1723,7 +2319,8 @@
         <w:rPr>
           <w:rFonts w:hint="default" w:ascii="Times New Roman" w:hAnsi="Times New Roman" w:cs="Times New Roman"/>
           <w:bCs/>
-          <w:szCs w:val="28"/>
+          <w:sz w:val="24"/>
+          <w:szCs w:val="24"/>
           <w:lang w:val="sr-Latn-RS"/>
         </w:rPr>
         <w:instrText xml:space="preserve"> HYPERLINK \l _Toc30091 </w:instrText>
@@ -1732,40 +2329,74 @@
         <w:rPr>
           <w:rFonts w:hint="default" w:ascii="Times New Roman" w:hAnsi="Times New Roman" w:cs="Times New Roman"/>
           <w:bCs/>
-          <w:szCs w:val="28"/>
+          <w:sz w:val="24"/>
+          <w:szCs w:val="24"/>
           <w:lang w:val="sr-Latn-RS"/>
         </w:rPr>
         <w:fldChar w:fldCharType="separate"/>
       </w:r>
       <w:r>
         <w:rPr>
-          <w:rFonts w:ascii="Times New Roman" w:hAnsi="Times New Roman" w:eastAsia="Times New Roman" w:cs="Times New Roman"/>
+          <w:rFonts w:hint="default" w:ascii="Times New Roman" w:hAnsi="Times New Roman" w:eastAsia="Times New Roman" w:cs="Times New Roman"/>
+          <w:sz w:val="24"/>
+          <w:szCs w:val="24"/>
         </w:rPr>
         <w:t>4.3 Struktura baze biljaka</w:t>
       </w:r>
       <w:r>
+        <w:rPr>
+          <w:rFonts w:hint="default" w:ascii="Times New Roman" w:hAnsi="Times New Roman" w:cs="Times New Roman"/>
+          <w:sz w:val="24"/>
+          <w:szCs w:val="24"/>
+        </w:rPr>
         <w:tab/>
       </w:r>
       <w:r>
+        <w:rPr>
+          <w:rFonts w:hint="default" w:ascii="Times New Roman" w:hAnsi="Times New Roman" w:cs="Times New Roman"/>
+          <w:sz w:val="24"/>
+          <w:szCs w:val="24"/>
+        </w:rPr>
         <w:fldChar w:fldCharType="begin"/>
       </w:r>
       <w:r>
+        <w:rPr>
+          <w:rFonts w:hint="default" w:ascii="Times New Roman" w:hAnsi="Times New Roman" w:cs="Times New Roman"/>
+          <w:sz w:val="24"/>
+          <w:szCs w:val="24"/>
+        </w:rPr>
         <w:instrText xml:space="preserve"> PAGEREF _Toc30091 \h </w:instrText>
       </w:r>
       <w:r>
+        <w:rPr>
+          <w:rFonts w:hint="default" w:ascii="Times New Roman" w:hAnsi="Times New Roman" w:cs="Times New Roman"/>
+          <w:sz w:val="24"/>
+          <w:szCs w:val="24"/>
+        </w:rPr>
         <w:fldChar w:fldCharType="separate"/>
       </w:r>
       <w:r>
+        <w:rPr>
+          <w:rFonts w:hint="default" w:ascii="Times New Roman" w:hAnsi="Times New Roman" w:cs="Times New Roman"/>
+          <w:sz w:val="24"/>
+          <w:szCs w:val="24"/>
+        </w:rPr>
         <w:t>16</w:t>
       </w:r>
       <w:r>
+        <w:rPr>
+          <w:rFonts w:hint="default" w:ascii="Times New Roman" w:hAnsi="Times New Roman" w:cs="Times New Roman"/>
+          <w:sz w:val="24"/>
+          <w:szCs w:val="24"/>
+        </w:rPr>
         <w:fldChar w:fldCharType="end"/>
       </w:r>
       <w:r>
         <w:rPr>
           <w:rFonts w:hint="default" w:ascii="Times New Roman" w:hAnsi="Times New Roman" w:cs="Times New Roman"/>
           <w:bCs/>
-          <w:szCs w:val="28"/>
+          <w:sz w:val="24"/>
+          <w:szCs w:val="24"/>
           <w:lang w:val="sr-Latn-RS"/>
         </w:rPr>
         <w:fldChar w:fldCharType="end"/>
@@ -1777,12 +2408,18 @@
         <w:tabs>
           <w:tab w:val="right" w:leader="dot" w:pos="9360"/>
         </w:tabs>
+        <w:rPr>
+          <w:rFonts w:hint="default" w:ascii="Times New Roman" w:hAnsi="Times New Roman" w:cs="Times New Roman"/>
+          <w:sz w:val="24"/>
+          <w:szCs w:val="24"/>
+        </w:rPr>
       </w:pPr>
       <w:r>
         <w:rPr>
           <w:rFonts w:hint="default" w:ascii="Times New Roman" w:hAnsi="Times New Roman" w:cs="Times New Roman"/>
           <w:bCs/>
-          <w:szCs w:val="28"/>
+          <w:sz w:val="24"/>
+          <w:szCs w:val="24"/>
           <w:lang w:val="sr-Latn-RS"/>
         </w:rPr>
         <w:fldChar w:fldCharType="begin"/>
@@ -1791,7 +2428,8 @@
         <w:rPr>
           <w:rFonts w:hint="default" w:ascii="Times New Roman" w:hAnsi="Times New Roman" w:cs="Times New Roman"/>
           <w:bCs/>
-          <w:szCs w:val="28"/>
+          <w:sz w:val="24"/>
+          <w:szCs w:val="24"/>
           <w:lang w:val="sr-Latn-RS"/>
         </w:rPr>
         <w:instrText xml:space="preserve"> HYPERLINK \l _Toc17488 </w:instrText>
@@ -1800,40 +2438,74 @@
         <w:rPr>
           <w:rFonts w:hint="default" w:ascii="Times New Roman" w:hAnsi="Times New Roman" w:cs="Times New Roman"/>
           <w:bCs/>
-          <w:szCs w:val="28"/>
+          <w:sz w:val="24"/>
+          <w:szCs w:val="24"/>
           <w:lang w:val="sr-Latn-RS"/>
         </w:rPr>
         <w:fldChar w:fldCharType="separate"/>
       </w:r>
       <w:r>
         <w:rPr>
-          <w:rFonts w:ascii="Times New Roman" w:hAnsi="Times New Roman" w:eastAsia="Times New Roman" w:cs="Times New Roman"/>
+          <w:rFonts w:hint="default" w:ascii="Times New Roman" w:hAnsi="Times New Roman" w:eastAsia="Times New Roman" w:cs="Times New Roman"/>
+          <w:sz w:val="24"/>
+          <w:szCs w:val="24"/>
         </w:rPr>
         <w:t>4.4 Struktura korisničkog upita</w:t>
       </w:r>
       <w:r>
+        <w:rPr>
+          <w:rFonts w:hint="default" w:ascii="Times New Roman" w:hAnsi="Times New Roman" w:cs="Times New Roman"/>
+          <w:sz w:val="24"/>
+          <w:szCs w:val="24"/>
+        </w:rPr>
         <w:tab/>
       </w:r>
       <w:r>
+        <w:rPr>
+          <w:rFonts w:hint="default" w:ascii="Times New Roman" w:hAnsi="Times New Roman" w:cs="Times New Roman"/>
+          <w:sz w:val="24"/>
+          <w:szCs w:val="24"/>
+        </w:rPr>
         <w:fldChar w:fldCharType="begin"/>
       </w:r>
       <w:r>
+        <w:rPr>
+          <w:rFonts w:hint="default" w:ascii="Times New Roman" w:hAnsi="Times New Roman" w:cs="Times New Roman"/>
+          <w:sz w:val="24"/>
+          <w:szCs w:val="24"/>
+        </w:rPr>
         <w:instrText xml:space="preserve"> PAGEREF _Toc17488 \h </w:instrText>
       </w:r>
       <w:r>
+        <w:rPr>
+          <w:rFonts w:hint="default" w:ascii="Times New Roman" w:hAnsi="Times New Roman" w:cs="Times New Roman"/>
+          <w:sz w:val="24"/>
+          <w:szCs w:val="24"/>
+        </w:rPr>
         <w:fldChar w:fldCharType="separate"/>
       </w:r>
       <w:r>
+        <w:rPr>
+          <w:rFonts w:hint="default" w:ascii="Times New Roman" w:hAnsi="Times New Roman" w:cs="Times New Roman"/>
+          <w:sz w:val="24"/>
+          <w:szCs w:val="24"/>
+        </w:rPr>
         <w:t>16</w:t>
       </w:r>
       <w:r>
+        <w:rPr>
+          <w:rFonts w:hint="default" w:ascii="Times New Roman" w:hAnsi="Times New Roman" w:cs="Times New Roman"/>
+          <w:sz w:val="24"/>
+          <w:szCs w:val="24"/>
+        </w:rPr>
         <w:fldChar w:fldCharType="end"/>
       </w:r>
       <w:r>
         <w:rPr>
           <w:rFonts w:hint="default" w:ascii="Times New Roman" w:hAnsi="Times New Roman" w:cs="Times New Roman"/>
           <w:bCs/>
-          <w:szCs w:val="28"/>
+          <w:sz w:val="24"/>
+          <w:szCs w:val="24"/>
           <w:lang w:val="sr-Latn-RS"/>
         </w:rPr>
         <w:fldChar w:fldCharType="end"/>
@@ -1845,12 +2517,18 @@
         <w:tabs>
           <w:tab w:val="right" w:leader="dot" w:pos="9360"/>
         </w:tabs>
+        <w:rPr>
+          <w:rFonts w:hint="default" w:ascii="Times New Roman" w:hAnsi="Times New Roman" w:cs="Times New Roman"/>
+          <w:sz w:val="24"/>
+          <w:szCs w:val="24"/>
+        </w:rPr>
       </w:pPr>
       <w:r>
         <w:rPr>
           <w:rFonts w:hint="default" w:ascii="Times New Roman" w:hAnsi="Times New Roman" w:cs="Times New Roman"/>
           <w:bCs/>
-          <w:szCs w:val="28"/>
+          <w:sz w:val="24"/>
+          <w:szCs w:val="24"/>
           <w:lang w:val="sr-Latn-RS"/>
         </w:rPr>
         <w:fldChar w:fldCharType="begin"/>
@@ -1859,7 +2537,8 @@
         <w:rPr>
           <w:rFonts w:hint="default" w:ascii="Times New Roman" w:hAnsi="Times New Roman" w:cs="Times New Roman"/>
           <w:bCs/>
-          <w:szCs w:val="28"/>
+          <w:sz w:val="24"/>
+          <w:szCs w:val="24"/>
           <w:lang w:val="sr-Latn-RS"/>
         </w:rPr>
         <w:instrText xml:space="preserve"> HYPERLINK \l _Toc22995 </w:instrText>
@@ -1868,40 +2547,74 @@
         <w:rPr>
           <w:rFonts w:hint="default" w:ascii="Times New Roman" w:hAnsi="Times New Roman" w:cs="Times New Roman"/>
           <w:bCs/>
-          <w:szCs w:val="28"/>
+          <w:sz w:val="24"/>
+          <w:szCs w:val="24"/>
           <w:lang w:val="sr-Latn-RS"/>
         </w:rPr>
         <w:fldChar w:fldCharType="separate"/>
       </w:r>
       <w:r>
         <w:rPr>
-          <w:rFonts w:ascii="Times New Roman" w:hAnsi="Times New Roman" w:eastAsia="Times New Roman" w:cs="Times New Roman"/>
+          <w:rFonts w:hint="default" w:ascii="Times New Roman" w:hAnsi="Times New Roman" w:eastAsia="Times New Roman" w:cs="Times New Roman"/>
+          <w:sz w:val="24"/>
+          <w:szCs w:val="24"/>
         </w:rPr>
         <w:t>4.5 Test skup korisničkih upita</w:t>
       </w:r>
       <w:r>
+        <w:rPr>
+          <w:rFonts w:hint="default" w:ascii="Times New Roman" w:hAnsi="Times New Roman" w:cs="Times New Roman"/>
+          <w:sz w:val="24"/>
+          <w:szCs w:val="24"/>
+        </w:rPr>
         <w:tab/>
       </w:r>
       <w:r>
+        <w:rPr>
+          <w:rFonts w:hint="default" w:ascii="Times New Roman" w:hAnsi="Times New Roman" w:cs="Times New Roman"/>
+          <w:sz w:val="24"/>
+          <w:szCs w:val="24"/>
+        </w:rPr>
         <w:fldChar w:fldCharType="begin"/>
       </w:r>
       <w:r>
+        <w:rPr>
+          <w:rFonts w:hint="default" w:ascii="Times New Roman" w:hAnsi="Times New Roman" w:cs="Times New Roman"/>
+          <w:sz w:val="24"/>
+          <w:szCs w:val="24"/>
+        </w:rPr>
         <w:instrText xml:space="preserve"> PAGEREF _Toc22995 \h </w:instrText>
       </w:r>
       <w:r>
+        <w:rPr>
+          <w:rFonts w:hint="default" w:ascii="Times New Roman" w:hAnsi="Times New Roman" w:cs="Times New Roman"/>
+          <w:sz w:val="24"/>
+          <w:szCs w:val="24"/>
+        </w:rPr>
         <w:fldChar w:fldCharType="separate"/>
       </w:r>
       <w:r>
+        <w:rPr>
+          <w:rFonts w:hint="default" w:ascii="Times New Roman" w:hAnsi="Times New Roman" w:cs="Times New Roman"/>
+          <w:sz w:val="24"/>
+          <w:szCs w:val="24"/>
+        </w:rPr>
         <w:t>17</w:t>
       </w:r>
       <w:r>
+        <w:rPr>
+          <w:rFonts w:hint="default" w:ascii="Times New Roman" w:hAnsi="Times New Roman" w:cs="Times New Roman"/>
+          <w:sz w:val="24"/>
+          <w:szCs w:val="24"/>
+        </w:rPr>
         <w:fldChar w:fldCharType="end"/>
       </w:r>
       <w:r>
         <w:rPr>
           <w:rFonts w:hint="default" w:ascii="Times New Roman" w:hAnsi="Times New Roman" w:cs="Times New Roman"/>
           <w:bCs/>
-          <w:szCs w:val="28"/>
+          <w:sz w:val="24"/>
+          <w:szCs w:val="24"/>
           <w:lang w:val="sr-Latn-RS"/>
         </w:rPr>
         <w:fldChar w:fldCharType="end"/>
@@ -1913,12 +2626,18 @@
         <w:tabs>
           <w:tab w:val="right" w:leader="dot" w:pos="9360"/>
         </w:tabs>
+        <w:rPr>
+          <w:rFonts w:hint="default" w:ascii="Times New Roman" w:hAnsi="Times New Roman" w:cs="Times New Roman"/>
+          <w:sz w:val="24"/>
+          <w:szCs w:val="24"/>
+        </w:rPr>
       </w:pPr>
       <w:r>
         <w:rPr>
           <w:rFonts w:hint="default" w:ascii="Times New Roman" w:hAnsi="Times New Roman" w:cs="Times New Roman"/>
           <w:bCs/>
-          <w:szCs w:val="28"/>
+          <w:sz w:val="24"/>
+          <w:szCs w:val="24"/>
           <w:lang w:val="sr-Latn-RS"/>
         </w:rPr>
         <w:fldChar w:fldCharType="begin"/>
@@ -1927,7 +2646,8 @@
         <w:rPr>
           <w:rFonts w:hint="default" w:ascii="Times New Roman" w:hAnsi="Times New Roman" w:cs="Times New Roman"/>
           <w:bCs/>
-          <w:szCs w:val="28"/>
+          <w:sz w:val="24"/>
+          <w:szCs w:val="24"/>
           <w:lang w:val="sr-Latn-RS"/>
         </w:rPr>
         <w:instrText xml:space="preserve"> HYPERLINK \l _Toc25537 </w:instrText>
@@ -1936,40 +2656,74 @@
         <w:rPr>
           <w:rFonts w:hint="default" w:ascii="Times New Roman" w:hAnsi="Times New Roman" w:cs="Times New Roman"/>
           <w:bCs/>
-          <w:szCs w:val="28"/>
+          <w:sz w:val="24"/>
+          <w:szCs w:val="24"/>
           <w:lang w:val="sr-Latn-RS"/>
         </w:rPr>
         <w:fldChar w:fldCharType="separate"/>
       </w:r>
       <w:r>
         <w:rPr>
-          <w:rFonts w:ascii="Times New Roman" w:hAnsi="Times New Roman" w:eastAsia="Times New Roman" w:cs="Times New Roman"/>
+          <w:rFonts w:hint="default" w:ascii="Times New Roman" w:hAnsi="Times New Roman" w:eastAsia="Times New Roman" w:cs="Times New Roman"/>
+          <w:sz w:val="24"/>
+          <w:szCs w:val="24"/>
         </w:rPr>
         <w:t>4.6 Ciljevi sistema</w:t>
       </w:r>
       <w:r>
+        <w:rPr>
+          <w:rFonts w:hint="default" w:ascii="Times New Roman" w:hAnsi="Times New Roman" w:cs="Times New Roman"/>
+          <w:sz w:val="24"/>
+          <w:szCs w:val="24"/>
+        </w:rPr>
         <w:tab/>
       </w:r>
       <w:r>
+        <w:rPr>
+          <w:rFonts w:hint="default" w:ascii="Times New Roman" w:hAnsi="Times New Roman" w:cs="Times New Roman"/>
+          <w:sz w:val="24"/>
+          <w:szCs w:val="24"/>
+        </w:rPr>
         <w:fldChar w:fldCharType="begin"/>
       </w:r>
       <w:r>
+        <w:rPr>
+          <w:rFonts w:hint="default" w:ascii="Times New Roman" w:hAnsi="Times New Roman" w:cs="Times New Roman"/>
+          <w:sz w:val="24"/>
+          <w:szCs w:val="24"/>
+        </w:rPr>
         <w:instrText xml:space="preserve"> PAGEREF _Toc25537 \h </w:instrText>
       </w:r>
       <w:r>
+        <w:rPr>
+          <w:rFonts w:hint="default" w:ascii="Times New Roman" w:hAnsi="Times New Roman" w:cs="Times New Roman"/>
+          <w:sz w:val="24"/>
+          <w:szCs w:val="24"/>
+        </w:rPr>
         <w:fldChar w:fldCharType="separate"/>
       </w:r>
       <w:r>
+        <w:rPr>
+          <w:rFonts w:hint="default" w:ascii="Times New Roman" w:hAnsi="Times New Roman" w:cs="Times New Roman"/>
+          <w:sz w:val="24"/>
+          <w:szCs w:val="24"/>
+        </w:rPr>
         <w:t>18</w:t>
       </w:r>
       <w:r>
+        <w:rPr>
+          <w:rFonts w:hint="default" w:ascii="Times New Roman" w:hAnsi="Times New Roman" w:cs="Times New Roman"/>
+          <w:sz w:val="24"/>
+          <w:szCs w:val="24"/>
+        </w:rPr>
         <w:fldChar w:fldCharType="end"/>
       </w:r>
       <w:r>
         <w:rPr>
           <w:rFonts w:hint="default" w:ascii="Times New Roman" w:hAnsi="Times New Roman" w:cs="Times New Roman"/>
           <w:bCs/>
-          <w:szCs w:val="28"/>
+          <w:sz w:val="24"/>
+          <w:szCs w:val="24"/>
           <w:lang w:val="sr-Latn-RS"/>
         </w:rPr>
         <w:fldChar w:fldCharType="end"/>
@@ -1981,12 +2735,18 @@
         <w:tabs>
           <w:tab w:val="right" w:leader="dot" w:pos="9360"/>
         </w:tabs>
+        <w:rPr>
+          <w:rFonts w:hint="default" w:ascii="Times New Roman" w:hAnsi="Times New Roman" w:cs="Times New Roman"/>
+          <w:sz w:val="24"/>
+          <w:szCs w:val="24"/>
+        </w:rPr>
       </w:pPr>
       <w:r>
         <w:rPr>
           <w:rFonts w:hint="default" w:ascii="Times New Roman" w:hAnsi="Times New Roman" w:cs="Times New Roman"/>
           <w:bCs/>
-          <w:szCs w:val="28"/>
+          <w:sz w:val="24"/>
+          <w:szCs w:val="24"/>
           <w:lang w:val="sr-Latn-RS"/>
         </w:rPr>
         <w:fldChar w:fldCharType="begin"/>
@@ -1995,7 +2755,8 @@
         <w:rPr>
           <w:rFonts w:hint="default" w:ascii="Times New Roman" w:hAnsi="Times New Roman" w:cs="Times New Roman"/>
           <w:bCs/>
-          <w:szCs w:val="28"/>
+          <w:sz w:val="24"/>
+          <w:szCs w:val="24"/>
           <w:lang w:val="sr-Latn-RS"/>
         </w:rPr>
         <w:instrText xml:space="preserve"> HYPERLINK \l _Toc14020 </w:instrText>
@@ -2004,40 +2765,74 @@
         <w:rPr>
           <w:rFonts w:hint="default" w:ascii="Times New Roman" w:hAnsi="Times New Roman" w:cs="Times New Roman"/>
           <w:bCs/>
-          <w:szCs w:val="28"/>
+          <w:sz w:val="24"/>
+          <w:szCs w:val="24"/>
           <w:lang w:val="sr-Latn-RS"/>
         </w:rPr>
         <w:fldChar w:fldCharType="separate"/>
       </w:r>
       <w:r>
         <w:rPr>
-          <w:rFonts w:ascii="Times New Roman" w:hAnsi="Times New Roman" w:eastAsia="Times New Roman" w:cs="Times New Roman"/>
+          <w:rFonts w:hint="default" w:ascii="Times New Roman" w:hAnsi="Times New Roman" w:eastAsia="Times New Roman" w:cs="Times New Roman"/>
+          <w:sz w:val="24"/>
+          <w:szCs w:val="24"/>
         </w:rPr>
         <w:t>5. Arhitektura predloženog sistema</w:t>
       </w:r>
       <w:r>
+        <w:rPr>
+          <w:rFonts w:hint="default" w:ascii="Times New Roman" w:hAnsi="Times New Roman" w:cs="Times New Roman"/>
+          <w:sz w:val="24"/>
+          <w:szCs w:val="24"/>
+        </w:rPr>
         <w:tab/>
       </w:r>
       <w:r>
+        <w:rPr>
+          <w:rFonts w:hint="default" w:ascii="Times New Roman" w:hAnsi="Times New Roman" w:cs="Times New Roman"/>
+          <w:sz w:val="24"/>
+          <w:szCs w:val="24"/>
+        </w:rPr>
         <w:fldChar w:fldCharType="begin"/>
       </w:r>
       <w:r>
+        <w:rPr>
+          <w:rFonts w:hint="default" w:ascii="Times New Roman" w:hAnsi="Times New Roman" w:cs="Times New Roman"/>
+          <w:sz w:val="24"/>
+          <w:szCs w:val="24"/>
+        </w:rPr>
         <w:instrText xml:space="preserve"> PAGEREF _Toc14020 \h </w:instrText>
       </w:r>
       <w:r>
+        <w:rPr>
+          <w:rFonts w:hint="default" w:ascii="Times New Roman" w:hAnsi="Times New Roman" w:cs="Times New Roman"/>
+          <w:sz w:val="24"/>
+          <w:szCs w:val="24"/>
+        </w:rPr>
         <w:fldChar w:fldCharType="separate"/>
       </w:r>
       <w:r>
+        <w:rPr>
+          <w:rFonts w:hint="default" w:ascii="Times New Roman" w:hAnsi="Times New Roman" w:cs="Times New Roman"/>
+          <w:sz w:val="24"/>
+          <w:szCs w:val="24"/>
+        </w:rPr>
         <w:t>19</w:t>
       </w:r>
       <w:r>
+        <w:rPr>
+          <w:rFonts w:hint="default" w:ascii="Times New Roman" w:hAnsi="Times New Roman" w:cs="Times New Roman"/>
+          <w:sz w:val="24"/>
+          <w:szCs w:val="24"/>
+        </w:rPr>
         <w:fldChar w:fldCharType="end"/>
       </w:r>
       <w:r>
         <w:rPr>
           <w:rFonts w:hint="default" w:ascii="Times New Roman" w:hAnsi="Times New Roman" w:cs="Times New Roman"/>
           <w:bCs/>
-          <w:szCs w:val="28"/>
+          <w:sz w:val="24"/>
+          <w:szCs w:val="24"/>
           <w:lang w:val="sr-Latn-RS"/>
         </w:rPr>
         <w:fldChar w:fldCharType="end"/>
@@ -2049,12 +2844,18 @@
         <w:tabs>
           <w:tab w:val="right" w:leader="dot" w:pos="9360"/>
         </w:tabs>
+        <w:rPr>
+          <w:rFonts w:hint="default" w:ascii="Times New Roman" w:hAnsi="Times New Roman" w:cs="Times New Roman"/>
+          <w:sz w:val="24"/>
+          <w:szCs w:val="24"/>
+        </w:rPr>
       </w:pPr>
       <w:r>
         <w:rPr>
           <w:rFonts w:hint="default" w:ascii="Times New Roman" w:hAnsi="Times New Roman" w:cs="Times New Roman"/>
           <w:bCs/>
-          <w:szCs w:val="28"/>
+          <w:sz w:val="24"/>
+          <w:szCs w:val="24"/>
           <w:lang w:val="sr-Latn-RS"/>
         </w:rPr>
         <w:fldChar w:fldCharType="begin"/>
@@ -2063,7 +2864,8 @@
         <w:rPr>
           <w:rFonts w:hint="default" w:ascii="Times New Roman" w:hAnsi="Times New Roman" w:cs="Times New Roman"/>
           <w:bCs/>
-          <w:szCs w:val="28"/>
+          <w:sz w:val="24"/>
+          <w:szCs w:val="24"/>
           <w:lang w:val="sr-Latn-RS"/>
         </w:rPr>
         <w:instrText xml:space="preserve"> HYPERLINK \l _Toc15045 </w:instrText>
@@ -2072,40 +2874,74 @@
         <w:rPr>
           <w:rFonts w:hint="default" w:ascii="Times New Roman" w:hAnsi="Times New Roman" w:cs="Times New Roman"/>
           <w:bCs/>
-          <w:szCs w:val="28"/>
+          <w:sz w:val="24"/>
+          <w:szCs w:val="24"/>
           <w:lang w:val="sr-Latn-RS"/>
         </w:rPr>
         <w:fldChar w:fldCharType="separate"/>
       </w:r>
       <w:r>
         <w:rPr>
-          <w:rFonts w:ascii="Times New Roman" w:hAnsi="Times New Roman" w:eastAsia="Times New Roman" w:cs="Times New Roman"/>
+          <w:rFonts w:hint="default" w:ascii="Times New Roman" w:hAnsi="Times New Roman" w:eastAsia="Times New Roman" w:cs="Times New Roman"/>
+          <w:sz w:val="24"/>
+          <w:szCs w:val="24"/>
         </w:rPr>
         <w:t>5.1 Opšti pregled sistema</w:t>
       </w:r>
       <w:r>
+        <w:rPr>
+          <w:rFonts w:hint="default" w:ascii="Times New Roman" w:hAnsi="Times New Roman" w:cs="Times New Roman"/>
+          <w:sz w:val="24"/>
+          <w:szCs w:val="24"/>
+        </w:rPr>
         <w:tab/>
       </w:r>
       <w:r>
+        <w:rPr>
+          <w:rFonts w:hint="default" w:ascii="Times New Roman" w:hAnsi="Times New Roman" w:cs="Times New Roman"/>
+          <w:sz w:val="24"/>
+          <w:szCs w:val="24"/>
+        </w:rPr>
         <w:fldChar w:fldCharType="begin"/>
       </w:r>
       <w:r>
+        <w:rPr>
+          <w:rFonts w:hint="default" w:ascii="Times New Roman" w:hAnsi="Times New Roman" w:cs="Times New Roman"/>
+          <w:sz w:val="24"/>
+          <w:szCs w:val="24"/>
+        </w:rPr>
         <w:instrText xml:space="preserve"> PAGEREF _Toc15045 \h </w:instrText>
       </w:r>
       <w:r>
+        <w:rPr>
+          <w:rFonts w:hint="default" w:ascii="Times New Roman" w:hAnsi="Times New Roman" w:cs="Times New Roman"/>
+          <w:sz w:val="24"/>
+          <w:szCs w:val="24"/>
+        </w:rPr>
         <w:fldChar w:fldCharType="separate"/>
       </w:r>
       <w:r>
+        <w:rPr>
+          <w:rFonts w:hint="default" w:ascii="Times New Roman" w:hAnsi="Times New Roman" w:cs="Times New Roman"/>
+          <w:sz w:val="24"/>
+          <w:szCs w:val="24"/>
+        </w:rPr>
         <w:t>19</w:t>
       </w:r>
       <w:r>
+        <w:rPr>
+          <w:rFonts w:hint="default" w:ascii="Times New Roman" w:hAnsi="Times New Roman" w:cs="Times New Roman"/>
+          <w:sz w:val="24"/>
+          <w:szCs w:val="24"/>
+        </w:rPr>
         <w:fldChar w:fldCharType="end"/>
       </w:r>
       <w:r>
         <w:rPr>
           <w:rFonts w:hint="default" w:ascii="Times New Roman" w:hAnsi="Times New Roman" w:cs="Times New Roman"/>
           <w:bCs/>
-          <w:szCs w:val="28"/>
+          <w:sz w:val="24"/>
+          <w:szCs w:val="24"/>
           <w:lang w:val="sr-Latn-RS"/>
         </w:rPr>
         <w:fldChar w:fldCharType="end"/>
@@ -2117,12 +2953,18 @@
         <w:tabs>
           <w:tab w:val="right" w:leader="dot" w:pos="9360"/>
         </w:tabs>
+        <w:rPr>
+          <w:rFonts w:hint="default" w:ascii="Times New Roman" w:hAnsi="Times New Roman" w:cs="Times New Roman"/>
+          <w:sz w:val="24"/>
+          <w:szCs w:val="24"/>
+        </w:rPr>
       </w:pPr>
       <w:r>
         <w:rPr>
           <w:rFonts w:hint="default" w:ascii="Times New Roman" w:hAnsi="Times New Roman" w:cs="Times New Roman"/>
           <w:bCs/>
-          <w:szCs w:val="28"/>
+          <w:sz w:val="24"/>
+          <w:szCs w:val="24"/>
           <w:lang w:val="sr-Latn-RS"/>
         </w:rPr>
         <w:fldChar w:fldCharType="begin"/>
@@ -2131,7 +2973,8 @@
         <w:rPr>
           <w:rFonts w:hint="default" w:ascii="Times New Roman" w:hAnsi="Times New Roman" w:cs="Times New Roman"/>
           <w:bCs/>
-          <w:szCs w:val="28"/>
+          <w:sz w:val="24"/>
+          <w:szCs w:val="24"/>
           <w:lang w:val="sr-Latn-RS"/>
         </w:rPr>
         <w:instrText xml:space="preserve"> HYPERLINK \l _Toc2391 </w:instrText>
@@ -2140,40 +2983,74 @@
         <w:rPr>
           <w:rFonts w:hint="default" w:ascii="Times New Roman" w:hAnsi="Times New Roman" w:cs="Times New Roman"/>
           <w:bCs/>
-          <w:szCs w:val="28"/>
+          <w:sz w:val="24"/>
+          <w:szCs w:val="24"/>
           <w:lang w:val="sr-Latn-RS"/>
         </w:rPr>
         <w:fldChar w:fldCharType="separate"/>
       </w:r>
       <w:r>
         <w:rPr>
-          <w:rFonts w:ascii="Times New Roman" w:hAnsi="Times New Roman" w:eastAsia="Times New Roman" w:cs="Times New Roman"/>
+          <w:rFonts w:hint="default" w:ascii="Times New Roman" w:hAnsi="Times New Roman" w:eastAsia="Times New Roman" w:cs="Times New Roman"/>
+          <w:sz w:val="24"/>
+          <w:szCs w:val="24"/>
         </w:rPr>
         <w:t>5.2 Komponente sistema</w:t>
       </w:r>
       <w:r>
+        <w:rPr>
+          <w:rFonts w:hint="default" w:ascii="Times New Roman" w:hAnsi="Times New Roman" w:cs="Times New Roman"/>
+          <w:sz w:val="24"/>
+          <w:szCs w:val="24"/>
+        </w:rPr>
         <w:tab/>
       </w:r>
       <w:r>
+        <w:rPr>
+          <w:rFonts w:hint="default" w:ascii="Times New Roman" w:hAnsi="Times New Roman" w:cs="Times New Roman"/>
+          <w:sz w:val="24"/>
+          <w:szCs w:val="24"/>
+        </w:rPr>
         <w:fldChar w:fldCharType="begin"/>
       </w:r>
       <w:r>
+        <w:rPr>
+          <w:rFonts w:hint="default" w:ascii="Times New Roman" w:hAnsi="Times New Roman" w:cs="Times New Roman"/>
+          <w:sz w:val="24"/>
+          <w:szCs w:val="24"/>
+        </w:rPr>
         <w:instrText xml:space="preserve"> PAGEREF _Toc2391 \h </w:instrText>
       </w:r>
       <w:r>
+        <w:rPr>
+          <w:rFonts w:hint="default" w:ascii="Times New Roman" w:hAnsi="Times New Roman" w:cs="Times New Roman"/>
+          <w:sz w:val="24"/>
+          <w:szCs w:val="24"/>
+        </w:rPr>
         <w:fldChar w:fldCharType="separate"/>
       </w:r>
       <w:r>
+        <w:rPr>
+          <w:rFonts w:hint="default" w:ascii="Times New Roman" w:hAnsi="Times New Roman" w:cs="Times New Roman"/>
+          <w:sz w:val="24"/>
+          <w:szCs w:val="24"/>
+        </w:rPr>
         <w:t>19</w:t>
       </w:r>
       <w:r>
+        <w:rPr>
+          <w:rFonts w:hint="default" w:ascii="Times New Roman" w:hAnsi="Times New Roman" w:cs="Times New Roman"/>
+          <w:sz w:val="24"/>
+          <w:szCs w:val="24"/>
+        </w:rPr>
         <w:fldChar w:fldCharType="end"/>
       </w:r>
       <w:r>
         <w:rPr>
           <w:rFonts w:hint="default" w:ascii="Times New Roman" w:hAnsi="Times New Roman" w:cs="Times New Roman"/>
           <w:bCs/>
-          <w:szCs w:val="28"/>
+          <w:sz w:val="24"/>
+          <w:szCs w:val="24"/>
           <w:lang w:val="sr-Latn-RS"/>
         </w:rPr>
         <w:fldChar w:fldCharType="end"/>
@@ -2185,12 +3062,18 @@
         <w:tabs>
           <w:tab w:val="right" w:leader="dot" w:pos="9360"/>
         </w:tabs>
+        <w:rPr>
+          <w:rFonts w:hint="default" w:ascii="Times New Roman" w:hAnsi="Times New Roman" w:cs="Times New Roman"/>
+          <w:sz w:val="24"/>
+          <w:szCs w:val="24"/>
+        </w:rPr>
       </w:pPr>
       <w:r>
         <w:rPr>
           <w:rFonts w:hint="default" w:ascii="Times New Roman" w:hAnsi="Times New Roman" w:cs="Times New Roman"/>
           <w:bCs/>
-          <w:szCs w:val="28"/>
+          <w:sz w:val="24"/>
+          <w:szCs w:val="24"/>
           <w:lang w:val="sr-Latn-RS"/>
         </w:rPr>
         <w:fldChar w:fldCharType="begin"/>
@@ -2199,7 +3082,8 @@
         <w:rPr>
           <w:rFonts w:hint="default" w:ascii="Times New Roman" w:hAnsi="Times New Roman" w:cs="Times New Roman"/>
           <w:bCs/>
-          <w:szCs w:val="28"/>
+          <w:sz w:val="24"/>
+          <w:szCs w:val="24"/>
           <w:lang w:val="sr-Latn-RS"/>
         </w:rPr>
         <w:instrText xml:space="preserve"> HYPERLINK \l _Toc22735 </w:instrText>
@@ -2208,40 +3092,74 @@
         <w:rPr>
           <w:rFonts w:hint="default" w:ascii="Times New Roman" w:hAnsi="Times New Roman" w:cs="Times New Roman"/>
           <w:bCs/>
-          <w:szCs w:val="28"/>
+          <w:sz w:val="24"/>
+          <w:szCs w:val="24"/>
           <w:lang w:val="sr-Latn-RS"/>
         </w:rPr>
         <w:fldChar w:fldCharType="separate"/>
       </w:r>
       <w:r>
         <w:rPr>
-          <w:rFonts w:ascii="Times New Roman" w:hAnsi="Times New Roman" w:eastAsia="Times New Roman" w:cs="Times New Roman"/>
+          <w:rFonts w:hint="default" w:ascii="Times New Roman" w:hAnsi="Times New Roman" w:eastAsia="Times New Roman" w:cs="Times New Roman"/>
+          <w:sz w:val="24"/>
+          <w:szCs w:val="24"/>
         </w:rPr>
         <w:t>5.3 Proces obrade korisničkog upita</w:t>
       </w:r>
       <w:r>
+        <w:rPr>
+          <w:rFonts w:hint="default" w:ascii="Times New Roman" w:hAnsi="Times New Roman" w:cs="Times New Roman"/>
+          <w:sz w:val="24"/>
+          <w:szCs w:val="24"/>
+        </w:rPr>
         <w:tab/>
       </w:r>
       <w:r>
+        <w:rPr>
+          <w:rFonts w:hint="default" w:ascii="Times New Roman" w:hAnsi="Times New Roman" w:cs="Times New Roman"/>
+          <w:sz w:val="24"/>
+          <w:szCs w:val="24"/>
+        </w:rPr>
         <w:fldChar w:fldCharType="begin"/>
       </w:r>
       <w:r>
+        <w:rPr>
+          <w:rFonts w:hint="default" w:ascii="Times New Roman" w:hAnsi="Times New Roman" w:cs="Times New Roman"/>
+          <w:sz w:val="24"/>
+          <w:szCs w:val="24"/>
+        </w:rPr>
         <w:instrText xml:space="preserve"> PAGEREF _Toc22735 \h </w:instrText>
       </w:r>
       <w:r>
+        <w:rPr>
+          <w:rFonts w:hint="default" w:ascii="Times New Roman" w:hAnsi="Times New Roman" w:cs="Times New Roman"/>
+          <w:sz w:val="24"/>
+          <w:szCs w:val="24"/>
+        </w:rPr>
         <w:fldChar w:fldCharType="separate"/>
       </w:r>
       <w:r>
+        <w:rPr>
+          <w:rFonts w:hint="default" w:ascii="Times New Roman" w:hAnsi="Times New Roman" w:cs="Times New Roman"/>
+          <w:sz w:val="24"/>
+          <w:szCs w:val="24"/>
+        </w:rPr>
         <w:t>20</w:t>
       </w:r>
       <w:r>
+        <w:rPr>
+          <w:rFonts w:hint="default" w:ascii="Times New Roman" w:hAnsi="Times New Roman" w:cs="Times New Roman"/>
+          <w:sz w:val="24"/>
+          <w:szCs w:val="24"/>
+        </w:rPr>
         <w:fldChar w:fldCharType="end"/>
       </w:r>
       <w:r>
         <w:rPr>
           <w:rFonts w:hint="default" w:ascii="Times New Roman" w:hAnsi="Times New Roman" w:cs="Times New Roman"/>
           <w:bCs/>
-          <w:szCs w:val="28"/>
+          <w:sz w:val="24"/>
+          <w:szCs w:val="24"/>
           <w:lang w:val="sr-Latn-RS"/>
         </w:rPr>
         <w:fldChar w:fldCharType="end"/>
@@ -2253,12 +3171,18 @@
         <w:tabs>
           <w:tab w:val="right" w:leader="dot" w:pos="9360"/>
         </w:tabs>
+        <w:rPr>
+          <w:rFonts w:hint="default" w:ascii="Times New Roman" w:hAnsi="Times New Roman" w:cs="Times New Roman"/>
+          <w:sz w:val="24"/>
+          <w:szCs w:val="24"/>
+        </w:rPr>
       </w:pPr>
       <w:r>
         <w:rPr>
           <w:rFonts w:hint="default" w:ascii="Times New Roman" w:hAnsi="Times New Roman" w:cs="Times New Roman"/>
           <w:bCs/>
-          <w:szCs w:val="28"/>
+          <w:sz w:val="24"/>
+          <w:szCs w:val="24"/>
           <w:lang w:val="sr-Latn-RS"/>
         </w:rPr>
         <w:fldChar w:fldCharType="begin"/>
@@ -2267,7 +3191,8 @@
         <w:rPr>
           <w:rFonts w:hint="default" w:ascii="Times New Roman" w:hAnsi="Times New Roman" w:cs="Times New Roman"/>
           <w:bCs/>
-          <w:szCs w:val="28"/>
+          <w:sz w:val="24"/>
+          <w:szCs w:val="24"/>
           <w:lang w:val="sr-Latn-RS"/>
         </w:rPr>
         <w:instrText xml:space="preserve"> HYPERLINK \l _Toc6157 </w:instrText>
@@ -2276,40 +3201,74 @@
         <w:rPr>
           <w:rFonts w:hint="default" w:ascii="Times New Roman" w:hAnsi="Times New Roman" w:cs="Times New Roman"/>
           <w:bCs/>
-          <w:szCs w:val="28"/>
+          <w:sz w:val="24"/>
+          <w:szCs w:val="24"/>
           <w:lang w:val="sr-Latn-RS"/>
         </w:rPr>
         <w:fldChar w:fldCharType="separate"/>
       </w:r>
       <w:r>
         <w:rPr>
-          <w:rFonts w:ascii="Times New Roman" w:hAnsi="Times New Roman" w:eastAsia="Times New Roman" w:cs="Times New Roman"/>
+          <w:rFonts w:hint="default" w:ascii="Times New Roman" w:hAnsi="Times New Roman" w:eastAsia="Times New Roman" w:cs="Times New Roman"/>
+          <w:sz w:val="24"/>
+          <w:szCs w:val="24"/>
         </w:rPr>
         <w:t>5.4 Korišćenje velikog jezičkog modela</w:t>
       </w:r>
       <w:r>
+        <w:rPr>
+          <w:rFonts w:hint="default" w:ascii="Times New Roman" w:hAnsi="Times New Roman" w:cs="Times New Roman"/>
+          <w:sz w:val="24"/>
+          <w:szCs w:val="24"/>
+        </w:rPr>
         <w:tab/>
       </w:r>
       <w:r>
+        <w:rPr>
+          <w:rFonts w:hint="default" w:ascii="Times New Roman" w:hAnsi="Times New Roman" w:cs="Times New Roman"/>
+          <w:sz w:val="24"/>
+          <w:szCs w:val="24"/>
+        </w:rPr>
         <w:fldChar w:fldCharType="begin"/>
       </w:r>
       <w:r>
+        <w:rPr>
+          <w:rFonts w:hint="default" w:ascii="Times New Roman" w:hAnsi="Times New Roman" w:cs="Times New Roman"/>
+          <w:sz w:val="24"/>
+          <w:szCs w:val="24"/>
+        </w:rPr>
         <w:instrText xml:space="preserve"> PAGEREF _Toc6157 \h </w:instrText>
       </w:r>
       <w:r>
+        <w:rPr>
+          <w:rFonts w:hint="default" w:ascii="Times New Roman" w:hAnsi="Times New Roman" w:cs="Times New Roman"/>
+          <w:sz w:val="24"/>
+          <w:szCs w:val="24"/>
+        </w:rPr>
         <w:fldChar w:fldCharType="separate"/>
       </w:r>
       <w:r>
+        <w:rPr>
+          <w:rFonts w:hint="default" w:ascii="Times New Roman" w:hAnsi="Times New Roman" w:cs="Times New Roman"/>
+          <w:sz w:val="24"/>
+          <w:szCs w:val="24"/>
+        </w:rPr>
         <w:t>20</w:t>
       </w:r>
       <w:r>
+        <w:rPr>
+          <w:rFonts w:hint="default" w:ascii="Times New Roman" w:hAnsi="Times New Roman" w:cs="Times New Roman"/>
+          <w:sz w:val="24"/>
+          <w:szCs w:val="24"/>
+        </w:rPr>
         <w:fldChar w:fldCharType="end"/>
       </w:r>
       <w:r>
         <w:rPr>
           <w:rFonts w:hint="default" w:ascii="Times New Roman" w:hAnsi="Times New Roman" w:cs="Times New Roman"/>
           <w:bCs/>
-          <w:szCs w:val="28"/>
+          <w:sz w:val="24"/>
+          <w:szCs w:val="24"/>
           <w:lang w:val="sr-Latn-RS"/>
         </w:rPr>
         <w:fldChar w:fldCharType="end"/>
@@ -2321,12 +3280,18 @@
         <w:tabs>
           <w:tab w:val="right" w:leader="dot" w:pos="9360"/>
         </w:tabs>
+        <w:rPr>
+          <w:rFonts w:hint="default" w:ascii="Times New Roman" w:hAnsi="Times New Roman" w:cs="Times New Roman"/>
+          <w:sz w:val="24"/>
+          <w:szCs w:val="24"/>
+        </w:rPr>
       </w:pPr>
       <w:r>
         <w:rPr>
           <w:rFonts w:hint="default" w:ascii="Times New Roman" w:hAnsi="Times New Roman" w:cs="Times New Roman"/>
           <w:bCs/>
-          <w:szCs w:val="28"/>
+          <w:sz w:val="24"/>
+          <w:szCs w:val="24"/>
           <w:lang w:val="sr-Latn-RS"/>
         </w:rPr>
         <w:fldChar w:fldCharType="begin"/>
@@ -2335,7 +3300,8 @@
         <w:rPr>
           <w:rFonts w:hint="default" w:ascii="Times New Roman" w:hAnsi="Times New Roman" w:cs="Times New Roman"/>
           <w:bCs/>
-          <w:szCs w:val="28"/>
+          <w:sz w:val="24"/>
+          <w:szCs w:val="24"/>
           <w:lang w:val="sr-Latn-RS"/>
         </w:rPr>
         <w:instrText xml:space="preserve"> HYPERLINK \l _Toc29650 </w:instrText>
@@ -2344,40 +3310,74 @@
         <w:rPr>
           <w:rFonts w:hint="default" w:ascii="Times New Roman" w:hAnsi="Times New Roman" w:cs="Times New Roman"/>
           <w:bCs/>
-          <w:szCs w:val="28"/>
+          <w:sz w:val="24"/>
+          <w:szCs w:val="24"/>
           <w:lang w:val="sr-Latn-RS"/>
         </w:rPr>
         <w:fldChar w:fldCharType="separate"/>
       </w:r>
       <w:r>
         <w:rPr>
-          <w:rFonts w:ascii="Times New Roman" w:hAnsi="Times New Roman" w:eastAsia="Times New Roman" w:cs="Times New Roman"/>
+          <w:rFonts w:hint="default" w:ascii="Times New Roman" w:hAnsi="Times New Roman" w:eastAsia="Times New Roman" w:cs="Times New Roman"/>
+          <w:sz w:val="24"/>
+          <w:szCs w:val="24"/>
         </w:rPr>
         <w:t>5.5 Generisanje odgovora</w:t>
       </w:r>
       <w:r>
+        <w:rPr>
+          <w:rFonts w:hint="default" w:ascii="Times New Roman" w:hAnsi="Times New Roman" w:cs="Times New Roman"/>
+          <w:sz w:val="24"/>
+          <w:szCs w:val="24"/>
+        </w:rPr>
         <w:tab/>
       </w:r>
       <w:r>
+        <w:rPr>
+          <w:rFonts w:hint="default" w:ascii="Times New Roman" w:hAnsi="Times New Roman" w:cs="Times New Roman"/>
+          <w:sz w:val="24"/>
+          <w:szCs w:val="24"/>
+        </w:rPr>
         <w:fldChar w:fldCharType="begin"/>
       </w:r>
       <w:r>
+        <w:rPr>
+          <w:rFonts w:hint="default" w:ascii="Times New Roman" w:hAnsi="Times New Roman" w:cs="Times New Roman"/>
+          <w:sz w:val="24"/>
+          <w:szCs w:val="24"/>
+        </w:rPr>
         <w:instrText xml:space="preserve"> PAGEREF _Toc29650 \h </w:instrText>
       </w:r>
       <w:r>
+        <w:rPr>
+          <w:rFonts w:hint="default" w:ascii="Times New Roman" w:hAnsi="Times New Roman" w:cs="Times New Roman"/>
+          <w:sz w:val="24"/>
+          <w:szCs w:val="24"/>
+        </w:rPr>
         <w:fldChar w:fldCharType="separate"/>
       </w:r>
       <w:r>
+        <w:rPr>
+          <w:rFonts w:hint="default" w:ascii="Times New Roman" w:hAnsi="Times New Roman" w:cs="Times New Roman"/>
+          <w:sz w:val="24"/>
+          <w:szCs w:val="24"/>
+        </w:rPr>
         <w:t>20</w:t>
       </w:r>
       <w:r>
+        <w:rPr>
+          <w:rFonts w:hint="default" w:ascii="Times New Roman" w:hAnsi="Times New Roman" w:cs="Times New Roman"/>
+          <w:sz w:val="24"/>
+          <w:szCs w:val="24"/>
+        </w:rPr>
         <w:fldChar w:fldCharType="end"/>
       </w:r>
       <w:r>
         <w:rPr>
           <w:rFonts w:hint="default" w:ascii="Times New Roman" w:hAnsi="Times New Roman" w:cs="Times New Roman"/>
           <w:bCs/>
-          <w:szCs w:val="28"/>
+          <w:sz w:val="24"/>
+          <w:szCs w:val="24"/>
           <w:lang w:val="sr-Latn-RS"/>
         </w:rPr>
         <w:fldChar w:fldCharType="end"/>
@@ -2389,12 +3389,18 @@
         <w:tabs>
           <w:tab w:val="right" w:leader="dot" w:pos="9360"/>
         </w:tabs>
+        <w:rPr>
+          <w:rFonts w:hint="default" w:ascii="Times New Roman" w:hAnsi="Times New Roman" w:cs="Times New Roman"/>
+          <w:sz w:val="24"/>
+          <w:szCs w:val="24"/>
+        </w:rPr>
       </w:pPr>
       <w:r>
         <w:rPr>
           <w:rFonts w:hint="default" w:ascii="Times New Roman" w:hAnsi="Times New Roman" w:cs="Times New Roman"/>
           <w:bCs/>
-          <w:szCs w:val="28"/>
+          <w:sz w:val="24"/>
+          <w:szCs w:val="24"/>
           <w:lang w:val="sr-Latn-RS"/>
         </w:rPr>
         <w:fldChar w:fldCharType="begin"/>
@@ -2403,7 +3409,8 @@
         <w:rPr>
           <w:rFonts w:hint="default" w:ascii="Times New Roman" w:hAnsi="Times New Roman" w:cs="Times New Roman"/>
           <w:bCs/>
-          <w:szCs w:val="28"/>
+          <w:sz w:val="24"/>
+          <w:szCs w:val="24"/>
           <w:lang w:val="sr-Latn-RS"/>
         </w:rPr>
         <w:instrText xml:space="preserve"> HYPERLINK \l _Toc27830 </w:instrText>
@@ -2412,40 +3419,74 @@
         <w:rPr>
           <w:rFonts w:hint="default" w:ascii="Times New Roman" w:hAnsi="Times New Roman" w:cs="Times New Roman"/>
           <w:bCs/>
-          <w:szCs w:val="28"/>
+          <w:sz w:val="24"/>
+          <w:szCs w:val="24"/>
           <w:lang w:val="sr-Latn-RS"/>
         </w:rPr>
         <w:fldChar w:fldCharType="separate"/>
       </w:r>
       <w:r>
         <w:rPr>
-          <w:rFonts w:ascii="Times New Roman" w:hAnsi="Times New Roman" w:eastAsia="Times New Roman" w:cs="Times New Roman"/>
+          <w:rFonts w:hint="default" w:ascii="Times New Roman" w:hAnsi="Times New Roman" w:eastAsia="Times New Roman" w:cs="Times New Roman"/>
+          <w:sz w:val="24"/>
+          <w:szCs w:val="24"/>
         </w:rPr>
         <w:t>5.6 Prednosti predložene arhitekture</w:t>
       </w:r>
       <w:r>
+        <w:rPr>
+          <w:rFonts w:hint="default" w:ascii="Times New Roman" w:hAnsi="Times New Roman" w:cs="Times New Roman"/>
+          <w:sz w:val="24"/>
+          <w:szCs w:val="24"/>
+        </w:rPr>
         <w:tab/>
       </w:r>
       <w:r>
+        <w:rPr>
+          <w:rFonts w:hint="default" w:ascii="Times New Roman" w:hAnsi="Times New Roman" w:cs="Times New Roman"/>
+          <w:sz w:val="24"/>
+          <w:szCs w:val="24"/>
+        </w:rPr>
         <w:fldChar w:fldCharType="begin"/>
       </w:r>
       <w:r>
+        <w:rPr>
+          <w:rFonts w:hint="default" w:ascii="Times New Roman" w:hAnsi="Times New Roman" w:cs="Times New Roman"/>
+          <w:sz w:val="24"/>
+          <w:szCs w:val="24"/>
+        </w:rPr>
         <w:instrText xml:space="preserve"> PAGEREF _Toc27830 \h </w:instrText>
       </w:r>
       <w:r>
+        <w:rPr>
+          <w:rFonts w:hint="default" w:ascii="Times New Roman" w:hAnsi="Times New Roman" w:cs="Times New Roman"/>
+          <w:sz w:val="24"/>
+          <w:szCs w:val="24"/>
+        </w:rPr>
         <w:fldChar w:fldCharType="separate"/>
       </w:r>
       <w:r>
+        <w:rPr>
+          <w:rFonts w:hint="default" w:ascii="Times New Roman" w:hAnsi="Times New Roman" w:cs="Times New Roman"/>
+          <w:sz w:val="24"/>
+          <w:szCs w:val="24"/>
+        </w:rPr>
         <w:t>21</w:t>
       </w:r>
       <w:r>
+        <w:rPr>
+          <w:rFonts w:hint="default" w:ascii="Times New Roman" w:hAnsi="Times New Roman" w:cs="Times New Roman"/>
+          <w:sz w:val="24"/>
+          <w:szCs w:val="24"/>
+        </w:rPr>
         <w:fldChar w:fldCharType="end"/>
       </w:r>
       <w:r>
         <w:rPr>
           <w:rFonts w:hint="default" w:ascii="Times New Roman" w:hAnsi="Times New Roman" w:cs="Times New Roman"/>
           <w:bCs/>
-          <w:szCs w:val="28"/>
+          <w:sz w:val="24"/>
+          <w:szCs w:val="24"/>
           <w:lang w:val="sr-Latn-RS"/>
         </w:rPr>
         <w:fldChar w:fldCharType="end"/>
@@ -2457,12 +3498,18 @@
         <w:tabs>
           <w:tab w:val="right" w:leader="dot" w:pos="9360"/>
         </w:tabs>
+        <w:rPr>
+          <w:rFonts w:hint="default" w:ascii="Times New Roman" w:hAnsi="Times New Roman" w:cs="Times New Roman"/>
+          <w:sz w:val="24"/>
+          <w:szCs w:val="24"/>
+        </w:rPr>
       </w:pPr>
       <w:r>
         <w:rPr>
           <w:rFonts w:hint="default" w:ascii="Times New Roman" w:hAnsi="Times New Roman" w:cs="Times New Roman"/>
           <w:bCs/>
-          <w:szCs w:val="28"/>
+          <w:sz w:val="24"/>
+          <w:szCs w:val="24"/>
           <w:lang w:val="sr-Latn-RS"/>
         </w:rPr>
         <w:fldChar w:fldCharType="begin"/>
@@ -2471,7 +3518,8 @@
         <w:rPr>
           <w:rFonts w:hint="default" w:ascii="Times New Roman" w:hAnsi="Times New Roman" w:cs="Times New Roman"/>
           <w:bCs/>
-          <w:szCs w:val="28"/>
+          <w:sz w:val="24"/>
+          <w:szCs w:val="24"/>
           <w:lang w:val="sr-Latn-RS"/>
         </w:rPr>
         <w:instrText xml:space="preserve"> HYPERLINK \l _Toc4957 </w:instrText>
@@ -2480,40 +3528,74 @@
         <w:rPr>
           <w:rFonts w:hint="default" w:ascii="Times New Roman" w:hAnsi="Times New Roman" w:cs="Times New Roman"/>
           <w:bCs/>
-          <w:szCs w:val="28"/>
+          <w:sz w:val="24"/>
+          <w:szCs w:val="24"/>
           <w:lang w:val="sr-Latn-RS"/>
         </w:rPr>
         <w:fldChar w:fldCharType="separate"/>
       </w:r>
       <w:r>
         <w:rPr>
-          <w:rFonts w:ascii="Times New Roman" w:hAnsi="Times New Roman" w:eastAsia="Times New Roman" w:cs="Times New Roman"/>
+          <w:rFonts w:hint="default" w:ascii="Times New Roman" w:hAnsi="Times New Roman" w:eastAsia="Times New Roman" w:cs="Times New Roman"/>
+          <w:sz w:val="24"/>
+          <w:szCs w:val="24"/>
         </w:rPr>
         <w:t>6. Priprema baze biljaka i test skupa upita</w:t>
       </w:r>
       <w:r>
+        <w:rPr>
+          <w:rFonts w:hint="default" w:ascii="Times New Roman" w:hAnsi="Times New Roman" w:cs="Times New Roman"/>
+          <w:sz w:val="24"/>
+          <w:szCs w:val="24"/>
+        </w:rPr>
         <w:tab/>
       </w:r>
       <w:r>
+        <w:rPr>
+          <w:rFonts w:hint="default" w:ascii="Times New Roman" w:hAnsi="Times New Roman" w:cs="Times New Roman"/>
+          <w:sz w:val="24"/>
+          <w:szCs w:val="24"/>
+        </w:rPr>
         <w:fldChar w:fldCharType="begin"/>
       </w:r>
       <w:r>
+        <w:rPr>
+          <w:rFonts w:hint="default" w:ascii="Times New Roman" w:hAnsi="Times New Roman" w:cs="Times New Roman"/>
+          <w:sz w:val="24"/>
+          <w:szCs w:val="24"/>
+        </w:rPr>
         <w:instrText xml:space="preserve"> PAGEREF _Toc4957 \h </w:instrText>
       </w:r>
       <w:r>
+        <w:rPr>
+          <w:rFonts w:hint="default" w:ascii="Times New Roman" w:hAnsi="Times New Roman" w:cs="Times New Roman"/>
+          <w:sz w:val="24"/>
+          <w:szCs w:val="24"/>
+        </w:rPr>
         <w:fldChar w:fldCharType="separate"/>
       </w:r>
       <w:r>
+        <w:rPr>
+          <w:rFonts w:hint="default" w:ascii="Times New Roman" w:hAnsi="Times New Roman" w:cs="Times New Roman"/>
+          <w:sz w:val="24"/>
+          <w:szCs w:val="24"/>
+        </w:rPr>
         <w:t>22</w:t>
       </w:r>
       <w:r>
+        <w:rPr>
+          <w:rFonts w:hint="default" w:ascii="Times New Roman" w:hAnsi="Times New Roman" w:cs="Times New Roman"/>
+          <w:sz w:val="24"/>
+          <w:szCs w:val="24"/>
+        </w:rPr>
         <w:fldChar w:fldCharType="end"/>
       </w:r>
       <w:r>
         <w:rPr>
           <w:rFonts w:hint="default" w:ascii="Times New Roman" w:hAnsi="Times New Roman" w:cs="Times New Roman"/>
           <w:bCs/>
-          <w:szCs w:val="28"/>
+          <w:sz w:val="24"/>
+          <w:szCs w:val="24"/>
           <w:lang w:val="sr-Latn-RS"/>
         </w:rPr>
         <w:fldChar w:fldCharType="end"/>
@@ -2525,12 +3607,18 @@
         <w:tabs>
           <w:tab w:val="right" w:leader="dot" w:pos="9360"/>
         </w:tabs>
+        <w:rPr>
+          <w:rFonts w:hint="default" w:ascii="Times New Roman" w:hAnsi="Times New Roman" w:cs="Times New Roman"/>
+          <w:sz w:val="24"/>
+          <w:szCs w:val="24"/>
+        </w:rPr>
       </w:pPr>
       <w:r>
         <w:rPr>
           <w:rFonts w:hint="default" w:ascii="Times New Roman" w:hAnsi="Times New Roman" w:cs="Times New Roman"/>
           <w:bCs/>
-          <w:szCs w:val="28"/>
+          <w:sz w:val="24"/>
+          <w:szCs w:val="24"/>
           <w:lang w:val="sr-Latn-RS"/>
         </w:rPr>
         <w:fldChar w:fldCharType="begin"/>
@@ -2539,7 +3627,8 @@
         <w:rPr>
           <w:rFonts w:hint="default" w:ascii="Times New Roman" w:hAnsi="Times New Roman" w:cs="Times New Roman"/>
           <w:bCs/>
-          <w:szCs w:val="28"/>
+          <w:sz w:val="24"/>
+          <w:szCs w:val="24"/>
           <w:lang w:val="sr-Latn-RS"/>
         </w:rPr>
         <w:instrText xml:space="preserve"> HYPERLINK \l _Toc2467 </w:instrText>
@@ -2548,40 +3637,74 @@
         <w:rPr>
           <w:rFonts w:hint="default" w:ascii="Times New Roman" w:hAnsi="Times New Roman" w:cs="Times New Roman"/>
           <w:bCs/>
-          <w:szCs w:val="28"/>
+          <w:sz w:val="24"/>
+          <w:szCs w:val="24"/>
           <w:lang w:val="sr-Latn-RS"/>
         </w:rPr>
         <w:fldChar w:fldCharType="separate"/>
       </w:r>
       <w:r>
         <w:rPr>
-          <w:rFonts w:ascii="Times New Roman" w:hAnsi="Times New Roman" w:eastAsia="Times New Roman" w:cs="Times New Roman"/>
+          <w:rFonts w:hint="default" w:ascii="Times New Roman" w:hAnsi="Times New Roman" w:eastAsia="Times New Roman" w:cs="Times New Roman"/>
+          <w:sz w:val="24"/>
+          <w:szCs w:val="24"/>
         </w:rPr>
         <w:t>6.1 Kreiranje baze biljaka</w:t>
       </w:r>
       <w:r>
+        <w:rPr>
+          <w:rFonts w:hint="default" w:ascii="Times New Roman" w:hAnsi="Times New Roman" w:cs="Times New Roman"/>
+          <w:sz w:val="24"/>
+          <w:szCs w:val="24"/>
+        </w:rPr>
         <w:tab/>
       </w:r>
       <w:r>
+        <w:rPr>
+          <w:rFonts w:hint="default" w:ascii="Times New Roman" w:hAnsi="Times New Roman" w:cs="Times New Roman"/>
+          <w:sz w:val="24"/>
+          <w:szCs w:val="24"/>
+        </w:rPr>
         <w:fldChar w:fldCharType="begin"/>
       </w:r>
       <w:r>
+        <w:rPr>
+          <w:rFonts w:hint="default" w:ascii="Times New Roman" w:hAnsi="Times New Roman" w:cs="Times New Roman"/>
+          <w:sz w:val="24"/>
+          <w:szCs w:val="24"/>
+        </w:rPr>
         <w:instrText xml:space="preserve"> PAGEREF _Toc2467 \h </w:instrText>
       </w:r>
       <w:r>
+        <w:rPr>
+          <w:rFonts w:hint="default" w:ascii="Times New Roman" w:hAnsi="Times New Roman" w:cs="Times New Roman"/>
+          <w:sz w:val="24"/>
+          <w:szCs w:val="24"/>
+        </w:rPr>
         <w:fldChar w:fldCharType="separate"/>
       </w:r>
       <w:r>
+        <w:rPr>
+          <w:rFonts w:hint="default" w:ascii="Times New Roman" w:hAnsi="Times New Roman" w:cs="Times New Roman"/>
+          <w:sz w:val="24"/>
+          <w:szCs w:val="24"/>
+        </w:rPr>
         <w:t>22</w:t>
       </w:r>
       <w:r>
+        <w:rPr>
+          <w:rFonts w:hint="default" w:ascii="Times New Roman" w:hAnsi="Times New Roman" w:cs="Times New Roman"/>
+          <w:sz w:val="24"/>
+          <w:szCs w:val="24"/>
+        </w:rPr>
         <w:fldChar w:fldCharType="end"/>
       </w:r>
       <w:r>
         <w:rPr>
           <w:rFonts w:hint="default" w:ascii="Times New Roman" w:hAnsi="Times New Roman" w:cs="Times New Roman"/>
           <w:bCs/>
-          <w:szCs w:val="28"/>
+          <w:sz w:val="24"/>
+          <w:szCs w:val="24"/>
           <w:lang w:val="sr-Latn-RS"/>
         </w:rPr>
         <w:fldChar w:fldCharType="end"/>
@@ -2593,12 +3716,18 @@
         <w:tabs>
           <w:tab w:val="right" w:leader="dot" w:pos="9360"/>
         </w:tabs>
+        <w:rPr>
+          <w:rFonts w:hint="default" w:ascii="Times New Roman" w:hAnsi="Times New Roman" w:cs="Times New Roman"/>
+          <w:sz w:val="24"/>
+          <w:szCs w:val="24"/>
+        </w:rPr>
       </w:pPr>
       <w:r>
         <w:rPr>
           <w:rFonts w:hint="default" w:ascii="Times New Roman" w:hAnsi="Times New Roman" w:cs="Times New Roman"/>
           <w:bCs/>
-          <w:szCs w:val="28"/>
+          <w:sz w:val="24"/>
+          <w:szCs w:val="24"/>
           <w:lang w:val="sr-Latn-RS"/>
         </w:rPr>
         <w:fldChar w:fldCharType="begin"/>
@@ -2607,7 +3736,8 @@
         <w:rPr>
           <w:rFonts w:hint="default" w:ascii="Times New Roman" w:hAnsi="Times New Roman" w:cs="Times New Roman"/>
           <w:bCs/>
-          <w:szCs w:val="28"/>
+          <w:sz w:val="24"/>
+          <w:szCs w:val="24"/>
           <w:lang w:val="sr-Latn-RS"/>
         </w:rPr>
         <w:instrText xml:space="preserve"> HYPERLINK \l _Toc19856 </w:instrText>
@@ -2616,40 +3746,74 @@
         <w:rPr>
           <w:rFonts w:hint="default" w:ascii="Times New Roman" w:hAnsi="Times New Roman" w:cs="Times New Roman"/>
           <w:bCs/>
-          <w:szCs w:val="28"/>
+          <w:sz w:val="24"/>
+          <w:szCs w:val="24"/>
           <w:lang w:val="sr-Latn-RS"/>
         </w:rPr>
         <w:fldChar w:fldCharType="separate"/>
       </w:r>
       <w:r>
         <w:rPr>
-          <w:rFonts w:ascii="Times New Roman" w:hAnsi="Times New Roman" w:eastAsia="Times New Roman" w:cs="Times New Roman"/>
+          <w:rFonts w:hint="default" w:ascii="Times New Roman" w:hAnsi="Times New Roman" w:eastAsia="Times New Roman" w:cs="Times New Roman"/>
+          <w:sz w:val="24"/>
+          <w:szCs w:val="24"/>
         </w:rPr>
         <w:t>6.2 Definisanje korisničkih namera</w:t>
       </w:r>
       <w:r>
+        <w:rPr>
+          <w:rFonts w:hint="default" w:ascii="Times New Roman" w:hAnsi="Times New Roman" w:cs="Times New Roman"/>
+          <w:sz w:val="24"/>
+          <w:szCs w:val="24"/>
+        </w:rPr>
         <w:tab/>
       </w:r>
       <w:r>
+        <w:rPr>
+          <w:rFonts w:hint="default" w:ascii="Times New Roman" w:hAnsi="Times New Roman" w:cs="Times New Roman"/>
+          <w:sz w:val="24"/>
+          <w:szCs w:val="24"/>
+        </w:rPr>
         <w:fldChar w:fldCharType="begin"/>
       </w:r>
       <w:r>
+        <w:rPr>
+          <w:rFonts w:hint="default" w:ascii="Times New Roman" w:hAnsi="Times New Roman" w:cs="Times New Roman"/>
+          <w:sz w:val="24"/>
+          <w:szCs w:val="24"/>
+        </w:rPr>
         <w:instrText xml:space="preserve"> PAGEREF _Toc19856 \h </w:instrText>
       </w:r>
       <w:r>
+        <w:rPr>
+          <w:rFonts w:hint="default" w:ascii="Times New Roman" w:hAnsi="Times New Roman" w:cs="Times New Roman"/>
+          <w:sz w:val="24"/>
+          <w:szCs w:val="24"/>
+        </w:rPr>
         <w:fldChar w:fldCharType="separate"/>
       </w:r>
       <w:r>
+        <w:rPr>
+          <w:rFonts w:hint="default" w:ascii="Times New Roman" w:hAnsi="Times New Roman" w:cs="Times New Roman"/>
+          <w:sz w:val="24"/>
+          <w:szCs w:val="24"/>
+        </w:rPr>
         <w:t>22</w:t>
       </w:r>
       <w:r>
+        <w:rPr>
+          <w:rFonts w:hint="default" w:ascii="Times New Roman" w:hAnsi="Times New Roman" w:cs="Times New Roman"/>
+          <w:sz w:val="24"/>
+          <w:szCs w:val="24"/>
+        </w:rPr>
         <w:fldChar w:fldCharType="end"/>
       </w:r>
       <w:r>
         <w:rPr>
           <w:rFonts w:hint="default" w:ascii="Times New Roman" w:hAnsi="Times New Roman" w:cs="Times New Roman"/>
           <w:bCs/>
-          <w:szCs w:val="28"/>
+          <w:sz w:val="24"/>
+          <w:szCs w:val="24"/>
           <w:lang w:val="sr-Latn-RS"/>
         </w:rPr>
         <w:fldChar w:fldCharType="end"/>
@@ -2661,12 +3825,18 @@
         <w:tabs>
           <w:tab w:val="right" w:leader="dot" w:pos="9360"/>
         </w:tabs>
+        <w:rPr>
+          <w:rFonts w:hint="default" w:ascii="Times New Roman" w:hAnsi="Times New Roman" w:cs="Times New Roman"/>
+          <w:sz w:val="24"/>
+          <w:szCs w:val="24"/>
+        </w:rPr>
       </w:pPr>
       <w:r>
         <w:rPr>
           <w:rFonts w:hint="default" w:ascii="Times New Roman" w:hAnsi="Times New Roman" w:cs="Times New Roman"/>
           <w:bCs/>
-          <w:szCs w:val="28"/>
+          <w:sz w:val="24"/>
+          <w:szCs w:val="24"/>
           <w:lang w:val="sr-Latn-RS"/>
         </w:rPr>
         <w:fldChar w:fldCharType="begin"/>
@@ -2675,7 +3845,8 @@
         <w:rPr>
           <w:rFonts w:hint="default" w:ascii="Times New Roman" w:hAnsi="Times New Roman" w:cs="Times New Roman"/>
           <w:bCs/>
-          <w:szCs w:val="28"/>
+          <w:sz w:val="24"/>
+          <w:szCs w:val="24"/>
           <w:lang w:val="sr-Latn-RS"/>
         </w:rPr>
         <w:instrText xml:space="preserve"> HYPERLINK \l _Toc7481 </w:instrText>
@@ -2684,40 +3855,74 @@
         <w:rPr>
           <w:rFonts w:hint="default" w:ascii="Times New Roman" w:hAnsi="Times New Roman" w:cs="Times New Roman"/>
           <w:bCs/>
-          <w:szCs w:val="28"/>
+          <w:sz w:val="24"/>
+          <w:szCs w:val="24"/>
           <w:lang w:val="sr-Latn-RS"/>
         </w:rPr>
         <w:fldChar w:fldCharType="separate"/>
       </w:r>
       <w:r>
         <w:rPr>
-          <w:rFonts w:ascii="Times New Roman" w:hAnsi="Times New Roman" w:eastAsia="Times New Roman" w:cs="Times New Roman"/>
+          <w:rFonts w:hint="default" w:ascii="Times New Roman" w:hAnsi="Times New Roman" w:eastAsia="Times New Roman" w:cs="Times New Roman"/>
+          <w:sz w:val="24"/>
+          <w:szCs w:val="24"/>
         </w:rPr>
         <w:t>6.3 Definisanje uslova za preporuke</w:t>
       </w:r>
       <w:r>
+        <w:rPr>
+          <w:rFonts w:hint="default" w:ascii="Times New Roman" w:hAnsi="Times New Roman" w:cs="Times New Roman"/>
+          <w:sz w:val="24"/>
+          <w:szCs w:val="24"/>
+        </w:rPr>
         <w:tab/>
       </w:r>
       <w:r>
+        <w:rPr>
+          <w:rFonts w:hint="default" w:ascii="Times New Roman" w:hAnsi="Times New Roman" w:cs="Times New Roman"/>
+          <w:sz w:val="24"/>
+          <w:szCs w:val="24"/>
+        </w:rPr>
         <w:fldChar w:fldCharType="begin"/>
       </w:r>
       <w:r>
+        <w:rPr>
+          <w:rFonts w:hint="default" w:ascii="Times New Roman" w:hAnsi="Times New Roman" w:cs="Times New Roman"/>
+          <w:sz w:val="24"/>
+          <w:szCs w:val="24"/>
+        </w:rPr>
         <w:instrText xml:space="preserve"> PAGEREF _Toc7481 \h </w:instrText>
       </w:r>
       <w:r>
+        <w:rPr>
+          <w:rFonts w:hint="default" w:ascii="Times New Roman" w:hAnsi="Times New Roman" w:cs="Times New Roman"/>
+          <w:sz w:val="24"/>
+          <w:szCs w:val="24"/>
+        </w:rPr>
         <w:fldChar w:fldCharType="separate"/>
       </w:r>
       <w:r>
+        <w:rPr>
+          <w:rFonts w:hint="default" w:ascii="Times New Roman" w:hAnsi="Times New Roman" w:cs="Times New Roman"/>
+          <w:sz w:val="24"/>
+          <w:szCs w:val="24"/>
+        </w:rPr>
         <w:t>23</w:t>
       </w:r>
       <w:r>
+        <w:rPr>
+          <w:rFonts w:hint="default" w:ascii="Times New Roman" w:hAnsi="Times New Roman" w:cs="Times New Roman"/>
+          <w:sz w:val="24"/>
+          <w:szCs w:val="24"/>
+        </w:rPr>
         <w:fldChar w:fldCharType="end"/>
       </w:r>
       <w:r>
         <w:rPr>
           <w:rFonts w:hint="default" w:ascii="Times New Roman" w:hAnsi="Times New Roman" w:cs="Times New Roman"/>
           <w:bCs/>
-          <w:szCs w:val="28"/>
+          <w:sz w:val="24"/>
+          <w:szCs w:val="24"/>
           <w:lang w:val="sr-Latn-RS"/>
         </w:rPr>
         <w:fldChar w:fldCharType="end"/>
@@ -2729,12 +3934,18 @@
         <w:tabs>
           <w:tab w:val="right" w:leader="dot" w:pos="9360"/>
         </w:tabs>
+        <w:rPr>
+          <w:rFonts w:hint="default" w:ascii="Times New Roman" w:hAnsi="Times New Roman" w:cs="Times New Roman"/>
+          <w:sz w:val="24"/>
+          <w:szCs w:val="24"/>
+        </w:rPr>
       </w:pPr>
       <w:r>
         <w:rPr>
           <w:rFonts w:hint="default" w:ascii="Times New Roman" w:hAnsi="Times New Roman" w:cs="Times New Roman"/>
           <w:bCs/>
-          <w:szCs w:val="28"/>
+          <w:sz w:val="24"/>
+          <w:szCs w:val="24"/>
           <w:lang w:val="sr-Latn-RS"/>
         </w:rPr>
         <w:fldChar w:fldCharType="begin"/>
@@ -2743,7 +3954,8 @@
         <w:rPr>
           <w:rFonts w:hint="default" w:ascii="Times New Roman" w:hAnsi="Times New Roman" w:cs="Times New Roman"/>
           <w:bCs/>
-          <w:szCs w:val="28"/>
+          <w:sz w:val="24"/>
+          <w:szCs w:val="24"/>
           <w:lang w:val="sr-Latn-RS"/>
         </w:rPr>
         <w:instrText xml:space="preserve"> HYPERLINK \l _Toc27871 </w:instrText>
@@ -2752,40 +3964,74 @@
         <w:rPr>
           <w:rFonts w:hint="default" w:ascii="Times New Roman" w:hAnsi="Times New Roman" w:cs="Times New Roman"/>
           <w:bCs/>
-          <w:szCs w:val="28"/>
+          <w:sz w:val="24"/>
+          <w:szCs w:val="24"/>
           <w:lang w:val="sr-Latn-RS"/>
         </w:rPr>
         <w:fldChar w:fldCharType="separate"/>
       </w:r>
       <w:r>
         <w:rPr>
-          <w:rFonts w:ascii="Times New Roman" w:hAnsi="Times New Roman" w:eastAsia="Times New Roman" w:cs="Times New Roman"/>
+          <w:rFonts w:hint="default" w:ascii="Times New Roman" w:hAnsi="Times New Roman" w:eastAsia="Times New Roman" w:cs="Times New Roman"/>
+          <w:sz w:val="24"/>
+          <w:szCs w:val="24"/>
         </w:rPr>
         <w:t>6.4 Kreiranje test skupa</w:t>
       </w:r>
       <w:r>
+        <w:rPr>
+          <w:rFonts w:hint="default" w:ascii="Times New Roman" w:hAnsi="Times New Roman" w:cs="Times New Roman"/>
+          <w:sz w:val="24"/>
+          <w:szCs w:val="24"/>
+        </w:rPr>
         <w:tab/>
       </w:r>
       <w:r>
+        <w:rPr>
+          <w:rFonts w:hint="default" w:ascii="Times New Roman" w:hAnsi="Times New Roman" w:cs="Times New Roman"/>
+          <w:sz w:val="24"/>
+          <w:szCs w:val="24"/>
+        </w:rPr>
         <w:fldChar w:fldCharType="begin"/>
       </w:r>
       <w:r>
+        <w:rPr>
+          <w:rFonts w:hint="default" w:ascii="Times New Roman" w:hAnsi="Times New Roman" w:cs="Times New Roman"/>
+          <w:sz w:val="24"/>
+          <w:szCs w:val="24"/>
+        </w:rPr>
         <w:instrText xml:space="preserve"> PAGEREF _Toc27871 \h </w:instrText>
       </w:r>
       <w:r>
+        <w:rPr>
+          <w:rFonts w:hint="default" w:ascii="Times New Roman" w:hAnsi="Times New Roman" w:cs="Times New Roman"/>
+          <w:sz w:val="24"/>
+          <w:szCs w:val="24"/>
+        </w:rPr>
         <w:fldChar w:fldCharType="separate"/>
       </w:r>
       <w:r>
+        <w:rPr>
+          <w:rFonts w:hint="default" w:ascii="Times New Roman" w:hAnsi="Times New Roman" w:cs="Times New Roman"/>
+          <w:sz w:val="24"/>
+          <w:szCs w:val="24"/>
+        </w:rPr>
         <w:t>23</w:t>
       </w:r>
       <w:r>
+        <w:rPr>
+          <w:rFonts w:hint="default" w:ascii="Times New Roman" w:hAnsi="Times New Roman" w:cs="Times New Roman"/>
+          <w:sz w:val="24"/>
+          <w:szCs w:val="24"/>
+        </w:rPr>
         <w:fldChar w:fldCharType="end"/>
       </w:r>
       <w:r>
         <w:rPr>
           <w:rFonts w:hint="default" w:ascii="Times New Roman" w:hAnsi="Times New Roman" w:cs="Times New Roman"/>
           <w:bCs/>
-          <w:szCs w:val="28"/>
+          <w:sz w:val="24"/>
+          <w:szCs w:val="24"/>
           <w:lang w:val="sr-Latn-RS"/>
         </w:rPr>
         <w:fldChar w:fldCharType="end"/>
@@ -2797,12 +4043,18 @@
         <w:tabs>
           <w:tab w:val="right" w:leader="dot" w:pos="9360"/>
         </w:tabs>
+        <w:rPr>
+          <w:rFonts w:hint="default" w:ascii="Times New Roman" w:hAnsi="Times New Roman" w:cs="Times New Roman"/>
+          <w:sz w:val="24"/>
+          <w:szCs w:val="24"/>
+        </w:rPr>
       </w:pPr>
       <w:r>
         <w:rPr>
           <w:rFonts w:hint="default" w:ascii="Times New Roman" w:hAnsi="Times New Roman" w:cs="Times New Roman"/>
           <w:bCs/>
-          <w:szCs w:val="28"/>
+          <w:sz w:val="24"/>
+          <w:szCs w:val="24"/>
           <w:lang w:val="sr-Latn-RS"/>
         </w:rPr>
         <w:fldChar w:fldCharType="begin"/>
@@ -2811,7 +4063,8 @@
         <w:rPr>
           <w:rFonts w:hint="default" w:ascii="Times New Roman" w:hAnsi="Times New Roman" w:cs="Times New Roman"/>
           <w:bCs/>
-          <w:szCs w:val="28"/>
+          <w:sz w:val="24"/>
+          <w:szCs w:val="24"/>
           <w:lang w:val="sr-Latn-RS"/>
         </w:rPr>
         <w:instrText xml:space="preserve"> HYPERLINK \l _Toc20281 </w:instrText>
@@ -2820,40 +4073,74 @@
         <w:rPr>
           <w:rFonts w:hint="default" w:ascii="Times New Roman" w:hAnsi="Times New Roman" w:cs="Times New Roman"/>
           <w:bCs/>
-          <w:szCs w:val="28"/>
+          <w:sz w:val="24"/>
+          <w:szCs w:val="24"/>
           <w:lang w:val="sr-Latn-RS"/>
         </w:rPr>
         <w:fldChar w:fldCharType="separate"/>
       </w:r>
       <w:r>
         <w:rPr>
-          <w:rFonts w:ascii="Times New Roman" w:hAnsi="Times New Roman" w:eastAsia="Times New Roman" w:cs="Times New Roman"/>
+          <w:rFonts w:hint="default" w:ascii="Times New Roman" w:hAnsi="Times New Roman" w:eastAsia="Times New Roman" w:cs="Times New Roman"/>
+          <w:sz w:val="24"/>
+          <w:szCs w:val="24"/>
         </w:rPr>
         <w:t>6.5 Evaluacioni skup i očekivani izlaz</w:t>
       </w:r>
       <w:r>
+        <w:rPr>
+          <w:rFonts w:hint="default" w:ascii="Times New Roman" w:hAnsi="Times New Roman" w:cs="Times New Roman"/>
+          <w:sz w:val="24"/>
+          <w:szCs w:val="24"/>
+        </w:rPr>
         <w:tab/>
       </w:r>
       <w:r>
+        <w:rPr>
+          <w:rFonts w:hint="default" w:ascii="Times New Roman" w:hAnsi="Times New Roman" w:cs="Times New Roman"/>
+          <w:sz w:val="24"/>
+          <w:szCs w:val="24"/>
+        </w:rPr>
         <w:fldChar w:fldCharType="begin"/>
       </w:r>
       <w:r>
+        <w:rPr>
+          <w:rFonts w:hint="default" w:ascii="Times New Roman" w:hAnsi="Times New Roman" w:cs="Times New Roman"/>
+          <w:sz w:val="24"/>
+          <w:szCs w:val="24"/>
+        </w:rPr>
         <w:instrText xml:space="preserve"> PAGEREF _Toc20281 \h </w:instrText>
       </w:r>
       <w:r>
+        <w:rPr>
+          <w:rFonts w:hint="default" w:ascii="Times New Roman" w:hAnsi="Times New Roman" w:cs="Times New Roman"/>
+          <w:sz w:val="24"/>
+          <w:szCs w:val="24"/>
+        </w:rPr>
         <w:fldChar w:fldCharType="separate"/>
       </w:r>
       <w:r>
+        <w:rPr>
+          <w:rFonts w:hint="default" w:ascii="Times New Roman" w:hAnsi="Times New Roman" w:cs="Times New Roman"/>
+          <w:sz w:val="24"/>
+          <w:szCs w:val="24"/>
+        </w:rPr>
         <w:t>24</w:t>
       </w:r>
       <w:r>
+        <w:rPr>
+          <w:rFonts w:hint="default" w:ascii="Times New Roman" w:hAnsi="Times New Roman" w:cs="Times New Roman"/>
+          <w:sz w:val="24"/>
+          <w:szCs w:val="24"/>
+        </w:rPr>
         <w:fldChar w:fldCharType="end"/>
       </w:r>
       <w:r>
         <w:rPr>
           <w:rFonts w:hint="default" w:ascii="Times New Roman" w:hAnsi="Times New Roman" w:cs="Times New Roman"/>
           <w:bCs/>
-          <w:szCs w:val="28"/>
+          <w:sz w:val="24"/>
+          <w:szCs w:val="24"/>
           <w:lang w:val="sr-Latn-RS"/>
         </w:rPr>
         <w:fldChar w:fldCharType="end"/>
@@ -2865,12 +4152,18 @@
         <w:tabs>
           <w:tab w:val="right" w:leader="dot" w:pos="9360"/>
         </w:tabs>
+        <w:rPr>
+          <w:rFonts w:hint="default" w:ascii="Times New Roman" w:hAnsi="Times New Roman" w:cs="Times New Roman"/>
+          <w:sz w:val="24"/>
+          <w:szCs w:val="24"/>
+        </w:rPr>
       </w:pPr>
       <w:r>
         <w:rPr>
           <w:rFonts w:hint="default" w:ascii="Times New Roman" w:hAnsi="Times New Roman" w:cs="Times New Roman"/>
           <w:bCs/>
-          <w:szCs w:val="28"/>
+          <w:sz w:val="24"/>
+          <w:szCs w:val="24"/>
           <w:lang w:val="sr-Latn-RS"/>
         </w:rPr>
         <w:fldChar w:fldCharType="begin"/>
@@ -2879,7 +4172,8 @@
         <w:rPr>
           <w:rFonts w:hint="default" w:ascii="Times New Roman" w:hAnsi="Times New Roman" w:cs="Times New Roman"/>
           <w:bCs/>
-          <w:szCs w:val="28"/>
+          <w:sz w:val="24"/>
+          <w:szCs w:val="24"/>
           <w:lang w:val="sr-Latn-RS"/>
         </w:rPr>
         <w:instrText xml:space="preserve"> HYPERLINK \l _Toc19641 </w:instrText>
@@ -2888,40 +4182,74 @@
         <w:rPr>
           <w:rFonts w:hint="default" w:ascii="Times New Roman" w:hAnsi="Times New Roman" w:cs="Times New Roman"/>
           <w:bCs/>
-          <w:szCs w:val="28"/>
+          <w:sz w:val="24"/>
+          <w:szCs w:val="24"/>
           <w:lang w:val="sr-Latn-RS"/>
         </w:rPr>
         <w:fldChar w:fldCharType="separate"/>
       </w:r>
       <w:r>
         <w:rPr>
-          <w:rFonts w:ascii="Times New Roman" w:hAnsi="Times New Roman" w:eastAsia="Times New Roman" w:cs="Times New Roman"/>
+          <w:rFonts w:hint="default" w:ascii="Times New Roman" w:hAnsi="Times New Roman" w:eastAsia="Times New Roman" w:cs="Times New Roman"/>
+          <w:sz w:val="24"/>
+          <w:szCs w:val="24"/>
         </w:rPr>
         <w:t>7. Implementacija sistema</w:t>
       </w:r>
       <w:r>
+        <w:rPr>
+          <w:rFonts w:hint="default" w:ascii="Times New Roman" w:hAnsi="Times New Roman" w:cs="Times New Roman"/>
+          <w:sz w:val="24"/>
+          <w:szCs w:val="24"/>
+        </w:rPr>
         <w:tab/>
       </w:r>
       <w:r>
+        <w:rPr>
+          <w:rFonts w:hint="default" w:ascii="Times New Roman" w:hAnsi="Times New Roman" w:cs="Times New Roman"/>
+          <w:sz w:val="24"/>
+          <w:szCs w:val="24"/>
+        </w:rPr>
         <w:fldChar w:fldCharType="begin"/>
       </w:r>
       <w:r>
+        <w:rPr>
+          <w:rFonts w:hint="default" w:ascii="Times New Roman" w:hAnsi="Times New Roman" w:cs="Times New Roman"/>
+          <w:sz w:val="24"/>
+          <w:szCs w:val="24"/>
+        </w:rPr>
         <w:instrText xml:space="preserve"> PAGEREF _Toc19641 \h </w:instrText>
       </w:r>
       <w:r>
+        <w:rPr>
+          <w:rFonts w:hint="default" w:ascii="Times New Roman" w:hAnsi="Times New Roman" w:cs="Times New Roman"/>
+          <w:sz w:val="24"/>
+          <w:szCs w:val="24"/>
+        </w:rPr>
         <w:fldChar w:fldCharType="separate"/>
       </w:r>
       <w:r>
+        <w:rPr>
+          <w:rFonts w:hint="default" w:ascii="Times New Roman" w:hAnsi="Times New Roman" w:cs="Times New Roman"/>
+          <w:sz w:val="24"/>
+          <w:szCs w:val="24"/>
+        </w:rPr>
         <w:t>25</w:t>
       </w:r>
       <w:r>
+        <w:rPr>
+          <w:rFonts w:hint="default" w:ascii="Times New Roman" w:hAnsi="Times New Roman" w:cs="Times New Roman"/>
+          <w:sz w:val="24"/>
+          <w:szCs w:val="24"/>
+        </w:rPr>
         <w:fldChar w:fldCharType="end"/>
       </w:r>
       <w:r>
         <w:rPr>
           <w:rFonts w:hint="default" w:ascii="Times New Roman" w:hAnsi="Times New Roman" w:cs="Times New Roman"/>
           <w:bCs/>
-          <w:szCs w:val="28"/>
+          <w:sz w:val="24"/>
+          <w:szCs w:val="24"/>
           <w:lang w:val="sr-Latn-RS"/>
         </w:rPr>
         <w:fldChar w:fldCharType="end"/>
@@ -2933,12 +4261,18 @@
         <w:tabs>
           <w:tab w:val="right" w:leader="dot" w:pos="9360"/>
         </w:tabs>
+        <w:rPr>
+          <w:rFonts w:hint="default" w:ascii="Times New Roman" w:hAnsi="Times New Roman" w:cs="Times New Roman"/>
+          <w:sz w:val="24"/>
+          <w:szCs w:val="24"/>
+        </w:rPr>
       </w:pPr>
       <w:r>
         <w:rPr>
           <w:rFonts w:hint="default" w:ascii="Times New Roman" w:hAnsi="Times New Roman" w:cs="Times New Roman"/>
           <w:bCs/>
-          <w:szCs w:val="28"/>
+          <w:sz w:val="24"/>
+          <w:szCs w:val="24"/>
           <w:lang w:val="sr-Latn-RS"/>
         </w:rPr>
         <w:fldChar w:fldCharType="begin"/>
@@ -2947,7 +4281,8 @@
         <w:rPr>
           <w:rFonts w:hint="default" w:ascii="Times New Roman" w:hAnsi="Times New Roman" w:cs="Times New Roman"/>
           <w:bCs/>
-          <w:szCs w:val="28"/>
+          <w:sz w:val="24"/>
+          <w:szCs w:val="24"/>
           <w:lang w:val="sr-Latn-RS"/>
         </w:rPr>
         <w:instrText xml:space="preserve"> HYPERLINK \l _Toc23872 </w:instrText>
@@ -2956,40 +4291,74 @@
         <w:rPr>
           <w:rFonts w:hint="default" w:ascii="Times New Roman" w:hAnsi="Times New Roman" w:cs="Times New Roman"/>
           <w:bCs/>
-          <w:szCs w:val="28"/>
+          <w:sz w:val="24"/>
+          <w:szCs w:val="24"/>
           <w:lang w:val="sr-Latn-RS"/>
         </w:rPr>
         <w:fldChar w:fldCharType="separate"/>
       </w:r>
       <w:r>
         <w:rPr>
-          <w:rFonts w:ascii="Times New Roman" w:hAnsi="Times New Roman" w:eastAsia="Times New Roman" w:cs="Times New Roman"/>
+          <w:rFonts w:hint="default" w:ascii="Times New Roman" w:hAnsi="Times New Roman" w:eastAsia="Times New Roman" w:cs="Times New Roman"/>
+          <w:sz w:val="24"/>
+          <w:szCs w:val="24"/>
         </w:rPr>
         <w:t>7.1 Tehnologije i alati</w:t>
       </w:r>
       <w:r>
+        <w:rPr>
+          <w:rFonts w:hint="default" w:ascii="Times New Roman" w:hAnsi="Times New Roman" w:cs="Times New Roman"/>
+          <w:sz w:val="24"/>
+          <w:szCs w:val="24"/>
+        </w:rPr>
         <w:tab/>
       </w:r>
       <w:r>
+        <w:rPr>
+          <w:rFonts w:hint="default" w:ascii="Times New Roman" w:hAnsi="Times New Roman" w:cs="Times New Roman"/>
+          <w:sz w:val="24"/>
+          <w:szCs w:val="24"/>
+        </w:rPr>
         <w:fldChar w:fldCharType="begin"/>
       </w:r>
       <w:r>
+        <w:rPr>
+          <w:rFonts w:hint="default" w:ascii="Times New Roman" w:hAnsi="Times New Roman" w:cs="Times New Roman"/>
+          <w:sz w:val="24"/>
+          <w:szCs w:val="24"/>
+        </w:rPr>
         <w:instrText xml:space="preserve"> PAGEREF _Toc23872 \h </w:instrText>
       </w:r>
       <w:r>
+        <w:rPr>
+          <w:rFonts w:hint="default" w:ascii="Times New Roman" w:hAnsi="Times New Roman" w:cs="Times New Roman"/>
+          <w:sz w:val="24"/>
+          <w:szCs w:val="24"/>
+        </w:rPr>
         <w:fldChar w:fldCharType="separate"/>
       </w:r>
       <w:r>
+        <w:rPr>
+          <w:rFonts w:hint="default" w:ascii="Times New Roman" w:hAnsi="Times New Roman" w:cs="Times New Roman"/>
+          <w:sz w:val="24"/>
+          <w:szCs w:val="24"/>
+        </w:rPr>
         <w:t>25</w:t>
       </w:r>
       <w:r>
+        <w:rPr>
+          <w:rFonts w:hint="default" w:ascii="Times New Roman" w:hAnsi="Times New Roman" w:cs="Times New Roman"/>
+          <w:sz w:val="24"/>
+          <w:szCs w:val="24"/>
+        </w:rPr>
         <w:fldChar w:fldCharType="end"/>
       </w:r>
       <w:r>
         <w:rPr>
           <w:rFonts w:hint="default" w:ascii="Times New Roman" w:hAnsi="Times New Roman" w:cs="Times New Roman"/>
           <w:bCs/>
-          <w:szCs w:val="28"/>
+          <w:sz w:val="24"/>
+          <w:szCs w:val="24"/>
           <w:lang w:val="sr-Latn-RS"/>
         </w:rPr>
         <w:fldChar w:fldCharType="end"/>
@@ -3001,12 +4370,18 @@
         <w:tabs>
           <w:tab w:val="right" w:leader="dot" w:pos="9360"/>
         </w:tabs>
+        <w:rPr>
+          <w:rFonts w:hint="default" w:ascii="Times New Roman" w:hAnsi="Times New Roman" w:cs="Times New Roman"/>
+          <w:sz w:val="24"/>
+          <w:szCs w:val="24"/>
+        </w:rPr>
       </w:pPr>
       <w:r>
         <w:rPr>
           <w:rFonts w:hint="default" w:ascii="Times New Roman" w:hAnsi="Times New Roman" w:cs="Times New Roman"/>
           <w:bCs/>
-          <w:szCs w:val="28"/>
+          <w:sz w:val="24"/>
+          <w:szCs w:val="24"/>
           <w:lang w:val="sr-Latn-RS"/>
         </w:rPr>
         <w:fldChar w:fldCharType="begin"/>
@@ -3015,7 +4390,8 @@
         <w:rPr>
           <w:rFonts w:hint="default" w:ascii="Times New Roman" w:hAnsi="Times New Roman" w:cs="Times New Roman"/>
           <w:bCs/>
-          <w:szCs w:val="28"/>
+          <w:sz w:val="24"/>
+          <w:szCs w:val="24"/>
           <w:lang w:val="sr-Latn-RS"/>
         </w:rPr>
         <w:instrText xml:space="preserve"> HYPERLINK \l _Toc27784 </w:instrText>
@@ -3024,40 +4400,74 @@
         <w:rPr>
           <w:rFonts w:hint="default" w:ascii="Times New Roman" w:hAnsi="Times New Roman" w:cs="Times New Roman"/>
           <w:bCs/>
-          <w:szCs w:val="28"/>
+          <w:sz w:val="24"/>
+          <w:szCs w:val="24"/>
           <w:lang w:val="sr-Latn-RS"/>
         </w:rPr>
         <w:fldChar w:fldCharType="separate"/>
       </w:r>
       <w:r>
         <w:rPr>
-          <w:rFonts w:ascii="Times New Roman" w:hAnsi="Times New Roman" w:eastAsia="Times New Roman" w:cs="Times New Roman"/>
+          <w:rFonts w:hint="default" w:ascii="Times New Roman" w:hAnsi="Times New Roman" w:eastAsia="Times New Roman" w:cs="Times New Roman"/>
+          <w:sz w:val="24"/>
+          <w:szCs w:val="24"/>
         </w:rPr>
         <w:t>7.2 Implementacija parsera</w:t>
       </w:r>
       <w:r>
+        <w:rPr>
+          <w:rFonts w:hint="default" w:ascii="Times New Roman" w:hAnsi="Times New Roman" w:cs="Times New Roman"/>
+          <w:sz w:val="24"/>
+          <w:szCs w:val="24"/>
+        </w:rPr>
         <w:tab/>
       </w:r>
       <w:r>
+        <w:rPr>
+          <w:rFonts w:hint="default" w:ascii="Times New Roman" w:hAnsi="Times New Roman" w:cs="Times New Roman"/>
+          <w:sz w:val="24"/>
+          <w:szCs w:val="24"/>
+        </w:rPr>
         <w:fldChar w:fldCharType="begin"/>
       </w:r>
       <w:r>
+        <w:rPr>
+          <w:rFonts w:hint="default" w:ascii="Times New Roman" w:hAnsi="Times New Roman" w:cs="Times New Roman"/>
+          <w:sz w:val="24"/>
+          <w:szCs w:val="24"/>
+        </w:rPr>
         <w:instrText xml:space="preserve"> PAGEREF _Toc27784 \h </w:instrText>
       </w:r>
       <w:r>
+        <w:rPr>
+          <w:rFonts w:hint="default" w:ascii="Times New Roman" w:hAnsi="Times New Roman" w:cs="Times New Roman"/>
+          <w:sz w:val="24"/>
+          <w:szCs w:val="24"/>
+        </w:rPr>
         <w:fldChar w:fldCharType="separate"/>
       </w:r>
       <w:r>
+        <w:rPr>
+          <w:rFonts w:hint="default" w:ascii="Times New Roman" w:hAnsi="Times New Roman" w:cs="Times New Roman"/>
+          <w:sz w:val="24"/>
+          <w:szCs w:val="24"/>
+        </w:rPr>
         <w:t>25</w:t>
       </w:r>
       <w:r>
+        <w:rPr>
+          <w:rFonts w:hint="default" w:ascii="Times New Roman" w:hAnsi="Times New Roman" w:cs="Times New Roman"/>
+          <w:sz w:val="24"/>
+          <w:szCs w:val="24"/>
+        </w:rPr>
         <w:fldChar w:fldCharType="end"/>
       </w:r>
       <w:r>
         <w:rPr>
           <w:rFonts w:hint="default" w:ascii="Times New Roman" w:hAnsi="Times New Roman" w:cs="Times New Roman"/>
           <w:bCs/>
-          <w:szCs w:val="28"/>
+          <w:sz w:val="24"/>
+          <w:szCs w:val="24"/>
           <w:lang w:val="sr-Latn-RS"/>
         </w:rPr>
         <w:fldChar w:fldCharType="end"/>
@@ -3069,12 +4479,18 @@
         <w:tabs>
           <w:tab w:val="right" w:leader="dot" w:pos="9360"/>
         </w:tabs>
+        <w:rPr>
+          <w:rFonts w:hint="default" w:ascii="Times New Roman" w:hAnsi="Times New Roman" w:cs="Times New Roman"/>
+          <w:sz w:val="24"/>
+          <w:szCs w:val="24"/>
+        </w:rPr>
       </w:pPr>
       <w:r>
         <w:rPr>
           <w:rFonts w:hint="default" w:ascii="Times New Roman" w:hAnsi="Times New Roman" w:cs="Times New Roman"/>
           <w:bCs/>
-          <w:szCs w:val="28"/>
+          <w:sz w:val="24"/>
+          <w:szCs w:val="24"/>
           <w:lang w:val="sr-Latn-RS"/>
         </w:rPr>
         <w:fldChar w:fldCharType="begin"/>
@@ -3083,7 +4499,8 @@
         <w:rPr>
           <w:rFonts w:hint="default" w:ascii="Times New Roman" w:hAnsi="Times New Roman" w:cs="Times New Roman"/>
           <w:bCs/>
-          <w:szCs w:val="28"/>
+          <w:sz w:val="24"/>
+          <w:szCs w:val="24"/>
           <w:lang w:val="sr-Latn-RS"/>
         </w:rPr>
         <w:instrText xml:space="preserve"> HYPERLINK \l _Toc10312 </w:instrText>
@@ -3092,40 +4509,74 @@
         <w:rPr>
           <w:rFonts w:hint="default" w:ascii="Times New Roman" w:hAnsi="Times New Roman" w:cs="Times New Roman"/>
           <w:bCs/>
-          <w:szCs w:val="28"/>
+          <w:sz w:val="24"/>
+          <w:szCs w:val="24"/>
           <w:lang w:val="sr-Latn-RS"/>
         </w:rPr>
         <w:fldChar w:fldCharType="separate"/>
       </w:r>
       <w:r>
         <w:rPr>
-          <w:rFonts w:ascii="Times New Roman" w:hAnsi="Times New Roman" w:eastAsia="Times New Roman" w:cs="Times New Roman"/>
+          <w:rFonts w:hint="default" w:ascii="Times New Roman" w:hAnsi="Times New Roman" w:eastAsia="Times New Roman" w:cs="Times New Roman"/>
+          <w:sz w:val="24"/>
+          <w:szCs w:val="24"/>
         </w:rPr>
         <w:t>7.3 Pretraga baze biljaka</w:t>
       </w:r>
       <w:r>
+        <w:rPr>
+          <w:rFonts w:hint="default" w:ascii="Times New Roman" w:hAnsi="Times New Roman" w:cs="Times New Roman"/>
+          <w:sz w:val="24"/>
+          <w:szCs w:val="24"/>
+        </w:rPr>
         <w:tab/>
       </w:r>
       <w:r>
+        <w:rPr>
+          <w:rFonts w:hint="default" w:ascii="Times New Roman" w:hAnsi="Times New Roman" w:cs="Times New Roman"/>
+          <w:sz w:val="24"/>
+          <w:szCs w:val="24"/>
+        </w:rPr>
         <w:fldChar w:fldCharType="begin"/>
       </w:r>
       <w:r>
+        <w:rPr>
+          <w:rFonts w:hint="default" w:ascii="Times New Roman" w:hAnsi="Times New Roman" w:cs="Times New Roman"/>
+          <w:sz w:val="24"/>
+          <w:szCs w:val="24"/>
+        </w:rPr>
         <w:instrText xml:space="preserve"> PAGEREF _Toc10312 \h </w:instrText>
       </w:r>
       <w:r>
+        <w:rPr>
+          <w:rFonts w:hint="default" w:ascii="Times New Roman" w:hAnsi="Times New Roman" w:cs="Times New Roman"/>
+          <w:sz w:val="24"/>
+          <w:szCs w:val="24"/>
+        </w:rPr>
         <w:fldChar w:fldCharType="separate"/>
       </w:r>
       <w:r>
+        <w:rPr>
+          <w:rFonts w:hint="default" w:ascii="Times New Roman" w:hAnsi="Times New Roman" w:cs="Times New Roman"/>
+          <w:sz w:val="24"/>
+          <w:szCs w:val="24"/>
+        </w:rPr>
         <w:t>25</w:t>
       </w:r>
       <w:r>
+        <w:rPr>
+          <w:rFonts w:hint="default" w:ascii="Times New Roman" w:hAnsi="Times New Roman" w:cs="Times New Roman"/>
+          <w:sz w:val="24"/>
+          <w:szCs w:val="24"/>
+        </w:rPr>
         <w:fldChar w:fldCharType="end"/>
       </w:r>
       <w:r>
         <w:rPr>
           <w:rFonts w:hint="default" w:ascii="Times New Roman" w:hAnsi="Times New Roman" w:cs="Times New Roman"/>
           <w:bCs/>
-          <w:szCs w:val="28"/>
+          <w:sz w:val="24"/>
+          <w:szCs w:val="24"/>
           <w:lang w:val="sr-Latn-RS"/>
         </w:rPr>
         <w:fldChar w:fldCharType="end"/>
@@ -3137,12 +4588,18 @@
         <w:tabs>
           <w:tab w:val="right" w:leader="dot" w:pos="9360"/>
         </w:tabs>
+        <w:rPr>
+          <w:rFonts w:hint="default" w:ascii="Times New Roman" w:hAnsi="Times New Roman" w:cs="Times New Roman"/>
+          <w:sz w:val="24"/>
+          <w:szCs w:val="24"/>
+        </w:rPr>
       </w:pPr>
       <w:r>
         <w:rPr>
           <w:rFonts w:hint="default" w:ascii="Times New Roman" w:hAnsi="Times New Roman" w:cs="Times New Roman"/>
           <w:bCs/>
-          <w:szCs w:val="28"/>
+          <w:sz w:val="24"/>
+          <w:szCs w:val="24"/>
           <w:lang w:val="sr-Latn-RS"/>
         </w:rPr>
         <w:fldChar w:fldCharType="begin"/>
@@ -3151,7 +4608,8 @@
         <w:rPr>
           <w:rFonts w:hint="default" w:ascii="Times New Roman" w:hAnsi="Times New Roman" w:cs="Times New Roman"/>
           <w:bCs/>
-          <w:szCs w:val="28"/>
+          <w:sz w:val="24"/>
+          <w:szCs w:val="24"/>
           <w:lang w:val="sr-Latn-RS"/>
         </w:rPr>
         <w:instrText xml:space="preserve"> HYPERLINK \l _Toc29615 </w:instrText>
@@ -3160,40 +4618,74 @@
         <w:rPr>
           <w:rFonts w:hint="default" w:ascii="Times New Roman" w:hAnsi="Times New Roman" w:cs="Times New Roman"/>
           <w:bCs/>
-          <w:szCs w:val="28"/>
+          <w:sz w:val="24"/>
+          <w:szCs w:val="24"/>
           <w:lang w:val="sr-Latn-RS"/>
         </w:rPr>
         <w:fldChar w:fldCharType="separate"/>
       </w:r>
       <w:r>
         <w:rPr>
-          <w:rFonts w:ascii="Times New Roman" w:hAnsi="Times New Roman" w:eastAsia="Times New Roman" w:cs="Times New Roman"/>
+          <w:rFonts w:hint="default" w:ascii="Times New Roman" w:hAnsi="Times New Roman" w:eastAsia="Times New Roman" w:cs="Times New Roman"/>
+          <w:sz w:val="24"/>
+          <w:szCs w:val="24"/>
         </w:rPr>
         <w:t>7.4 Generisanje odgovora</w:t>
       </w:r>
       <w:r>
+        <w:rPr>
+          <w:rFonts w:hint="default" w:ascii="Times New Roman" w:hAnsi="Times New Roman" w:cs="Times New Roman"/>
+          <w:sz w:val="24"/>
+          <w:szCs w:val="24"/>
+        </w:rPr>
         <w:tab/>
       </w:r>
       <w:r>
+        <w:rPr>
+          <w:rFonts w:hint="default" w:ascii="Times New Roman" w:hAnsi="Times New Roman" w:cs="Times New Roman"/>
+          <w:sz w:val="24"/>
+          <w:szCs w:val="24"/>
+        </w:rPr>
         <w:fldChar w:fldCharType="begin"/>
       </w:r>
       <w:r>
+        <w:rPr>
+          <w:rFonts w:hint="default" w:ascii="Times New Roman" w:hAnsi="Times New Roman" w:cs="Times New Roman"/>
+          <w:sz w:val="24"/>
+          <w:szCs w:val="24"/>
+        </w:rPr>
         <w:instrText xml:space="preserve"> PAGEREF _Toc29615 \h </w:instrText>
       </w:r>
       <w:r>
+        <w:rPr>
+          <w:rFonts w:hint="default" w:ascii="Times New Roman" w:hAnsi="Times New Roman" w:cs="Times New Roman"/>
+          <w:sz w:val="24"/>
+          <w:szCs w:val="24"/>
+        </w:rPr>
         <w:fldChar w:fldCharType="separate"/>
       </w:r>
       <w:r>
+        <w:rPr>
+          <w:rFonts w:hint="default" w:ascii="Times New Roman" w:hAnsi="Times New Roman" w:cs="Times New Roman"/>
+          <w:sz w:val="24"/>
+          <w:szCs w:val="24"/>
+        </w:rPr>
         <w:t>25</w:t>
       </w:r>
       <w:r>
+        <w:rPr>
+          <w:rFonts w:hint="default" w:ascii="Times New Roman" w:hAnsi="Times New Roman" w:cs="Times New Roman"/>
+          <w:sz w:val="24"/>
+          <w:szCs w:val="24"/>
+        </w:rPr>
         <w:fldChar w:fldCharType="end"/>
       </w:r>
       <w:r>
         <w:rPr>
           <w:rFonts w:hint="default" w:ascii="Times New Roman" w:hAnsi="Times New Roman" w:cs="Times New Roman"/>
           <w:bCs/>
-          <w:szCs w:val="28"/>
+          <w:sz w:val="24"/>
+          <w:szCs w:val="24"/>
           <w:lang w:val="sr-Latn-RS"/>
         </w:rPr>
         <w:fldChar w:fldCharType="end"/>
@@ -3205,12 +4697,18 @@
         <w:tabs>
           <w:tab w:val="right" w:leader="dot" w:pos="9360"/>
         </w:tabs>
+        <w:rPr>
+          <w:rFonts w:hint="default" w:ascii="Times New Roman" w:hAnsi="Times New Roman" w:cs="Times New Roman"/>
+          <w:sz w:val="24"/>
+          <w:szCs w:val="24"/>
+        </w:rPr>
       </w:pPr>
       <w:r>
         <w:rPr>
           <w:rFonts w:hint="default" w:ascii="Times New Roman" w:hAnsi="Times New Roman" w:cs="Times New Roman"/>
           <w:bCs/>
-          <w:szCs w:val="28"/>
+          <w:sz w:val="24"/>
+          <w:szCs w:val="24"/>
           <w:lang w:val="sr-Latn-RS"/>
         </w:rPr>
         <w:fldChar w:fldCharType="begin"/>
@@ -3219,7 +4717,8 @@
         <w:rPr>
           <w:rFonts w:hint="default" w:ascii="Times New Roman" w:hAnsi="Times New Roman" w:cs="Times New Roman"/>
           <w:bCs/>
-          <w:szCs w:val="28"/>
+          <w:sz w:val="24"/>
+          <w:szCs w:val="24"/>
           <w:lang w:val="sr-Latn-RS"/>
         </w:rPr>
         <w:instrText xml:space="preserve"> HYPERLINK \l _Toc9012 </w:instrText>
@@ -3228,40 +4727,74 @@
         <w:rPr>
           <w:rFonts w:hint="default" w:ascii="Times New Roman" w:hAnsi="Times New Roman" w:cs="Times New Roman"/>
           <w:bCs/>
-          <w:szCs w:val="28"/>
+          <w:sz w:val="24"/>
+          <w:szCs w:val="24"/>
           <w:lang w:val="sr-Latn-RS"/>
         </w:rPr>
         <w:fldChar w:fldCharType="separate"/>
       </w:r>
       <w:r>
         <w:rPr>
-          <w:rFonts w:ascii="Times New Roman" w:hAnsi="Times New Roman" w:eastAsia="Times New Roman" w:cs="Times New Roman"/>
+          <w:rFonts w:hint="default" w:ascii="Times New Roman" w:hAnsi="Times New Roman" w:eastAsia="Times New Roman" w:cs="Times New Roman"/>
+          <w:sz w:val="24"/>
+          <w:szCs w:val="24"/>
         </w:rPr>
         <w:t>7.5 Organizacija projekta</w:t>
       </w:r>
       <w:r>
+        <w:rPr>
+          <w:rFonts w:hint="default" w:ascii="Times New Roman" w:hAnsi="Times New Roman" w:cs="Times New Roman"/>
+          <w:sz w:val="24"/>
+          <w:szCs w:val="24"/>
+        </w:rPr>
         <w:tab/>
       </w:r>
       <w:r>
+        <w:rPr>
+          <w:rFonts w:hint="default" w:ascii="Times New Roman" w:hAnsi="Times New Roman" w:cs="Times New Roman"/>
+          <w:sz w:val="24"/>
+          <w:szCs w:val="24"/>
+        </w:rPr>
         <w:fldChar w:fldCharType="begin"/>
       </w:r>
       <w:r>
+        <w:rPr>
+          <w:rFonts w:hint="default" w:ascii="Times New Roman" w:hAnsi="Times New Roman" w:cs="Times New Roman"/>
+          <w:sz w:val="24"/>
+          <w:szCs w:val="24"/>
+        </w:rPr>
         <w:instrText xml:space="preserve"> PAGEREF _Toc9012 \h </w:instrText>
       </w:r>
       <w:r>
+        <w:rPr>
+          <w:rFonts w:hint="default" w:ascii="Times New Roman" w:hAnsi="Times New Roman" w:cs="Times New Roman"/>
+          <w:sz w:val="24"/>
+          <w:szCs w:val="24"/>
+        </w:rPr>
         <w:fldChar w:fldCharType="separate"/>
       </w:r>
       <w:r>
+        <w:rPr>
+          <w:rFonts w:hint="default" w:ascii="Times New Roman" w:hAnsi="Times New Roman" w:cs="Times New Roman"/>
+          <w:sz w:val="24"/>
+          <w:szCs w:val="24"/>
+        </w:rPr>
         <w:t>26</w:t>
       </w:r>
       <w:r>
+        <w:rPr>
+          <w:rFonts w:hint="default" w:ascii="Times New Roman" w:hAnsi="Times New Roman" w:cs="Times New Roman"/>
+          <w:sz w:val="24"/>
+          <w:szCs w:val="24"/>
+        </w:rPr>
         <w:fldChar w:fldCharType="end"/>
       </w:r>
       <w:r>
         <w:rPr>
           <w:rFonts w:hint="default" w:ascii="Times New Roman" w:hAnsi="Times New Roman" w:cs="Times New Roman"/>
           <w:bCs/>
-          <w:szCs w:val="28"/>
+          <w:sz w:val="24"/>
+          <w:szCs w:val="24"/>
           <w:lang w:val="sr-Latn-RS"/>
         </w:rPr>
         <w:fldChar w:fldCharType="end"/>
@@ -3273,12 +4806,18 @@
         <w:tabs>
           <w:tab w:val="right" w:leader="dot" w:pos="9360"/>
         </w:tabs>
+        <w:rPr>
+          <w:rFonts w:hint="default" w:ascii="Times New Roman" w:hAnsi="Times New Roman" w:cs="Times New Roman"/>
+          <w:sz w:val="24"/>
+          <w:szCs w:val="24"/>
+        </w:rPr>
       </w:pPr>
       <w:r>
         <w:rPr>
           <w:rFonts w:hint="default" w:ascii="Times New Roman" w:hAnsi="Times New Roman" w:cs="Times New Roman"/>
           <w:bCs/>
-          <w:szCs w:val="28"/>
+          <w:sz w:val="24"/>
+          <w:szCs w:val="24"/>
           <w:lang w:val="sr-Latn-RS"/>
         </w:rPr>
         <w:fldChar w:fldCharType="begin"/>
@@ -3287,7 +4826,8 @@
         <w:rPr>
           <w:rFonts w:hint="default" w:ascii="Times New Roman" w:hAnsi="Times New Roman" w:cs="Times New Roman"/>
           <w:bCs/>
-          <w:szCs w:val="28"/>
+          <w:sz w:val="24"/>
+          <w:szCs w:val="24"/>
           <w:lang w:val="sr-Latn-RS"/>
         </w:rPr>
         <w:instrText xml:space="preserve"> HYPERLINK \l _Toc30315 </w:instrText>
@@ -3296,40 +4836,74 @@
         <w:rPr>
           <w:rFonts w:hint="default" w:ascii="Times New Roman" w:hAnsi="Times New Roman" w:cs="Times New Roman"/>
           <w:bCs/>
-          <w:szCs w:val="28"/>
+          <w:sz w:val="24"/>
+          <w:szCs w:val="24"/>
           <w:lang w:val="sr-Latn-RS"/>
         </w:rPr>
         <w:fldChar w:fldCharType="separate"/>
       </w:r>
       <w:r>
         <w:rPr>
-          <w:rFonts w:ascii="Times New Roman" w:hAnsi="Times New Roman" w:eastAsia="Times New Roman" w:cs="Times New Roman"/>
+          <w:rFonts w:hint="default" w:ascii="Times New Roman" w:hAnsi="Times New Roman" w:eastAsia="Times New Roman" w:cs="Times New Roman"/>
+          <w:sz w:val="24"/>
+          <w:szCs w:val="24"/>
         </w:rPr>
         <w:t>8. Eksperimentalni rezultati i evaluacija sistema</w:t>
       </w:r>
       <w:r>
+        <w:rPr>
+          <w:rFonts w:hint="default" w:ascii="Times New Roman" w:hAnsi="Times New Roman" w:cs="Times New Roman"/>
+          <w:sz w:val="24"/>
+          <w:szCs w:val="24"/>
+        </w:rPr>
         <w:tab/>
       </w:r>
       <w:r>
+        <w:rPr>
+          <w:rFonts w:hint="default" w:ascii="Times New Roman" w:hAnsi="Times New Roman" w:cs="Times New Roman"/>
+          <w:sz w:val="24"/>
+          <w:szCs w:val="24"/>
+        </w:rPr>
         <w:fldChar w:fldCharType="begin"/>
       </w:r>
       <w:r>
+        <w:rPr>
+          <w:rFonts w:hint="default" w:ascii="Times New Roman" w:hAnsi="Times New Roman" w:cs="Times New Roman"/>
+          <w:sz w:val="24"/>
+          <w:szCs w:val="24"/>
+        </w:rPr>
         <w:instrText xml:space="preserve"> PAGEREF _Toc30315 \h </w:instrText>
       </w:r>
       <w:r>
+        <w:rPr>
+          <w:rFonts w:hint="default" w:ascii="Times New Roman" w:hAnsi="Times New Roman" w:cs="Times New Roman"/>
+          <w:sz w:val="24"/>
+          <w:szCs w:val="24"/>
+        </w:rPr>
         <w:fldChar w:fldCharType="separate"/>
       </w:r>
       <w:r>
+        <w:rPr>
+          <w:rFonts w:hint="default" w:ascii="Times New Roman" w:hAnsi="Times New Roman" w:cs="Times New Roman"/>
+          <w:sz w:val="24"/>
+          <w:szCs w:val="24"/>
+        </w:rPr>
         <w:t>27</w:t>
       </w:r>
       <w:r>
+        <w:rPr>
+          <w:rFonts w:hint="default" w:ascii="Times New Roman" w:hAnsi="Times New Roman" w:cs="Times New Roman"/>
+          <w:sz w:val="24"/>
+          <w:szCs w:val="24"/>
+        </w:rPr>
         <w:fldChar w:fldCharType="end"/>
       </w:r>
       <w:r>
         <w:rPr>
           <w:rFonts w:hint="default" w:ascii="Times New Roman" w:hAnsi="Times New Roman" w:cs="Times New Roman"/>
           <w:bCs/>
-          <w:szCs w:val="28"/>
+          <w:sz w:val="24"/>
+          <w:szCs w:val="24"/>
           <w:lang w:val="sr-Latn-RS"/>
         </w:rPr>
         <w:fldChar w:fldCharType="end"/>
@@ -3341,12 +4915,18 @@
         <w:tabs>
           <w:tab w:val="right" w:leader="dot" w:pos="9360"/>
         </w:tabs>
+        <w:rPr>
+          <w:rFonts w:hint="default" w:ascii="Times New Roman" w:hAnsi="Times New Roman" w:cs="Times New Roman"/>
+          <w:sz w:val="24"/>
+          <w:szCs w:val="24"/>
+        </w:rPr>
       </w:pPr>
       <w:r>
         <w:rPr>
           <w:rFonts w:hint="default" w:ascii="Times New Roman" w:hAnsi="Times New Roman" w:cs="Times New Roman"/>
           <w:bCs/>
-          <w:szCs w:val="28"/>
+          <w:sz w:val="24"/>
+          <w:szCs w:val="24"/>
           <w:lang w:val="sr-Latn-RS"/>
         </w:rPr>
         <w:fldChar w:fldCharType="begin"/>
@@ -3355,7 +4935,8 @@
         <w:rPr>
           <w:rFonts w:hint="default" w:ascii="Times New Roman" w:hAnsi="Times New Roman" w:cs="Times New Roman"/>
           <w:bCs/>
-          <w:szCs w:val="28"/>
+          <w:sz w:val="24"/>
+          <w:szCs w:val="24"/>
           <w:lang w:val="sr-Latn-RS"/>
         </w:rPr>
         <w:instrText xml:space="preserve"> HYPERLINK \l _Toc21159 </w:instrText>
@@ -3364,7 +4945,8 @@
         <w:rPr>
           <w:rFonts w:hint="default" w:ascii="Times New Roman" w:hAnsi="Times New Roman" w:cs="Times New Roman"/>
           <w:bCs/>
-          <w:szCs w:val="28"/>
+          <w:sz w:val="24"/>
+          <w:szCs w:val="24"/>
           <w:lang w:val="sr-Latn-RS"/>
         </w:rPr>
         <w:fldChar w:fldCharType="separate"/>
@@ -3372,38 +4954,65 @@
       <w:r>
         <w:rPr>
           <w:rFonts w:hint="default" w:ascii="Times New Roman" w:hAnsi="Times New Roman" w:eastAsia="Times New Roman" w:cs="Times New Roman"/>
-        </w:rPr>
-        <w:t xml:space="preserve">8.1 </w:t>
-      </w:r>
-      <w:r>
-        <w:rPr>
-          <w:rFonts w:ascii="Times New Roman" w:hAnsi="Times New Roman" w:eastAsia="Times New Roman" w:cs="Times New Roman"/>
-        </w:rPr>
-        <w:t>Metodologija evaluacije</w:t>
-      </w:r>
-      <w:r>
+          <w:sz w:val="24"/>
+          <w:szCs w:val="24"/>
+        </w:rPr>
+        <w:t>8.1 Metodologija evaluacije</w:t>
+      </w:r>
+      <w:r>
+        <w:rPr>
+          <w:rFonts w:hint="default" w:ascii="Times New Roman" w:hAnsi="Times New Roman" w:cs="Times New Roman"/>
+          <w:sz w:val="24"/>
+          <w:szCs w:val="24"/>
+        </w:rPr>
         <w:tab/>
       </w:r>
       <w:r>
+        <w:rPr>
+          <w:rFonts w:hint="default" w:ascii="Times New Roman" w:hAnsi="Times New Roman" w:cs="Times New Roman"/>
+          <w:sz w:val="24"/>
+          <w:szCs w:val="24"/>
+        </w:rPr>
         <w:fldChar w:fldCharType="begin"/>
       </w:r>
       <w:r>
+        <w:rPr>
+          <w:rFonts w:hint="default" w:ascii="Times New Roman" w:hAnsi="Times New Roman" w:cs="Times New Roman"/>
+          <w:sz w:val="24"/>
+          <w:szCs w:val="24"/>
+        </w:rPr>
         <w:instrText xml:space="preserve"> PAGEREF _Toc21159 \h </w:instrText>
       </w:r>
       <w:r>
+        <w:rPr>
+          <w:rFonts w:hint="default" w:ascii="Times New Roman" w:hAnsi="Times New Roman" w:cs="Times New Roman"/>
+          <w:sz w:val="24"/>
+          <w:szCs w:val="24"/>
+        </w:rPr>
         <w:fldChar w:fldCharType="separate"/>
       </w:r>
       <w:r>
+        <w:rPr>
+          <w:rFonts w:hint="default" w:ascii="Times New Roman" w:hAnsi="Times New Roman" w:cs="Times New Roman"/>
+          <w:sz w:val="24"/>
+          <w:szCs w:val="24"/>
+        </w:rPr>
         <w:t>27</w:t>
       </w:r>
       <w:r>
+        <w:rPr>
+          <w:rFonts w:hint="default" w:ascii="Times New Roman" w:hAnsi="Times New Roman" w:cs="Times New Roman"/>
+          <w:sz w:val="24"/>
+          <w:szCs w:val="24"/>
+        </w:rPr>
         <w:fldChar w:fldCharType="end"/>
       </w:r>
       <w:r>
         <w:rPr>
           <w:rFonts w:hint="default" w:ascii="Times New Roman" w:hAnsi="Times New Roman" w:cs="Times New Roman"/>
           <w:bCs/>
-          <w:szCs w:val="28"/>
+          <w:sz w:val="24"/>
+          <w:szCs w:val="24"/>
           <w:lang w:val="sr-Latn-RS"/>
         </w:rPr>
         <w:fldChar w:fldCharType="end"/>
@@ -3415,12 +5024,18 @@
         <w:tabs>
           <w:tab w:val="right" w:leader="dot" w:pos="9360"/>
         </w:tabs>
+        <w:rPr>
+          <w:rFonts w:hint="default" w:ascii="Times New Roman" w:hAnsi="Times New Roman" w:cs="Times New Roman"/>
+          <w:sz w:val="24"/>
+          <w:szCs w:val="24"/>
+        </w:rPr>
       </w:pPr>
       <w:r>
         <w:rPr>
           <w:rFonts w:hint="default" w:ascii="Times New Roman" w:hAnsi="Times New Roman" w:cs="Times New Roman"/>
           <w:bCs/>
-          <w:szCs w:val="28"/>
+          <w:sz w:val="24"/>
+          <w:szCs w:val="24"/>
           <w:lang w:val="sr-Latn-RS"/>
         </w:rPr>
         <w:fldChar w:fldCharType="begin"/>
@@ -3429,7 +5044,8 @@
         <w:rPr>
           <w:rFonts w:hint="default" w:ascii="Times New Roman" w:hAnsi="Times New Roman" w:cs="Times New Roman"/>
           <w:bCs/>
-          <w:szCs w:val="28"/>
+          <w:sz w:val="24"/>
+          <w:szCs w:val="24"/>
           <w:lang w:val="sr-Latn-RS"/>
         </w:rPr>
         <w:instrText xml:space="preserve"> HYPERLINK \l _Toc2752 </w:instrText>
@@ -3438,7 +5054,8 @@
         <w:rPr>
           <w:rFonts w:hint="default" w:ascii="Times New Roman" w:hAnsi="Times New Roman" w:cs="Times New Roman"/>
           <w:bCs/>
-          <w:szCs w:val="28"/>
+          <w:sz w:val="24"/>
+          <w:szCs w:val="24"/>
           <w:lang w:val="sr-Latn-RS"/>
         </w:rPr>
         <w:fldChar w:fldCharType="separate"/>
@@ -3446,38 +5063,65 @@
       <w:r>
         <w:rPr>
           <w:rFonts w:hint="default" w:ascii="Times New Roman" w:hAnsi="Times New Roman" w:eastAsia="Times New Roman" w:cs="Times New Roman"/>
-        </w:rPr>
-        <w:t xml:space="preserve">8.2 </w:t>
-      </w:r>
-      <w:r>
-        <w:rPr>
-          <w:rFonts w:ascii="Times New Roman" w:hAnsi="Times New Roman" w:eastAsia="Times New Roman" w:cs="Times New Roman"/>
-        </w:rPr>
-        <w:t>Eksperimentalne postavke</w:t>
-      </w:r>
-      <w:r>
+          <w:sz w:val="24"/>
+          <w:szCs w:val="24"/>
+        </w:rPr>
+        <w:t>8.2 Eksperimentalne postavke</w:t>
+      </w:r>
+      <w:r>
+        <w:rPr>
+          <w:rFonts w:hint="default" w:ascii="Times New Roman" w:hAnsi="Times New Roman" w:cs="Times New Roman"/>
+          <w:sz w:val="24"/>
+          <w:szCs w:val="24"/>
+        </w:rPr>
         <w:tab/>
       </w:r>
       <w:r>
+        <w:rPr>
+          <w:rFonts w:hint="default" w:ascii="Times New Roman" w:hAnsi="Times New Roman" w:cs="Times New Roman"/>
+          <w:sz w:val="24"/>
+          <w:szCs w:val="24"/>
+        </w:rPr>
         <w:fldChar w:fldCharType="begin"/>
       </w:r>
       <w:r>
+        <w:rPr>
+          <w:rFonts w:hint="default" w:ascii="Times New Roman" w:hAnsi="Times New Roman" w:cs="Times New Roman"/>
+          <w:sz w:val="24"/>
+          <w:szCs w:val="24"/>
+        </w:rPr>
         <w:instrText xml:space="preserve"> PAGEREF _Toc2752 \h </w:instrText>
       </w:r>
       <w:r>
+        <w:rPr>
+          <w:rFonts w:hint="default" w:ascii="Times New Roman" w:hAnsi="Times New Roman" w:cs="Times New Roman"/>
+          <w:sz w:val="24"/>
+          <w:szCs w:val="24"/>
+        </w:rPr>
         <w:fldChar w:fldCharType="separate"/>
       </w:r>
       <w:r>
+        <w:rPr>
+          <w:rFonts w:hint="default" w:ascii="Times New Roman" w:hAnsi="Times New Roman" w:cs="Times New Roman"/>
+          <w:sz w:val="24"/>
+          <w:szCs w:val="24"/>
+        </w:rPr>
         <w:t>27</w:t>
       </w:r>
       <w:r>
+        <w:rPr>
+          <w:rFonts w:hint="default" w:ascii="Times New Roman" w:hAnsi="Times New Roman" w:cs="Times New Roman"/>
+          <w:sz w:val="24"/>
+          <w:szCs w:val="24"/>
+        </w:rPr>
         <w:fldChar w:fldCharType="end"/>
       </w:r>
       <w:r>
         <w:rPr>
           <w:rFonts w:hint="default" w:ascii="Times New Roman" w:hAnsi="Times New Roman" w:cs="Times New Roman"/>
           <w:bCs/>
-          <w:szCs w:val="28"/>
+          <w:sz w:val="24"/>
+          <w:szCs w:val="24"/>
           <w:lang w:val="sr-Latn-RS"/>
         </w:rPr>
         <w:fldChar w:fldCharType="end"/>
@@ -3489,12 +5133,18 @@
         <w:tabs>
           <w:tab w:val="right" w:leader="dot" w:pos="9360"/>
         </w:tabs>
+        <w:rPr>
+          <w:rFonts w:hint="default" w:ascii="Times New Roman" w:hAnsi="Times New Roman" w:cs="Times New Roman"/>
+          <w:sz w:val="24"/>
+          <w:szCs w:val="24"/>
+        </w:rPr>
       </w:pPr>
       <w:r>
         <w:rPr>
           <w:rFonts w:hint="default" w:ascii="Times New Roman" w:hAnsi="Times New Roman" w:cs="Times New Roman"/>
           <w:bCs/>
-          <w:szCs w:val="28"/>
+          <w:sz w:val="24"/>
+          <w:szCs w:val="24"/>
           <w:lang w:val="sr-Latn-RS"/>
         </w:rPr>
         <w:fldChar w:fldCharType="begin"/>
@@ -3503,7 +5153,8 @@
         <w:rPr>
           <w:rFonts w:hint="default" w:ascii="Times New Roman" w:hAnsi="Times New Roman" w:cs="Times New Roman"/>
           <w:bCs/>
-          <w:szCs w:val="28"/>
+          <w:sz w:val="24"/>
+          <w:szCs w:val="24"/>
           <w:lang w:val="sr-Latn-RS"/>
         </w:rPr>
         <w:instrText xml:space="preserve"> HYPERLINK \l _Toc20668 </w:instrText>
@@ -3512,7 +5163,8 @@
         <w:rPr>
           <w:rFonts w:hint="default" w:ascii="Times New Roman" w:hAnsi="Times New Roman" w:cs="Times New Roman"/>
           <w:bCs/>
-          <w:szCs w:val="28"/>
+          <w:sz w:val="24"/>
+          <w:szCs w:val="24"/>
           <w:lang w:val="sr-Latn-RS"/>
         </w:rPr>
         <w:fldChar w:fldCharType="separate"/>
@@ -3520,38 +5172,65 @@
       <w:r>
         <w:rPr>
           <w:rFonts w:hint="default" w:ascii="Times New Roman" w:hAnsi="Times New Roman" w:eastAsia="Times New Roman" w:cs="Times New Roman"/>
-        </w:rPr>
-        <w:t xml:space="preserve">8.3 </w:t>
-      </w:r>
-      <w:r>
-        <w:rPr>
-          <w:rFonts w:ascii="Times New Roman" w:hAnsi="Times New Roman" w:eastAsia="Times New Roman" w:cs="Times New Roman"/>
-        </w:rPr>
-        <w:t>Poređenje Rule-based, LLM-only i hibridnog pristupa</w:t>
-      </w:r>
-      <w:r>
+          <w:sz w:val="24"/>
+          <w:szCs w:val="24"/>
+        </w:rPr>
+        <w:t>8.3 Poređenje Rule-based, LLM-only i hibridnog pristupa</w:t>
+      </w:r>
+      <w:r>
+        <w:rPr>
+          <w:rFonts w:hint="default" w:ascii="Times New Roman" w:hAnsi="Times New Roman" w:cs="Times New Roman"/>
+          <w:sz w:val="24"/>
+          <w:szCs w:val="24"/>
+        </w:rPr>
         <w:tab/>
       </w:r>
       <w:r>
+        <w:rPr>
+          <w:rFonts w:hint="default" w:ascii="Times New Roman" w:hAnsi="Times New Roman" w:cs="Times New Roman"/>
+          <w:sz w:val="24"/>
+          <w:szCs w:val="24"/>
+        </w:rPr>
         <w:fldChar w:fldCharType="begin"/>
       </w:r>
       <w:r>
+        <w:rPr>
+          <w:rFonts w:hint="default" w:ascii="Times New Roman" w:hAnsi="Times New Roman" w:cs="Times New Roman"/>
+          <w:sz w:val="24"/>
+          <w:szCs w:val="24"/>
+        </w:rPr>
         <w:instrText xml:space="preserve"> PAGEREF _Toc20668 \h </w:instrText>
       </w:r>
       <w:r>
+        <w:rPr>
+          <w:rFonts w:hint="default" w:ascii="Times New Roman" w:hAnsi="Times New Roman" w:cs="Times New Roman"/>
+          <w:sz w:val="24"/>
+          <w:szCs w:val="24"/>
+        </w:rPr>
         <w:fldChar w:fldCharType="separate"/>
       </w:r>
       <w:r>
+        <w:rPr>
+          <w:rFonts w:hint="default" w:ascii="Times New Roman" w:hAnsi="Times New Roman" w:cs="Times New Roman"/>
+          <w:sz w:val="24"/>
+          <w:szCs w:val="24"/>
+        </w:rPr>
         <w:t>28</w:t>
       </w:r>
       <w:r>
+        <w:rPr>
+          <w:rFonts w:hint="default" w:ascii="Times New Roman" w:hAnsi="Times New Roman" w:cs="Times New Roman"/>
+          <w:sz w:val="24"/>
+          <w:szCs w:val="24"/>
+        </w:rPr>
         <w:fldChar w:fldCharType="end"/>
       </w:r>
       <w:r>
         <w:rPr>
           <w:rFonts w:hint="default" w:ascii="Times New Roman" w:hAnsi="Times New Roman" w:cs="Times New Roman"/>
           <w:bCs/>
-          <w:szCs w:val="28"/>
+          <w:sz w:val="24"/>
+          <w:szCs w:val="24"/>
           <w:lang w:val="sr-Latn-RS"/>
         </w:rPr>
         <w:fldChar w:fldCharType="end"/>
@@ -3563,12 +5242,18 @@
         <w:tabs>
           <w:tab w:val="right" w:leader="dot" w:pos="9360"/>
         </w:tabs>
+        <w:rPr>
+          <w:rFonts w:hint="default" w:ascii="Times New Roman" w:hAnsi="Times New Roman" w:cs="Times New Roman"/>
+          <w:sz w:val="24"/>
+          <w:szCs w:val="24"/>
+        </w:rPr>
       </w:pPr>
       <w:r>
         <w:rPr>
           <w:rFonts w:hint="default" w:ascii="Times New Roman" w:hAnsi="Times New Roman" w:cs="Times New Roman"/>
           <w:bCs/>
-          <w:szCs w:val="28"/>
+          <w:sz w:val="24"/>
+          <w:szCs w:val="24"/>
           <w:lang w:val="sr-Latn-RS"/>
         </w:rPr>
         <w:fldChar w:fldCharType="begin"/>
@@ -3577,7 +5262,8 @@
         <w:rPr>
           <w:rFonts w:hint="default" w:ascii="Times New Roman" w:hAnsi="Times New Roman" w:cs="Times New Roman"/>
           <w:bCs/>
-          <w:szCs w:val="28"/>
+          <w:sz w:val="24"/>
+          <w:szCs w:val="24"/>
           <w:lang w:val="sr-Latn-RS"/>
         </w:rPr>
         <w:instrText xml:space="preserve"> HYPERLINK \l _Toc30176 </w:instrText>
@@ -3586,54 +5272,92 @@
         <w:rPr>
           <w:rFonts w:hint="default" w:ascii="Times New Roman" w:hAnsi="Times New Roman" w:cs="Times New Roman"/>
           <w:bCs/>
-          <w:szCs w:val="28"/>
+          <w:sz w:val="24"/>
+          <w:szCs w:val="24"/>
           <w:lang w:val="sr-Latn-RS"/>
         </w:rPr>
         <w:fldChar w:fldCharType="separate"/>
       </w:r>
       <w:r>
         <w:rPr>
-          <w:rFonts w:hint="default" w:eastAsia="Times New Roman" w:cs="Times New Roman"/>
+          <w:rFonts w:hint="default" w:ascii="Times New Roman" w:hAnsi="Times New Roman" w:eastAsia="Times New Roman" w:cs="Times New Roman"/>
+          <w:sz w:val="24"/>
+          <w:szCs w:val="24"/>
           <w:lang w:val="en-US"/>
         </w:rPr>
         <w:t xml:space="preserve">8.4 </w:t>
       </w:r>
       <w:r>
         <w:rPr>
-          <w:rFonts w:ascii="Times New Roman" w:hAnsi="Times New Roman" w:eastAsia="Times New Roman" w:cs="Times New Roman"/>
+          <w:rFonts w:hint="default" w:ascii="Times New Roman" w:hAnsi="Times New Roman" w:eastAsia="Times New Roman" w:cs="Times New Roman"/>
+          <w:sz w:val="24"/>
+          <w:szCs w:val="24"/>
         </w:rPr>
         <w:t>Rezultati evaluacije</w:t>
       </w:r>
       <w:r>
         <w:rPr>
-          <w:rFonts w:hint="default" w:eastAsia="Times New Roman" w:cs="Times New Roman"/>
+          <w:rFonts w:hint="default" w:ascii="Times New Roman" w:hAnsi="Times New Roman" w:eastAsia="Times New Roman" w:cs="Times New Roman"/>
+          <w:sz w:val="24"/>
+          <w:szCs w:val="24"/>
           <w:lang w:val="sr-Latn-RS"/>
         </w:rPr>
         <w:t xml:space="preserve"> prvog parsera i modela llama3.2:3b</w:t>
       </w:r>
       <w:r>
+        <w:rPr>
+          <w:rFonts w:hint="default" w:ascii="Times New Roman" w:hAnsi="Times New Roman" w:cs="Times New Roman"/>
+          <w:sz w:val="24"/>
+          <w:szCs w:val="24"/>
+        </w:rPr>
         <w:tab/>
       </w:r>
       <w:r>
+        <w:rPr>
+          <w:rFonts w:hint="default" w:ascii="Times New Roman" w:hAnsi="Times New Roman" w:cs="Times New Roman"/>
+          <w:sz w:val="24"/>
+          <w:szCs w:val="24"/>
+        </w:rPr>
         <w:fldChar w:fldCharType="begin"/>
       </w:r>
       <w:r>
+        <w:rPr>
+          <w:rFonts w:hint="default" w:ascii="Times New Roman" w:hAnsi="Times New Roman" w:cs="Times New Roman"/>
+          <w:sz w:val="24"/>
+          <w:szCs w:val="24"/>
+        </w:rPr>
         <w:instrText xml:space="preserve"> PAGEREF _Toc30176 \h </w:instrText>
       </w:r>
       <w:r>
+        <w:rPr>
+          <w:rFonts w:hint="default" w:ascii="Times New Roman" w:hAnsi="Times New Roman" w:cs="Times New Roman"/>
+          <w:sz w:val="24"/>
+          <w:szCs w:val="24"/>
+        </w:rPr>
         <w:fldChar w:fldCharType="separate"/>
       </w:r>
       <w:r>
+        <w:rPr>
+          <w:rFonts w:hint="default" w:ascii="Times New Roman" w:hAnsi="Times New Roman" w:cs="Times New Roman"/>
+          <w:sz w:val="24"/>
+          <w:szCs w:val="24"/>
+        </w:rPr>
         <w:t>30</w:t>
       </w:r>
       <w:r>
+        <w:rPr>
+          <w:rFonts w:hint="default" w:ascii="Times New Roman" w:hAnsi="Times New Roman" w:cs="Times New Roman"/>
+          <w:sz w:val="24"/>
+          <w:szCs w:val="24"/>
+        </w:rPr>
         <w:fldChar w:fldCharType="end"/>
       </w:r>
       <w:r>
         <w:rPr>
           <w:rFonts w:hint="default" w:ascii="Times New Roman" w:hAnsi="Times New Roman" w:cs="Times New Roman"/>
           <w:bCs/>
-          <w:szCs w:val="28"/>
+          <w:sz w:val="24"/>
+          <w:szCs w:val="24"/>
           <w:lang w:val="sr-Latn-RS"/>
         </w:rPr>
         <w:fldChar w:fldCharType="end"/>
@@ -3645,12 +5369,18 @@
         <w:tabs>
           <w:tab w:val="right" w:leader="dot" w:pos="9360"/>
         </w:tabs>
+        <w:rPr>
+          <w:rFonts w:hint="default" w:ascii="Times New Roman" w:hAnsi="Times New Roman" w:cs="Times New Roman"/>
+          <w:sz w:val="24"/>
+          <w:szCs w:val="24"/>
+        </w:rPr>
       </w:pPr>
       <w:r>
         <w:rPr>
           <w:rFonts w:hint="default" w:ascii="Times New Roman" w:hAnsi="Times New Roman" w:cs="Times New Roman"/>
           <w:bCs/>
-          <w:szCs w:val="28"/>
+          <w:sz w:val="24"/>
+          <w:szCs w:val="24"/>
           <w:lang w:val="sr-Latn-RS"/>
         </w:rPr>
         <w:fldChar w:fldCharType="begin"/>
@@ -3659,7 +5389,8 @@
         <w:rPr>
           <w:rFonts w:hint="default" w:ascii="Times New Roman" w:hAnsi="Times New Roman" w:cs="Times New Roman"/>
           <w:bCs/>
-          <w:szCs w:val="28"/>
+          <w:sz w:val="24"/>
+          <w:szCs w:val="24"/>
           <w:lang w:val="sr-Latn-RS"/>
         </w:rPr>
         <w:instrText xml:space="preserve"> HYPERLINK \l _Toc7003 </w:instrText>
@@ -3668,54 +5399,92 @@
         <w:rPr>
           <w:rFonts w:hint="default" w:ascii="Times New Roman" w:hAnsi="Times New Roman" w:cs="Times New Roman"/>
           <w:bCs/>
-          <w:szCs w:val="28"/>
+          <w:sz w:val="24"/>
+          <w:szCs w:val="24"/>
           <w:lang w:val="sr-Latn-RS"/>
         </w:rPr>
         <w:fldChar w:fldCharType="separate"/>
       </w:r>
       <w:r>
         <w:rPr>
-          <w:rFonts w:hint="default" w:eastAsia="Times New Roman" w:cs="Times New Roman"/>
+          <w:rFonts w:hint="default" w:ascii="Times New Roman" w:hAnsi="Times New Roman" w:eastAsia="Times New Roman" w:cs="Times New Roman"/>
+          <w:sz w:val="24"/>
+          <w:szCs w:val="24"/>
           <w:lang w:val="sr-Latn-RS"/>
         </w:rPr>
         <w:t xml:space="preserve">8.5 </w:t>
       </w:r>
       <w:r>
         <w:rPr>
-          <w:rFonts w:ascii="Times New Roman" w:hAnsi="Times New Roman" w:eastAsia="Times New Roman" w:cs="Times New Roman"/>
+          <w:rFonts w:hint="default" w:ascii="Times New Roman" w:hAnsi="Times New Roman" w:eastAsia="Times New Roman" w:cs="Times New Roman"/>
+          <w:sz w:val="24"/>
+          <w:szCs w:val="24"/>
         </w:rPr>
         <w:t>Rezultati evaluacije</w:t>
       </w:r>
       <w:r>
         <w:rPr>
-          <w:rFonts w:hint="default" w:eastAsia="Times New Roman" w:cs="Times New Roman"/>
+          <w:rFonts w:hint="default" w:ascii="Times New Roman" w:hAnsi="Times New Roman" w:eastAsia="Times New Roman" w:cs="Times New Roman"/>
+          <w:sz w:val="24"/>
+          <w:szCs w:val="24"/>
           <w:lang w:val="sr-Latn-RS"/>
         </w:rPr>
         <w:t xml:space="preserve"> krajnjeg parsera i modela qwen2.5:3b</w:t>
       </w:r>
       <w:r>
+        <w:rPr>
+          <w:rFonts w:hint="default" w:ascii="Times New Roman" w:hAnsi="Times New Roman" w:cs="Times New Roman"/>
+          <w:sz w:val="24"/>
+          <w:szCs w:val="24"/>
+        </w:rPr>
         <w:tab/>
       </w:r>
       <w:r>
+        <w:rPr>
+          <w:rFonts w:hint="default" w:ascii="Times New Roman" w:hAnsi="Times New Roman" w:cs="Times New Roman"/>
+          <w:sz w:val="24"/>
+          <w:szCs w:val="24"/>
+        </w:rPr>
         <w:fldChar w:fldCharType="begin"/>
       </w:r>
       <w:r>
+        <w:rPr>
+          <w:rFonts w:hint="default" w:ascii="Times New Roman" w:hAnsi="Times New Roman" w:cs="Times New Roman"/>
+          <w:sz w:val="24"/>
+          <w:szCs w:val="24"/>
+        </w:rPr>
         <w:instrText xml:space="preserve"> PAGEREF _Toc7003 \h </w:instrText>
       </w:r>
       <w:r>
+        <w:rPr>
+          <w:rFonts w:hint="default" w:ascii="Times New Roman" w:hAnsi="Times New Roman" w:cs="Times New Roman"/>
+          <w:sz w:val="24"/>
+          <w:szCs w:val="24"/>
+        </w:rPr>
         <w:fldChar w:fldCharType="separate"/>
       </w:r>
       <w:r>
+        <w:rPr>
+          <w:rFonts w:hint="default" w:ascii="Times New Roman" w:hAnsi="Times New Roman" w:cs="Times New Roman"/>
+          <w:sz w:val="24"/>
+          <w:szCs w:val="24"/>
+        </w:rPr>
         <w:t>30</w:t>
       </w:r>
       <w:r>
+        <w:rPr>
+          <w:rFonts w:hint="default" w:ascii="Times New Roman" w:hAnsi="Times New Roman" w:cs="Times New Roman"/>
+          <w:sz w:val="24"/>
+          <w:szCs w:val="24"/>
+        </w:rPr>
         <w:fldChar w:fldCharType="end"/>
       </w:r>
       <w:r>
         <w:rPr>
           <w:rFonts w:hint="default" w:ascii="Times New Roman" w:hAnsi="Times New Roman" w:cs="Times New Roman"/>
           <w:bCs/>
-          <w:szCs w:val="28"/>
+          <w:sz w:val="24"/>
+          <w:szCs w:val="24"/>
           <w:lang w:val="sr-Latn-RS"/>
         </w:rPr>
         <w:fldChar w:fldCharType="end"/>
@@ -3727,12 +5496,18 @@
         <w:tabs>
           <w:tab w:val="right" w:leader="dot" w:pos="9360"/>
         </w:tabs>
+        <w:rPr>
+          <w:rFonts w:hint="default" w:ascii="Times New Roman" w:hAnsi="Times New Roman" w:cs="Times New Roman"/>
+          <w:sz w:val="24"/>
+          <w:szCs w:val="24"/>
+        </w:rPr>
       </w:pPr>
       <w:r>
         <w:rPr>
           <w:rFonts w:hint="default" w:ascii="Times New Roman" w:hAnsi="Times New Roman" w:cs="Times New Roman"/>
           <w:bCs/>
-          <w:szCs w:val="28"/>
+          <w:sz w:val="24"/>
+          <w:szCs w:val="24"/>
           <w:lang w:val="sr-Latn-RS"/>
         </w:rPr>
         <w:fldChar w:fldCharType="begin"/>
@@ -3741,7 +5516,8 @@
         <w:rPr>
           <w:rFonts w:hint="default" w:ascii="Times New Roman" w:hAnsi="Times New Roman" w:cs="Times New Roman"/>
           <w:bCs/>
-          <w:szCs w:val="28"/>
+          <w:sz w:val="24"/>
+          <w:szCs w:val="24"/>
           <w:lang w:val="sr-Latn-RS"/>
         </w:rPr>
         <w:instrText xml:space="preserve"> HYPERLINK \l _Toc15784 </w:instrText>
@@ -3750,40 +5526,74 @@
         <w:rPr>
           <w:rFonts w:hint="default" w:ascii="Times New Roman" w:hAnsi="Times New Roman" w:cs="Times New Roman"/>
           <w:bCs/>
-          <w:szCs w:val="28"/>
+          <w:sz w:val="24"/>
+          <w:szCs w:val="24"/>
           <w:lang w:val="sr-Latn-RS"/>
         </w:rPr>
         <w:fldChar w:fldCharType="separate"/>
       </w:r>
       <w:r>
         <w:rPr>
-          <w:rFonts w:ascii="Times New Roman" w:hAnsi="Times New Roman" w:eastAsia="Times New Roman" w:cs="Times New Roman"/>
+          <w:rFonts w:hint="default" w:ascii="Times New Roman" w:hAnsi="Times New Roman" w:eastAsia="Times New Roman" w:cs="Times New Roman"/>
+          <w:sz w:val="24"/>
+          <w:szCs w:val="24"/>
         </w:rPr>
         <w:t>8.6 Analiza uspešnih upita</w:t>
       </w:r>
       <w:r>
+        <w:rPr>
+          <w:rFonts w:hint="default" w:ascii="Times New Roman" w:hAnsi="Times New Roman" w:cs="Times New Roman"/>
+          <w:sz w:val="24"/>
+          <w:szCs w:val="24"/>
+        </w:rPr>
         <w:tab/>
       </w:r>
       <w:r>
+        <w:rPr>
+          <w:rFonts w:hint="default" w:ascii="Times New Roman" w:hAnsi="Times New Roman" w:cs="Times New Roman"/>
+          <w:sz w:val="24"/>
+          <w:szCs w:val="24"/>
+        </w:rPr>
         <w:fldChar w:fldCharType="begin"/>
       </w:r>
       <w:r>
+        <w:rPr>
+          <w:rFonts w:hint="default" w:ascii="Times New Roman" w:hAnsi="Times New Roman" w:cs="Times New Roman"/>
+          <w:sz w:val="24"/>
+          <w:szCs w:val="24"/>
+        </w:rPr>
         <w:instrText xml:space="preserve"> PAGEREF _Toc15784 \h </w:instrText>
       </w:r>
       <w:r>
+        <w:rPr>
+          <w:rFonts w:hint="default" w:ascii="Times New Roman" w:hAnsi="Times New Roman" w:cs="Times New Roman"/>
+          <w:sz w:val="24"/>
+          <w:szCs w:val="24"/>
+        </w:rPr>
         <w:fldChar w:fldCharType="separate"/>
       </w:r>
       <w:r>
+        <w:rPr>
+          <w:rFonts w:hint="default" w:ascii="Times New Roman" w:hAnsi="Times New Roman" w:cs="Times New Roman"/>
+          <w:sz w:val="24"/>
+          <w:szCs w:val="24"/>
+        </w:rPr>
         <w:t>32</w:t>
       </w:r>
       <w:r>
+        <w:rPr>
+          <w:rFonts w:hint="default" w:ascii="Times New Roman" w:hAnsi="Times New Roman" w:cs="Times New Roman"/>
+          <w:sz w:val="24"/>
+          <w:szCs w:val="24"/>
+        </w:rPr>
         <w:fldChar w:fldCharType="end"/>
       </w:r>
       <w:r>
         <w:rPr>
           <w:rFonts w:hint="default" w:ascii="Times New Roman" w:hAnsi="Times New Roman" w:cs="Times New Roman"/>
           <w:bCs/>
-          <w:szCs w:val="28"/>
+          <w:sz w:val="24"/>
+          <w:szCs w:val="24"/>
           <w:lang w:val="sr-Latn-RS"/>
         </w:rPr>
         <w:fldChar w:fldCharType="end"/>
@@ -3795,12 +5605,18 @@
         <w:tabs>
           <w:tab w:val="right" w:leader="dot" w:pos="9360"/>
         </w:tabs>
+        <w:rPr>
+          <w:rFonts w:hint="default" w:ascii="Times New Roman" w:hAnsi="Times New Roman" w:cs="Times New Roman"/>
+          <w:sz w:val="24"/>
+          <w:szCs w:val="24"/>
+        </w:rPr>
       </w:pPr>
       <w:r>
         <w:rPr>
           <w:rFonts w:hint="default" w:ascii="Times New Roman" w:hAnsi="Times New Roman" w:cs="Times New Roman"/>
           <w:bCs/>
-          <w:szCs w:val="28"/>
+          <w:sz w:val="24"/>
+          <w:szCs w:val="24"/>
           <w:lang w:val="sr-Latn-RS"/>
         </w:rPr>
         <w:fldChar w:fldCharType="begin"/>
@@ -3809,7 +5625,8 @@
         <w:rPr>
           <w:rFonts w:hint="default" w:ascii="Times New Roman" w:hAnsi="Times New Roman" w:cs="Times New Roman"/>
           <w:bCs/>
-          <w:szCs w:val="28"/>
+          <w:sz w:val="24"/>
+          <w:szCs w:val="24"/>
           <w:lang w:val="sr-Latn-RS"/>
         </w:rPr>
         <w:instrText xml:space="preserve"> HYPERLINK \l _Toc27188 </w:instrText>
@@ -3818,40 +5635,74 @@
         <w:rPr>
           <w:rFonts w:hint="default" w:ascii="Times New Roman" w:hAnsi="Times New Roman" w:cs="Times New Roman"/>
           <w:bCs/>
-          <w:szCs w:val="28"/>
+          <w:sz w:val="24"/>
+          <w:szCs w:val="24"/>
           <w:lang w:val="sr-Latn-RS"/>
         </w:rPr>
         <w:fldChar w:fldCharType="separate"/>
       </w:r>
       <w:r>
         <w:rPr>
-          <w:rFonts w:ascii="Times New Roman" w:hAnsi="Times New Roman" w:eastAsia="Times New Roman" w:cs="Times New Roman"/>
+          <w:rFonts w:hint="default" w:ascii="Times New Roman" w:hAnsi="Times New Roman" w:eastAsia="Times New Roman" w:cs="Times New Roman"/>
+          <w:sz w:val="24"/>
+          <w:szCs w:val="24"/>
         </w:rPr>
         <w:t>8.7 Analiza grešaka</w:t>
       </w:r>
       <w:r>
+        <w:rPr>
+          <w:rFonts w:hint="default" w:ascii="Times New Roman" w:hAnsi="Times New Roman" w:cs="Times New Roman"/>
+          <w:sz w:val="24"/>
+          <w:szCs w:val="24"/>
+        </w:rPr>
         <w:tab/>
       </w:r>
       <w:r>
+        <w:rPr>
+          <w:rFonts w:hint="default" w:ascii="Times New Roman" w:hAnsi="Times New Roman" w:cs="Times New Roman"/>
+          <w:sz w:val="24"/>
+          <w:szCs w:val="24"/>
+        </w:rPr>
         <w:fldChar w:fldCharType="begin"/>
       </w:r>
       <w:r>
+        <w:rPr>
+          <w:rFonts w:hint="default" w:ascii="Times New Roman" w:hAnsi="Times New Roman" w:cs="Times New Roman"/>
+          <w:sz w:val="24"/>
+          <w:szCs w:val="24"/>
+        </w:rPr>
         <w:instrText xml:space="preserve"> PAGEREF _Toc27188 \h </w:instrText>
       </w:r>
       <w:r>
+        <w:rPr>
+          <w:rFonts w:hint="default" w:ascii="Times New Roman" w:hAnsi="Times New Roman" w:cs="Times New Roman"/>
+          <w:sz w:val="24"/>
+          <w:szCs w:val="24"/>
+        </w:rPr>
         <w:fldChar w:fldCharType="separate"/>
       </w:r>
       <w:r>
+        <w:rPr>
+          <w:rFonts w:hint="default" w:ascii="Times New Roman" w:hAnsi="Times New Roman" w:cs="Times New Roman"/>
+          <w:sz w:val="24"/>
+          <w:szCs w:val="24"/>
+        </w:rPr>
         <w:t>32</w:t>
       </w:r>
       <w:r>
+        <w:rPr>
+          <w:rFonts w:hint="default" w:ascii="Times New Roman" w:hAnsi="Times New Roman" w:cs="Times New Roman"/>
+          <w:sz w:val="24"/>
+          <w:szCs w:val="24"/>
+        </w:rPr>
         <w:fldChar w:fldCharType="end"/>
       </w:r>
       <w:r>
         <w:rPr>
           <w:rFonts w:hint="default" w:ascii="Times New Roman" w:hAnsi="Times New Roman" w:cs="Times New Roman"/>
           <w:bCs/>
-          <w:szCs w:val="28"/>
+          <w:sz w:val="24"/>
+          <w:szCs w:val="24"/>
           <w:lang w:val="sr-Latn-RS"/>
         </w:rPr>
         <w:fldChar w:fldCharType="end"/>
@@ -3863,12 +5714,18 @@
         <w:tabs>
           <w:tab w:val="right" w:leader="dot" w:pos="9360"/>
         </w:tabs>
+        <w:rPr>
+          <w:rFonts w:hint="default" w:ascii="Times New Roman" w:hAnsi="Times New Roman" w:cs="Times New Roman"/>
+          <w:sz w:val="24"/>
+          <w:szCs w:val="24"/>
+        </w:rPr>
       </w:pPr>
       <w:r>
         <w:rPr>
           <w:rFonts w:hint="default" w:ascii="Times New Roman" w:hAnsi="Times New Roman" w:cs="Times New Roman"/>
           <w:bCs/>
-          <w:szCs w:val="28"/>
+          <w:sz w:val="24"/>
+          <w:szCs w:val="24"/>
           <w:lang w:val="sr-Latn-RS"/>
         </w:rPr>
         <w:fldChar w:fldCharType="begin"/>
@@ -3877,7 +5734,8 @@
         <w:rPr>
           <w:rFonts w:hint="default" w:ascii="Times New Roman" w:hAnsi="Times New Roman" w:cs="Times New Roman"/>
           <w:bCs/>
-          <w:szCs w:val="28"/>
+          <w:sz w:val="24"/>
+          <w:szCs w:val="24"/>
           <w:lang w:val="sr-Latn-RS"/>
         </w:rPr>
         <w:instrText xml:space="preserve"> HYPERLINK \l _Toc1833 </w:instrText>
@@ -3886,40 +5744,74 @@
         <w:rPr>
           <w:rFonts w:hint="default" w:ascii="Times New Roman" w:hAnsi="Times New Roman" w:cs="Times New Roman"/>
           <w:bCs/>
-          <w:szCs w:val="28"/>
+          <w:sz w:val="24"/>
+          <w:szCs w:val="24"/>
           <w:lang w:val="sr-Latn-RS"/>
         </w:rPr>
         <w:fldChar w:fldCharType="separate"/>
       </w:r>
       <w:r>
         <w:rPr>
-          <w:rFonts w:ascii="Times New Roman" w:hAnsi="Times New Roman" w:eastAsia="Times New Roman" w:cs="Times New Roman"/>
+          <w:rFonts w:hint="default" w:ascii="Times New Roman" w:hAnsi="Times New Roman" w:eastAsia="Times New Roman" w:cs="Times New Roman"/>
+          <w:sz w:val="24"/>
+          <w:szCs w:val="24"/>
         </w:rPr>
         <w:t>8.8 Diskusija rešenja</w:t>
       </w:r>
       <w:r>
+        <w:rPr>
+          <w:rFonts w:hint="default" w:ascii="Times New Roman" w:hAnsi="Times New Roman" w:cs="Times New Roman"/>
+          <w:sz w:val="24"/>
+          <w:szCs w:val="24"/>
+        </w:rPr>
         <w:tab/>
       </w:r>
       <w:r>
+        <w:rPr>
+          <w:rFonts w:hint="default" w:ascii="Times New Roman" w:hAnsi="Times New Roman" w:cs="Times New Roman"/>
+          <w:sz w:val="24"/>
+          <w:szCs w:val="24"/>
+        </w:rPr>
         <w:fldChar w:fldCharType="begin"/>
       </w:r>
       <w:r>
+        <w:rPr>
+          <w:rFonts w:hint="default" w:ascii="Times New Roman" w:hAnsi="Times New Roman" w:cs="Times New Roman"/>
+          <w:sz w:val="24"/>
+          <w:szCs w:val="24"/>
+        </w:rPr>
         <w:instrText xml:space="preserve"> PAGEREF _Toc1833 \h </w:instrText>
       </w:r>
       <w:r>
+        <w:rPr>
+          <w:rFonts w:hint="default" w:ascii="Times New Roman" w:hAnsi="Times New Roman" w:cs="Times New Roman"/>
+          <w:sz w:val="24"/>
+          <w:szCs w:val="24"/>
+        </w:rPr>
         <w:fldChar w:fldCharType="separate"/>
       </w:r>
       <w:r>
+        <w:rPr>
+          <w:rFonts w:hint="default" w:ascii="Times New Roman" w:hAnsi="Times New Roman" w:cs="Times New Roman"/>
+          <w:sz w:val="24"/>
+          <w:szCs w:val="24"/>
+        </w:rPr>
         <w:t>33</w:t>
       </w:r>
       <w:r>
+        <w:rPr>
+          <w:rFonts w:hint="default" w:ascii="Times New Roman" w:hAnsi="Times New Roman" w:cs="Times New Roman"/>
+          <w:sz w:val="24"/>
+          <w:szCs w:val="24"/>
+        </w:rPr>
         <w:fldChar w:fldCharType="end"/>
       </w:r>
       <w:r>
         <w:rPr>
           <w:rFonts w:hint="default" w:ascii="Times New Roman" w:hAnsi="Times New Roman" w:cs="Times New Roman"/>
           <w:bCs/>
-          <w:szCs w:val="28"/>
+          <w:sz w:val="24"/>
+          <w:szCs w:val="24"/>
           <w:lang w:val="sr-Latn-RS"/>
         </w:rPr>
         <w:fldChar w:fldCharType="end"/>
@@ -3931,12 +5823,18 @@
         <w:tabs>
           <w:tab w:val="right" w:leader="dot" w:pos="9360"/>
         </w:tabs>
+        <w:rPr>
+          <w:rFonts w:hint="default" w:ascii="Times New Roman" w:hAnsi="Times New Roman" w:cs="Times New Roman"/>
+          <w:sz w:val="24"/>
+          <w:szCs w:val="24"/>
+        </w:rPr>
       </w:pPr>
       <w:r>
         <w:rPr>
           <w:rFonts w:hint="default" w:ascii="Times New Roman" w:hAnsi="Times New Roman" w:cs="Times New Roman"/>
           <w:bCs/>
-          <w:szCs w:val="28"/>
+          <w:sz w:val="24"/>
+          <w:szCs w:val="24"/>
           <w:lang w:val="sr-Latn-RS"/>
         </w:rPr>
         <w:fldChar w:fldCharType="begin"/>
@@ -3945,7 +5843,8 @@
         <w:rPr>
           <w:rFonts w:hint="default" w:ascii="Times New Roman" w:hAnsi="Times New Roman" w:cs="Times New Roman"/>
           <w:bCs/>
-          <w:szCs w:val="28"/>
+          <w:sz w:val="24"/>
+          <w:szCs w:val="24"/>
           <w:lang w:val="sr-Latn-RS"/>
         </w:rPr>
         <w:instrText xml:space="preserve"> HYPERLINK \l _Toc29104 </w:instrText>
@@ -3954,40 +5853,74 @@
         <w:rPr>
           <w:rFonts w:hint="default" w:ascii="Times New Roman" w:hAnsi="Times New Roman" w:cs="Times New Roman"/>
           <w:bCs/>
-          <w:szCs w:val="28"/>
+          <w:sz w:val="24"/>
+          <w:szCs w:val="24"/>
           <w:lang w:val="sr-Latn-RS"/>
         </w:rPr>
         <w:fldChar w:fldCharType="separate"/>
       </w:r>
       <w:r>
         <w:rPr>
-          <w:rFonts w:ascii="Times New Roman" w:hAnsi="Times New Roman" w:eastAsia="Times New Roman" w:cs="Times New Roman"/>
+          <w:rFonts w:hint="default" w:ascii="Times New Roman" w:hAnsi="Times New Roman" w:eastAsia="Times New Roman" w:cs="Times New Roman"/>
+          <w:sz w:val="24"/>
+          <w:szCs w:val="24"/>
         </w:rPr>
         <w:t>9. Mogućnosti unapređenja sistema</w:t>
       </w:r>
       <w:r>
+        <w:rPr>
+          <w:rFonts w:hint="default" w:ascii="Times New Roman" w:hAnsi="Times New Roman" w:cs="Times New Roman"/>
+          <w:sz w:val="24"/>
+          <w:szCs w:val="24"/>
+        </w:rPr>
         <w:tab/>
       </w:r>
       <w:r>
+        <w:rPr>
+          <w:rFonts w:hint="default" w:ascii="Times New Roman" w:hAnsi="Times New Roman" w:cs="Times New Roman"/>
+          <w:sz w:val="24"/>
+          <w:szCs w:val="24"/>
+        </w:rPr>
         <w:fldChar w:fldCharType="begin"/>
       </w:r>
       <w:r>
+        <w:rPr>
+          <w:rFonts w:hint="default" w:ascii="Times New Roman" w:hAnsi="Times New Roman" w:cs="Times New Roman"/>
+          <w:sz w:val="24"/>
+          <w:szCs w:val="24"/>
+        </w:rPr>
         <w:instrText xml:space="preserve"> PAGEREF _Toc29104 \h </w:instrText>
       </w:r>
       <w:r>
+        <w:rPr>
+          <w:rFonts w:hint="default" w:ascii="Times New Roman" w:hAnsi="Times New Roman" w:cs="Times New Roman"/>
+          <w:sz w:val="24"/>
+          <w:szCs w:val="24"/>
+        </w:rPr>
         <w:fldChar w:fldCharType="separate"/>
       </w:r>
       <w:r>
+        <w:rPr>
+          <w:rFonts w:hint="default" w:ascii="Times New Roman" w:hAnsi="Times New Roman" w:cs="Times New Roman"/>
+          <w:sz w:val="24"/>
+          <w:szCs w:val="24"/>
+        </w:rPr>
         <w:t>35</w:t>
       </w:r>
       <w:r>
+        <w:rPr>
+          <w:rFonts w:hint="default" w:ascii="Times New Roman" w:hAnsi="Times New Roman" w:cs="Times New Roman"/>
+          <w:sz w:val="24"/>
+          <w:szCs w:val="24"/>
+        </w:rPr>
         <w:fldChar w:fldCharType="end"/>
       </w:r>
       <w:r>
         <w:rPr>
           <w:rFonts w:hint="default" w:ascii="Times New Roman" w:hAnsi="Times New Roman" w:cs="Times New Roman"/>
           <w:bCs/>
-          <w:szCs w:val="28"/>
+          <w:sz w:val="24"/>
+          <w:szCs w:val="24"/>
           <w:lang w:val="sr-Latn-RS"/>
         </w:rPr>
         <w:fldChar w:fldCharType="end"/>
@@ -3999,12 +5932,18 @@
         <w:tabs>
           <w:tab w:val="right" w:leader="dot" w:pos="9360"/>
         </w:tabs>
+        <w:rPr>
+          <w:rFonts w:hint="default" w:ascii="Times New Roman" w:hAnsi="Times New Roman" w:cs="Times New Roman"/>
+          <w:sz w:val="24"/>
+          <w:szCs w:val="24"/>
+        </w:rPr>
       </w:pPr>
       <w:r>
         <w:rPr>
           <w:rFonts w:hint="default" w:ascii="Times New Roman" w:hAnsi="Times New Roman" w:cs="Times New Roman"/>
           <w:bCs/>
-          <w:szCs w:val="28"/>
+          <w:sz w:val="24"/>
+          <w:szCs w:val="24"/>
           <w:lang w:val="sr-Latn-RS"/>
         </w:rPr>
         <w:fldChar w:fldCharType="begin"/>
@@ -4013,7 +5952,8 @@
         <w:rPr>
           <w:rFonts w:hint="default" w:ascii="Times New Roman" w:hAnsi="Times New Roman" w:cs="Times New Roman"/>
           <w:bCs/>
-          <w:szCs w:val="28"/>
+          <w:sz w:val="24"/>
+          <w:szCs w:val="24"/>
           <w:lang w:val="sr-Latn-RS"/>
         </w:rPr>
         <w:instrText xml:space="preserve"> HYPERLINK \l _Toc12887 </w:instrText>
@@ -4022,40 +5962,74 @@
         <w:rPr>
           <w:rFonts w:hint="default" w:ascii="Times New Roman" w:hAnsi="Times New Roman" w:cs="Times New Roman"/>
           <w:bCs/>
-          <w:szCs w:val="28"/>
+          <w:sz w:val="24"/>
+          <w:szCs w:val="24"/>
           <w:lang w:val="sr-Latn-RS"/>
         </w:rPr>
         <w:fldChar w:fldCharType="separate"/>
       </w:r>
       <w:r>
         <w:rPr>
-          <w:rFonts w:ascii="Times New Roman" w:hAnsi="Times New Roman" w:eastAsia="Times New Roman" w:cs="Times New Roman"/>
+          <w:rFonts w:hint="default" w:ascii="Times New Roman" w:hAnsi="Times New Roman" w:eastAsia="Times New Roman" w:cs="Times New Roman"/>
+          <w:sz w:val="24"/>
+          <w:szCs w:val="24"/>
         </w:rPr>
         <w:t>10. Zaključak</w:t>
       </w:r>
       <w:r>
+        <w:rPr>
+          <w:rFonts w:hint="default" w:ascii="Times New Roman" w:hAnsi="Times New Roman" w:cs="Times New Roman"/>
+          <w:sz w:val="24"/>
+          <w:szCs w:val="24"/>
+        </w:rPr>
         <w:tab/>
       </w:r>
       <w:r>
+        <w:rPr>
+          <w:rFonts w:hint="default" w:ascii="Times New Roman" w:hAnsi="Times New Roman" w:cs="Times New Roman"/>
+          <w:sz w:val="24"/>
+          <w:szCs w:val="24"/>
+        </w:rPr>
         <w:fldChar w:fldCharType="begin"/>
       </w:r>
       <w:r>
+        <w:rPr>
+          <w:rFonts w:hint="default" w:ascii="Times New Roman" w:hAnsi="Times New Roman" w:cs="Times New Roman"/>
+          <w:sz w:val="24"/>
+          <w:szCs w:val="24"/>
+        </w:rPr>
         <w:instrText xml:space="preserve"> PAGEREF _Toc12887 \h </w:instrText>
       </w:r>
       <w:r>
+        <w:rPr>
+          <w:rFonts w:hint="default" w:ascii="Times New Roman" w:hAnsi="Times New Roman" w:cs="Times New Roman"/>
+          <w:sz w:val="24"/>
+          <w:szCs w:val="24"/>
+        </w:rPr>
         <w:fldChar w:fldCharType="separate"/>
       </w:r>
       <w:r>
+        <w:rPr>
+          <w:rFonts w:hint="default" w:ascii="Times New Roman" w:hAnsi="Times New Roman" w:cs="Times New Roman"/>
+          <w:sz w:val="24"/>
+          <w:szCs w:val="24"/>
+        </w:rPr>
         <w:t>36</w:t>
       </w:r>
       <w:r>
+        <w:rPr>
+          <w:rFonts w:hint="default" w:ascii="Times New Roman" w:hAnsi="Times New Roman" w:cs="Times New Roman"/>
+          <w:sz w:val="24"/>
+          <w:szCs w:val="24"/>
+        </w:rPr>
         <w:fldChar w:fldCharType="end"/>
       </w:r>
       <w:r>
         <w:rPr>
           <w:rFonts w:hint="default" w:ascii="Times New Roman" w:hAnsi="Times New Roman" w:cs="Times New Roman"/>
           <w:bCs/>
-          <w:szCs w:val="28"/>
+          <w:sz w:val="24"/>
+          <w:szCs w:val="24"/>
           <w:lang w:val="sr-Latn-RS"/>
         </w:rPr>
         <w:fldChar w:fldCharType="end"/>
@@ -4070,8 +6044,8 @@
           <w:rFonts w:hint="default" w:ascii="Times New Roman" w:hAnsi="Times New Roman" w:cs="Times New Roman"/>
           <w:b/>
           <w:bCs/>
-          <w:sz w:val="28"/>
-          <w:szCs w:val="28"/>
+          <w:sz w:val="24"/>
+          <w:szCs w:val="24"/>
           <w:lang w:val="sr-Latn-RS"/>
         </w:rPr>
       </w:pPr>
@@ -4079,7 +6053,8 @@
         <w:rPr>
           <w:rFonts w:hint="default" w:ascii="Times New Roman" w:hAnsi="Times New Roman" w:cs="Times New Roman"/>
           <w:bCs/>
-          <w:szCs w:val="28"/>
+          <w:sz w:val="24"/>
+          <w:szCs w:val="24"/>
           <w:lang w:val="sr-Latn-RS"/>
         </w:rPr>
         <w:fldChar w:fldCharType="end"/>
@@ -4390,7 +6365,7 @@
           <w:color w:val="000000"/>
           <w:sz w:val="24"/>
         </w:rPr>
-        <w:t>U savremenom digitalnom okruženju korisnici sve češće očekuju brzu, jasnu i personalizovanu komunikaciju sa različitim vrstama sistema, servisa i poslovnih subjekata. Umesto pretrage po veb-sajtovima, katalogu proizvoda ili slanja poruka na koje se odgovor čeka duže vreme, korisnici žele da pitanje postave prirodnim jezikom i da odmah dobiju konkretan odgovor. Ovakav način komunikacije naročito je važan kod malih i srednjih preduzeća, gde vlasnici često nemaju dovoljno vremena da odgovaraju na veliki broj ponavljajućih pitanja kupaca. Tipični primeri takvih pitanja odnose se na cenu proizvoda, dostupnost, radno vreme, lokaciju, dostavu ili preporuku određenog proizvoda prema potrebama korisnika.</w:t>
+        <w:t>U digitalnom okruženju korisnici sve češće očekuju brzu, jasnu i personalizovanu komunikaciju sa različitim vrstama sistema, servisa i poslovnih subjekata. Umesto pretrage po veb-sajtovima, katalogu proizvoda ili slanja poruka na koje se odgovor čeka duže vreme, korisnici žele da pitanje postave prirodnim jezikom i da odmah dobiju konkretan odgovor. Ovakav način komunikacije naročito je važan kod malih i srednjih preduzeća, gde vlasnici često nemaju dovoljno vremena da odgovaraju na veliki broj ponavljajućih pitanja kupaca. Tipični primeri takvih pitanja odnose se na cenu proizvoda, dostupnost, radno vreme, lokaciju, dostavu ili preporuku određenog proizvoda prema potrebama korisnika.</w:t>
       </w:r>
     </w:p>
     <w:p>
@@ -8711,8 +10686,6 @@
           <w:szCs w:val="24"/>
         </w:rPr>
       </w:pPr>
-      <w:bookmarkStart w:id="48" w:name="_GoBack"/>
-      <w:bookmarkEnd w:id="48"/>
       <w:r>
         <w:rPr>
           <w:rFonts w:ascii="Times New Roman" w:hAnsi="Times New Roman" w:eastAsia="Times New Roman" w:cs="Times New Roman"/>
@@ -8911,6 +10884,8 @@
         </w:rPr>
         <w:t xml:space="preserve">  "biljka":"lavanda",</w:t>
       </w:r>
+      <w:bookmarkStart w:id="48" w:name="_GoBack"/>
+      <w:bookmarkEnd w:id="48"/>
       <w:r>
         <w:rPr>
           <w:rFonts w:ascii="Times New Roman" w:hAnsi="Times New Roman" w:eastAsia="Times New Roman" w:cs="Times New Roman"/>
@@ -15016,7 +16991,7 @@
           <w:color w:val="000000"/>
           <w:sz w:val="24"/>
         </w:rPr>
-        <w:t>Prva komponenta predstavlja korisnički interfejs. U okviru rada korišćena je konzolna aplikacija kroz koju korisnik postavlja pitanja i dobija odgovore. Iako je implementacija jednostavna, ista logika može se kasnije povezati sa web aplikacijom, Instagram porukama ili drugim komunikacionim kanalima.</w:t>
+        <w:t>U okviru rada korišćena je konzolna aplikacija kroz koju korisnik postavlja pitanja i dobija odgovore. Iako je implementacija jednostavna, ista logika može se kasnije povezati sa web aplikacijom, Instagram porukama ili drugim komunikacionim kanalima.</w:t>
       </w:r>
     </w:p>
     <w:p>
@@ -15907,6 +17882,38 @@
         </w:rPr>
         <w:t>Zahvaljujući ovakvoj organizaciji, sistem predstavlja dobru osnovu za razvoj naprednijih chatbot rešenja namenjenih rasadnicima, cvećarama i drugim poslovima koji se oslanjaju na komunikaciju sa korisnicima putem prirodnog jezika.</w:t>
       </w:r>
+    </w:p>
+    <w:p>
+      <w:pPr>
+        <w:pBdr>
+          <w:top w:val="none" w:color="000000" w:sz="0" w:space="0"/>
+          <w:left w:val="none" w:color="000000" w:sz="0" w:space="0"/>
+          <w:bottom w:val="none" w:color="000000" w:sz="0" w:space="0"/>
+          <w:right w:val="none" w:color="000000" w:sz="0" w:space="0"/>
+        </w:pBdr>
+        <w:ind w:left="0" w:right="0" w:firstLine="0"/>
+        <w:rPr>
+          <w:rFonts w:ascii="Times New Roman" w:hAnsi="Times New Roman" w:eastAsia="Times New Roman" w:cs="Times New Roman"/>
+          <w:sz w:val="24"/>
+          <w:szCs w:val="24"/>
+        </w:rPr>
+      </w:pPr>
+    </w:p>
+    <w:p>
+      <w:pPr>
+        <w:pBdr>
+          <w:top w:val="none" w:color="000000" w:sz="0" w:space="0"/>
+          <w:left w:val="none" w:color="000000" w:sz="0" w:space="0"/>
+          <w:bottom w:val="none" w:color="000000" w:sz="0" w:space="0"/>
+          <w:right w:val="none" w:color="000000" w:sz="0" w:space="0"/>
+        </w:pBdr>
+        <w:ind w:left="0" w:right="0" w:firstLine="0"/>
+        <w:rPr>
+          <w:rFonts w:ascii="Times New Roman" w:hAnsi="Times New Roman" w:eastAsia="Times New Roman" w:cs="Times New Roman"/>
+          <w:sz w:val="24"/>
+          <w:szCs w:val="24"/>
+        </w:rPr>
+      </w:pPr>
     </w:p>
     <w:p>
       <w:pPr>
@@ -22328,6 +24335,12 @@
             <w:insideV w:val="none" w:color="auto" w:sz="0" w:space="0"/>
           </w:tblBorders>
           <w:shd w:val="clear" w:color="auto" w:fill="auto"/>
+          <w:tblCellMar>
+            <w:top w:w="15" w:type="dxa"/>
+            <w:left w:w="15" w:type="dxa"/>
+            <w:bottom w:w="15" w:type="dxa"/>
+            <w:right w:w="15" w:type="dxa"/>
+          </w:tblCellMar>
         </w:tblPrEx>
         <w:trPr>
           <w:tblHeader/>
@@ -34611,6 +36624,7 @@
   <w:style w:type="table" w:customStyle="1" w:styleId="107">
     <w:name w:val="Grid Table 7 Colorful - Accent 4"/>
     <w:basedOn w:val="12"/>
+    <w:qFormat/>
     <w:uiPriority w:val="99"/>
     <w:pPr>
       <w:spacing w:after="0" w:line="240" w:lineRule="auto"/>
@@ -37230,6 +39244,7 @@
   <w:style w:type="table" w:customStyle="1" w:styleId="139">
     <w:name w:val="List Table 5 Dark - Accent 1"/>
     <w:basedOn w:val="12"/>
+    <w:qFormat/>
     <w:uiPriority w:val="99"/>
     <w:pPr>
       <w:spacing w:after="0" w:line="240" w:lineRule="auto"/>
@@ -37920,6 +39935,7 @@
   <w:style w:type="table" w:customStyle="1" w:styleId="145">
     <w:name w:val="List Table 6 Colorful"/>
     <w:basedOn w:val="12"/>
+    <w:qFormat/>
     <w:uiPriority w:val="99"/>
     <w:pPr>
       <w:spacing w:after="0" w:line="240" w:lineRule="auto"/>
@@ -38715,6 +40731,7 @@
   <w:style w:type="table" w:customStyle="1" w:styleId="152">
     <w:name w:val="List Table 7 Colorful"/>
     <w:basedOn w:val="12"/>
+    <w:qFormat/>
     <w:uiPriority w:val="99"/>
     <w:pPr>
       <w:spacing w:after="0" w:line="240" w:lineRule="auto"/>
@@ -38874,6 +40891,7 @@
   <w:style w:type="table" w:customStyle="1" w:styleId="153">
     <w:name w:val="List Table 7 Colorful - Accent 1"/>
     <w:basedOn w:val="12"/>
+    <w:qFormat/>
     <w:uiPriority w:val="99"/>
     <w:pPr>
       <w:spacing w:after="0" w:line="240" w:lineRule="auto"/>
@@ -39304,6 +41322,7 @@
   <w:style w:type="table" w:customStyle="1" w:styleId="156">
     <w:name w:val="List Table 7 Colorful - Accent 4"/>
     <w:basedOn w:val="12"/>
+    <w:qFormat/>
     <w:uiPriority w:val="99"/>
     <w:pPr>
       <w:spacing w:after="0" w:line="240" w:lineRule="auto"/>
@@ -39622,6 +41641,7 @@
   <w:style w:type="table" w:customStyle="1" w:styleId="158">
     <w:name w:val="List Table 7 Colorful - Accent 6"/>
     <w:basedOn w:val="12"/>
+    <w:qFormat/>
     <w:uiPriority w:val="99"/>
     <w:pPr>
       <w:spacing w:after="0" w:line="240" w:lineRule="auto"/>
@@ -39781,6 +41801,7 @@
   <w:style w:type="table" w:customStyle="1" w:styleId="159">
     <w:name w:val="Lined - Accent"/>
     <w:basedOn w:val="12"/>
+    <w:qFormat/>
     <w:uiPriority w:val="99"/>
     <w:pPr>
       <w:spacing w:after="0" w:line="240" w:lineRule="auto"/>
@@ -39870,6 +41891,7 @@
   <w:style w:type="table" w:customStyle="1" w:styleId="160">
     <w:name w:val="Lined - Accent 1"/>
     <w:basedOn w:val="12"/>
+    <w:qFormat/>
     <w:uiPriority w:val="99"/>
     <w:pPr>
       <w:spacing w:after="0" w:line="240" w:lineRule="auto"/>
@@ -39959,6 +41981,7 @@
   <w:style w:type="table" w:customStyle="1" w:styleId="161">
     <w:name w:val="Lined - Accent 2"/>
     <w:basedOn w:val="12"/>
+    <w:qFormat/>
     <w:uiPriority w:val="99"/>
     <w:pPr>
       <w:spacing w:after="0" w:line="240" w:lineRule="auto"/>
@@ -40048,6 +42071,7 @@
   <w:style w:type="table" w:customStyle="1" w:styleId="162">
     <w:name w:val="Lined - Accent 3"/>
     <w:basedOn w:val="12"/>
+    <w:qFormat/>
     <w:uiPriority w:val="99"/>
     <w:pPr>
       <w:spacing w:after="0" w:line="240" w:lineRule="auto"/>
@@ -40317,6 +42341,7 @@
   <w:style w:type="table" w:customStyle="1" w:styleId="165">
     <w:name w:val="Lined - Accent 6"/>
     <w:basedOn w:val="12"/>
+    <w:qFormat/>
     <w:uiPriority w:val="99"/>
     <w:pPr>
       <w:spacing w:after="0" w:line="240" w:lineRule="auto"/>
@@ -40406,6 +42431,7 @@
   <w:style w:type="table" w:customStyle="1" w:styleId="166">
     <w:name w:val="Bordered &amp; Lined - Accent"/>
     <w:basedOn w:val="12"/>
+    <w:qFormat/>
     <w:uiPriority w:val="99"/>
     <w:pPr>
       <w:spacing w:after="0" w:line="240" w:lineRule="auto"/>
@@ -40605,6 +42631,7 @@
   <w:style w:type="table" w:customStyle="1" w:styleId="168">
     <w:name w:val="Bordered &amp; Lined - Accent 2"/>
     <w:basedOn w:val="12"/>
+    <w:qFormat/>
     <w:uiPriority w:val="99"/>
     <w:pPr>
       <w:spacing w:after="0" w:line="240" w:lineRule="auto"/>
@@ -40704,6 +42731,7 @@
   <w:style w:type="table" w:customStyle="1" w:styleId="169">
     <w:name w:val="Bordered &amp; Lined - Accent 3"/>
     <w:basedOn w:val="12"/>
+    <w:qFormat/>
     <w:uiPriority w:val="99"/>
     <w:pPr>
       <w:spacing w:after="0" w:line="240" w:lineRule="auto"/>
@@ -41103,6 +43131,7 @@
   <w:style w:type="table" w:customStyle="1" w:styleId="173">
     <w:name w:val="Bordered"/>
     <w:basedOn w:val="12"/>
+    <w:qFormat/>
     <w:uiPriority w:val="99"/>
     <w:pPr>
       <w:spacing w:after="0" w:line="240" w:lineRule="auto"/>
@@ -41186,6 +43215,7 @@
   <w:style w:type="table" w:customStyle="1" w:styleId="174">
     <w:name w:val="Bordered - Accent 1"/>
     <w:basedOn w:val="12"/>
+    <w:qFormat/>
     <w:uiPriority w:val="99"/>
     <w:pPr>
       <w:spacing w:after="0" w:line="240" w:lineRule="auto"/>
@@ -41269,6 +43299,7 @@
   <w:style w:type="table" w:customStyle="1" w:styleId="175">
     <w:name w:val="Bordered - Accent 2"/>
     <w:basedOn w:val="12"/>
+    <w:qFormat/>
     <w:uiPriority w:val="99"/>
     <w:pPr>
       <w:spacing w:after="0" w:line="240" w:lineRule="auto"/>
@@ -41352,6 +43383,7 @@
   <w:style w:type="table" w:customStyle="1" w:styleId="176">
     <w:name w:val="Bordered - Accent 3"/>
     <w:basedOn w:val="12"/>
+    <w:qFormat/>
     <w:uiPriority w:val="99"/>
     <w:pPr>
       <w:spacing w:after="0" w:line="240" w:lineRule="auto"/>
@@ -41435,6 +43467,7 @@
   <w:style w:type="table" w:customStyle="1" w:styleId="177">
     <w:name w:val="Bordered - Accent 4"/>
     <w:basedOn w:val="12"/>
+    <w:qFormat/>
     <w:uiPriority w:val="99"/>
     <w:pPr>
       <w:spacing w:after="0" w:line="240" w:lineRule="auto"/>
@@ -41518,6 +43551,7 @@
   <w:style w:type="table" w:customStyle="1" w:styleId="178">
     <w:name w:val="Bordered - Accent 5"/>
     <w:basedOn w:val="12"/>
+    <w:qFormat/>
     <w:uiPriority w:val="99"/>
     <w:pPr>
       <w:spacing w:after="0" w:line="240" w:lineRule="auto"/>
@@ -41601,6 +43635,7 @@
   <w:style w:type="table" w:customStyle="1" w:styleId="179">
     <w:name w:val="Bordered - Accent 6"/>
     <w:basedOn w:val="12"/>
+    <w:qFormat/>
     <w:uiPriority w:val="99"/>
     <w:pPr>
       <w:spacing w:after="0" w:line="240" w:lineRule="auto"/>
@@ -41684,6 +43719,7 @@
   <w:style w:type="character" w:customStyle="1" w:styleId="180">
     <w:name w:val="Footnote Text Char"/>
     <w:link w:val="19"/>
+    <w:qFormat/>
     <w:uiPriority w:val="99"/>
     <w:rPr>
       <w:sz w:val="18"/>
@@ -41692,6 +43728,7 @@
   <w:style w:type="character" w:customStyle="1" w:styleId="181">
     <w:name w:val="Endnote Text Char"/>
     <w:link w:val="16"/>
+    <w:qFormat/>
     <w:uiPriority w:val="99"/>
     <w:rPr>
       <w:sz w:val="20"/>
@@ -41700,6 +43737,7 @@
   <w:style w:type="paragraph" w:customStyle="1" w:styleId="182">
     <w:name w:val="TOC Heading"/>
     <w:unhideWhenUsed/>
+    <w:qFormat/>
     <w:uiPriority w:val="39"/>
     <w:pPr>
       <w:widowControl w:val="0"/>
